--- a/build/es_material_wood.docx
+++ b/build/es_material_wood.docx
@@ -7,7 +7,7 @@
         <w:pStyle w:val="Heading1"/>
       </w:pPr>
       <w:r>
-        <w:t>Material. La madera.</w:t>
+        <w:t>Materiales. La madera.</w:t>
       </w:r>
     </w:p>
     <w:p>
@@ -25,7 +25,7 @@
       <w:r>
         <w:t>a)</w:t>
         <w:tab/>
-        <w:t>Mucho menor que la densidad del agua</w:t>
+        <w:t>Parecida a la densidad del agua</w:t>
       </w:r>
     </w:p>
     <w:p>
@@ -34,6 +34,16 @@
       </w:pPr>
       <w:r>
         <w:t>b)</w:t>
+        <w:tab/>
+        <w:t>Mucho mayor que la densidad del agua</w:t>
+      </w:r>
+    </w:p>
+    <w:p>
+      <w:pPr>
+        <w:pStyle w:val="Choice"/>
+      </w:pPr>
+      <w:r>
+        <w:t>c)</w:t>
         <w:tab/>
         <w:t>La madera no tiene densidad</w:t>
       </w:r>
@@ -43,19 +53,9 @@
         <w:pStyle w:val="Choice"/>
       </w:pPr>
       <w:r>
-        <w:t>c)</w:t>
-        <w:tab/>
-        <w:t>Mucho mayor que la densidad del agua</w:t>
-      </w:r>
-    </w:p>
-    <w:p>
-      <w:pPr>
-        <w:pStyle w:val="Choice"/>
-      </w:pPr>
-      <w:r>
         <w:t>d)</w:t>
         <w:tab/>
-        <w:t>Parecida a la densidad del agua</w:t>
+        <w:t>Mucho menor que la densidad del agua</w:t>
       </w:r>
     </w:p>
     <w:p>
@@ -73,7 +73,7 @@
       <w:r>
         <w:t>a)</w:t>
         <w:tab/>
-        <w:t>La madera siempre flota en el agua</w:t>
+        <w:t>La madera no de debe mojar con agua</w:t>
       </w:r>
     </w:p>
     <w:p>
@@ -93,7 +93,7 @@
       <w:r>
         <w:t>c)</w:t>
         <w:tab/>
-        <w:t>La madera no de debe mojar con agua</w:t>
+        <w:t>Algunas maderas flotan y otras se hunden</w:t>
       </w:r>
     </w:p>
     <w:p>
@@ -103,7 +103,7 @@
       <w:r>
         <w:t>d)</w:t>
         <w:tab/>
-        <w:t>Algunas maderas flotan y otras se hunden</w:t>
+        <w:t>La madera siempre flota en el agua</w:t>
       </w:r>
     </w:p>
     <w:p>
@@ -121,7 +121,7 @@
       <w:r>
         <w:t>a)</w:t>
         <w:tab/>
-        <w:t>Conduce bien la electricidad pero mal el calor</w:t>
+        <w:t>Conduce bien el calor y la electricidad</w:t>
       </w:r>
     </w:p>
     <w:p>
@@ -131,7 +131,7 @@
       <w:r>
         <w:t>b)</w:t>
         <w:tab/>
-        <w:t>Es buen aislante eléctrico y térmico</w:t>
+        <w:t>Conduce bien la electricidad pero mal el calor</w:t>
       </w:r>
     </w:p>
     <w:p>
@@ -151,7 +151,7 @@
       <w:r>
         <w:t>d)</w:t>
         <w:tab/>
-        <w:t>Conduce bien el calor y la electricidad</w:t>
+        <w:t>Es buen aislante eléctrico y térmico</w:t>
       </w:r>
     </w:p>
     <w:p>
@@ -169,7 +169,7 @@
       <w:r>
         <w:t>a)</w:t>
         <w:tab/>
-        <w:t>Porque absorbe bien la humedad y el agua</w:t>
+        <w:t>Porque es respetuosa con el medio ambiente</w:t>
       </w:r>
     </w:p>
     <w:p>
@@ -179,7 +179,7 @@
       <w:r>
         <w:t>b)</w:t>
         <w:tab/>
-        <w:t>Porque es respetuosa con el medio ambiente</w:t>
+        <w:t>Porque el agua puede pudrirla</w:t>
       </w:r>
     </w:p>
     <w:p>
@@ -199,7 +199,7 @@
       <w:r>
         <w:t>d)</w:t>
         <w:tab/>
-        <w:t>Porque el agua puede pudrirla</w:t>
+        <w:t>Porque absorbe bien la humedad y el agua</w:t>
       </w:r>
     </w:p>
     <w:p>
@@ -237,7 +237,7 @@
       <w:r>
         <w:t>c)</w:t>
         <w:tab/>
-        <w:t>Si, si se repueblan los bosques talados.</w:t>
+        <w:t>No es renovable</w:t>
       </w:r>
     </w:p>
     <w:p>
@@ -247,7 +247,7 @@
       <w:r>
         <w:t>d)</w:t>
         <w:tab/>
-        <w:t>No es renovable</w:t>
+        <w:t>Si, si se repueblan los bosques talados.</w:t>
       </w:r>
     </w:p>
     <w:p>
@@ -265,7 +265,7 @@
       <w:r>
         <w:t>a)</w:t>
         <w:tab/>
-        <w:t>Si, porque soporta bien los golpes sin romperse</w:t>
+        <w:t>No, es blanda</w:t>
       </w:r>
     </w:p>
     <w:p>
@@ -285,7 +285,7 @@
       <w:r>
         <w:t>c)</w:t>
         <w:tab/>
-        <w:t>Si, porque tiene buena resistencia mecánica</w:t>
+        <w:t>Si, porque soporta bien los golpes sin romperse</w:t>
       </w:r>
     </w:p>
     <w:p>
@@ -295,7 +295,7 @@
       <w:r>
         <w:t>d)</w:t>
         <w:tab/>
-        <w:t>No, es blanda</w:t>
+        <w:t>Si, porque tiene buena resistencia mecánica</w:t>
       </w:r>
     </w:p>
     <w:p>
@@ -333,54 +333,6 @@
       <w:r>
         <w:t>c)</w:t>
         <w:tab/>
-        <w:t>Es la parte exterior del tronco, más joven y de color más claro</w:t>
-      </w:r>
-    </w:p>
-    <w:p>
-      <w:pPr>
-        <w:pStyle w:val="Choice"/>
-      </w:pPr>
-      <w:r>
-        <w:t>d)</w:t>
-        <w:tab/>
-        <w:t>Es la parte interior del tronco, más antigua y de color más oscuro</w:t>
-      </w:r>
-    </w:p>
-    <w:p>
-      <w:pPr>
-        <w:pStyle w:val="ListNumber"/>
-      </w:pPr>
-      <w:r>
-        <w:t>¿Qué es el duramen de un tronco?</w:t>
-      </w:r>
-    </w:p>
-    <w:p>
-      <w:pPr>
-        <w:pStyle w:val="Choice"/>
-      </w:pPr>
-      <w:r>
-        <w:t>a)</w:t>
-        <w:tab/>
-        <w:t>Es la parte exterior del tronco</w:t>
-      </w:r>
-    </w:p>
-    <w:p>
-      <w:pPr>
-        <w:pStyle w:val="Choice"/>
-      </w:pPr>
-      <w:r>
-        <w:t>b)</w:t>
-        <w:tab/>
-        <w:t>Es todo el interior del tronco excepto la corteza</w:t>
-      </w:r>
-    </w:p>
-    <w:p>
-      <w:pPr>
-        <w:pStyle w:val="Choice"/>
-      </w:pPr>
-      <w:r>
-        <w:t>c)</w:t>
-        <w:tab/>
         <w:t>Es la parte interior del tronco, más antigua y de color más oscuro</w:t>
       </w:r>
     </w:p>
@@ -399,6 +351,54 @@
         <w:pStyle w:val="ListNumber"/>
       </w:pPr>
       <w:r>
+        <w:t>¿Qué es el duramen de un tronco?</w:t>
+      </w:r>
+    </w:p>
+    <w:p>
+      <w:pPr>
+        <w:pStyle w:val="Choice"/>
+      </w:pPr>
+      <w:r>
+        <w:t>a)</w:t>
+        <w:tab/>
+        <w:t>Es la parte interior del tronco, más antigua y de color más oscuro</w:t>
+      </w:r>
+    </w:p>
+    <w:p>
+      <w:pPr>
+        <w:pStyle w:val="Choice"/>
+      </w:pPr>
+      <w:r>
+        <w:t>b)</w:t>
+        <w:tab/>
+        <w:t>Es la parte exterior del tronco</w:t>
+      </w:r>
+    </w:p>
+    <w:p>
+      <w:pPr>
+        <w:pStyle w:val="Choice"/>
+      </w:pPr>
+      <w:r>
+        <w:t>c)</w:t>
+        <w:tab/>
+        <w:t>Es la parte exterior del tronco, más joven y de color más claro</w:t>
+      </w:r>
+    </w:p>
+    <w:p>
+      <w:pPr>
+        <w:pStyle w:val="Choice"/>
+      </w:pPr>
+      <w:r>
+        <w:t>d)</w:t>
+        <w:tab/>
+        <w:t>Es todo el interior del tronco excepto la corteza</w:t>
+      </w:r>
+    </w:p>
+    <w:p>
+      <w:pPr>
+        <w:pStyle w:val="ListNumber"/>
+      </w:pPr>
+      <w:r>
         <w:t>¿Se puede aprovechar la parte exterior del tronco?</w:t>
       </w:r>
     </w:p>
@@ -409,7 +409,7 @@
       <w:r>
         <w:t>a)</w:t>
         <w:tab/>
-        <w:t>La albura se puede aprovechar en ciertas maderas</w:t>
+        <w:t>El duramen del tronco se aprovecha para hacer serrin</w:t>
       </w:r>
     </w:p>
     <w:p>
@@ -429,7 +429,7 @@
       <w:r>
         <w:t>c)</w:t>
         <w:tab/>
-        <w:t>No, la corteza siempre hay que desecharla</w:t>
+        <w:t>La albura se puede aprovechar en ciertas maderas</w:t>
       </w:r>
     </w:p>
     <w:p>
@@ -439,7 +439,7 @@
       <w:r>
         <w:t>d)</w:t>
         <w:tab/>
-        <w:t>El duramen del tronco se aprovecha para hacer serrin</w:t>
+        <w:t>No, la corteza siempre hay que desecharla</w:t>
       </w:r>
     </w:p>
     <w:p>
@@ -467,6 +467,16 @@
       <w:r>
         <w:t>b)</w:t>
         <w:tab/>
+        <w:t>Aserrado del tronco</w:t>
+      </w:r>
+    </w:p>
+    <w:p>
+      <w:pPr>
+        <w:pStyle w:val="Choice"/>
+      </w:pPr>
+      <w:r>
+        <w:t>c)</w:t>
+        <w:tab/>
         <w:t>Corte de tablones</w:t>
       </w:r>
     </w:p>
@@ -475,23 +485,13 @@
         <w:pStyle w:val="Choice"/>
       </w:pPr>
       <w:r>
-        <w:t>c)</w:t>
+        <w:t>d)</w:t>
         <w:tab/>
         <w:t>Ninguna es correcta</w:t>
       </w:r>
     </w:p>
     <w:p>
       <w:pPr>
-        <w:pStyle w:val="Choice"/>
-      </w:pPr>
-      <w:r>
-        <w:t>d)</w:t>
-        <w:tab/>
-        <w:t>Aserrado del tronco</w:t>
-      </w:r>
-    </w:p>
-    <w:p>
-      <w:pPr>
         <w:pStyle w:val="ListNumber"/>
       </w:pPr>
       <w:r>
@@ -505,6 +505,16 @@
       <w:r>
         <w:t>a)</w:t>
         <w:tab/>
+        <w:t>Tala</w:t>
+      </w:r>
+    </w:p>
+    <w:p>
+      <w:pPr>
+        <w:pStyle w:val="Choice"/>
+      </w:pPr>
+      <w:r>
+        <w:t>b)</w:t>
+        <w:tab/>
         <w:t>Recortado</w:t>
       </w:r>
     </w:p>
@@ -513,9 +523,604 @@
         <w:pStyle w:val="Choice"/>
       </w:pPr>
       <w:r>
+        <w:t>c)</w:t>
+        <w:tab/>
+        <w:t>Asierrado</w:t>
+      </w:r>
+    </w:p>
+    <w:p>
+      <w:pPr>
+        <w:pStyle w:val="Choice"/>
+      </w:pPr>
+      <w:r>
+        <w:t>d)</w:t>
+        <w:tab/>
+        <w:t>Aserrado</w:t>
+      </w:r>
+    </w:p>
+    <w:p>
+      <w:pPr>
+        <w:pStyle w:val="ListNumber"/>
+      </w:pPr>
+      <w:r>
+        <w:t>¿Cómo se llama una tira fina de madera de sección rectangular o redonda?</w:t>
+      </w:r>
+    </w:p>
+    <w:p>
+      <w:pPr>
+        <w:pStyle w:val="Choice"/>
+      </w:pPr>
+      <w:r>
+        <w:t>a)</w:t>
+        <w:tab/>
+        <w:t>Listones</w:t>
+      </w:r>
+    </w:p>
+    <w:p>
+      <w:pPr>
+        <w:pStyle w:val="Choice"/>
+      </w:pPr>
+      <w:r>
         <w:t>b)</w:t>
         <w:tab/>
-        <w:t>Asierrado</w:t>
+        <w:t>Tabla</w:t>
+      </w:r>
+    </w:p>
+    <w:p>
+      <w:pPr>
+        <w:pStyle w:val="Choice"/>
+      </w:pPr>
+      <w:r>
+        <w:t>c)</w:t>
+        <w:tab/>
+        <w:t>Viga</w:t>
+      </w:r>
+    </w:p>
+    <w:p>
+      <w:pPr>
+        <w:pStyle w:val="Choice"/>
+      </w:pPr>
+      <w:r>
+        <w:t>d)</w:t>
+        <w:tab/>
+        <w:t>Tablón</w:t>
+      </w:r>
+    </w:p>
+    <w:p>
+      <w:pPr>
+        <w:pStyle w:val="ListNumber"/>
+      </w:pPr>
+      <w:r>
+        <w:t>¿Cómo se llama una madera de grandes dimensiones de forma rectangular?</w:t>
+      </w:r>
+    </w:p>
+    <w:p>
+      <w:pPr>
+        <w:pStyle w:val="Choice"/>
+      </w:pPr>
+      <w:r>
+        <w:t>a)</w:t>
+        <w:tab/>
+        <w:t>Tablero</w:t>
+      </w:r>
+    </w:p>
+    <w:p>
+      <w:pPr>
+        <w:pStyle w:val="Choice"/>
+      </w:pPr>
+      <w:r>
+        <w:t>b)</w:t>
+        <w:tab/>
+        <w:t>Viga</w:t>
+      </w:r>
+    </w:p>
+    <w:p>
+      <w:pPr>
+        <w:pStyle w:val="Choice"/>
+      </w:pPr>
+      <w:r>
+        <w:t>c)</w:t>
+        <w:tab/>
+        <w:t>Listones</w:t>
+      </w:r>
+    </w:p>
+    <w:p>
+      <w:pPr>
+        <w:pStyle w:val="Choice"/>
+      </w:pPr>
+      <w:r>
+        <w:t>d)</w:t>
+        <w:tab/>
+        <w:t>Tabla</w:t>
+      </w:r>
+    </w:p>
+    <w:p>
+      <w:pPr>
+        <w:pStyle w:val="ListNumber"/>
+      </w:pPr>
+      <w:r>
+        <w:t>¿Cómo se llama una madera plana de gran superficie y poco gruesa?</w:t>
+      </w:r>
+    </w:p>
+    <w:p>
+      <w:pPr>
+        <w:pStyle w:val="Choice"/>
+      </w:pPr>
+      <w:r>
+        <w:t>a)</w:t>
+        <w:tab/>
+        <w:t>Chapa o tablero</w:t>
+      </w:r>
+    </w:p>
+    <w:p>
+      <w:pPr>
+        <w:pStyle w:val="Choice"/>
+      </w:pPr>
+      <w:r>
+        <w:t>b)</w:t>
+        <w:tab/>
+        <w:t>Tablón</w:t>
+      </w:r>
+    </w:p>
+    <w:p>
+      <w:pPr>
+        <w:pStyle w:val="Choice"/>
+      </w:pPr>
+      <w:r>
+        <w:t>c)</w:t>
+        <w:tab/>
+        <w:t>Moldura</w:t>
+      </w:r>
+    </w:p>
+    <w:p>
+      <w:pPr>
+        <w:pStyle w:val="Choice"/>
+      </w:pPr>
+      <w:r>
+        <w:t>d)</w:t>
+        <w:tab/>
+        <w:t>Viga</w:t>
+      </w:r>
+    </w:p>
+    <w:p>
+      <w:pPr>
+        <w:pStyle w:val="ListNumber"/>
+      </w:pPr>
+      <w:r>
+        <w:t>¿Cuál de estas maderas es blanda?</w:t>
+      </w:r>
+    </w:p>
+    <w:p>
+      <w:pPr>
+        <w:pStyle w:val="Choice"/>
+      </w:pPr>
+      <w:r>
+        <w:t>a)</w:t>
+        <w:tab/>
+        <w:t>Pino</w:t>
+      </w:r>
+    </w:p>
+    <w:p>
+      <w:pPr>
+        <w:pStyle w:val="Choice"/>
+      </w:pPr>
+      <w:r>
+        <w:t>b)</w:t>
+        <w:tab/>
+        <w:t>Nogal</w:t>
+      </w:r>
+    </w:p>
+    <w:p>
+      <w:pPr>
+        <w:pStyle w:val="Choice"/>
+      </w:pPr>
+      <w:r>
+        <w:t>c)</w:t>
+        <w:tab/>
+        <w:t>Haya</w:t>
+      </w:r>
+    </w:p>
+    <w:p>
+      <w:pPr>
+        <w:pStyle w:val="Choice"/>
+      </w:pPr>
+      <w:r>
+        <w:t>d)</w:t>
+        <w:tab/>
+        <w:t>Roble</w:t>
+      </w:r>
+    </w:p>
+    <w:p>
+      <w:pPr>
+        <w:pStyle w:val="ListNumber"/>
+      </w:pPr>
+      <w:r>
+        <w:t>¿Cuál de estas maderas es blanda?</w:t>
+      </w:r>
+    </w:p>
+    <w:p>
+      <w:pPr>
+        <w:pStyle w:val="Choice"/>
+      </w:pPr>
+      <w:r>
+        <w:t>a)</w:t>
+        <w:tab/>
+        <w:t>Haya</w:t>
+      </w:r>
+    </w:p>
+    <w:p>
+      <w:pPr>
+        <w:pStyle w:val="Choice"/>
+      </w:pPr>
+      <w:r>
+        <w:t>b)</w:t>
+        <w:tab/>
+        <w:t>Castaño</w:t>
+      </w:r>
+    </w:p>
+    <w:p>
+      <w:pPr>
+        <w:pStyle w:val="Choice"/>
+      </w:pPr>
+      <w:r>
+        <w:t>c)</w:t>
+        <w:tab/>
+        <w:t>Chopo</w:t>
+      </w:r>
+    </w:p>
+    <w:p>
+      <w:pPr>
+        <w:pStyle w:val="Choice"/>
+      </w:pPr>
+      <w:r>
+        <w:t>d)</w:t>
+        <w:tab/>
+        <w:t>Roble</w:t>
+      </w:r>
+    </w:p>
+    <w:p>
+      <w:pPr>
+        <w:pStyle w:val="ListNumber"/>
+      </w:pPr>
+      <w:r>
+        <w:t>Los distintos tipos de maderas tienen una dureza</w:t>
+      </w:r>
+    </w:p>
+    <w:p>
+      <w:pPr>
+        <w:pStyle w:val="Choice"/>
+      </w:pPr>
+      <w:r>
+        <w:t>a)</w:t>
+        <w:tab/>
+        <w:t>Verdadero</w:t>
+      </w:r>
+    </w:p>
+    <w:p>
+      <w:pPr>
+        <w:pStyle w:val="Choice"/>
+      </w:pPr>
+      <w:r>
+        <w:t>b)</w:t>
+        <w:tab/>
+        <w:t>Similar</w:t>
+      </w:r>
+    </w:p>
+    <w:p>
+      <w:pPr>
+        <w:pStyle w:val="ListNumber"/>
+      </w:pPr>
+      <w:r>
+        <w:t>El veteado de la madera es</w:t>
+      </w:r>
+    </w:p>
+    <w:p>
+      <w:pPr>
+        <w:pStyle w:val="Choice"/>
+      </w:pPr>
+      <w:r>
+        <w:t>a)</w:t>
+        <w:tab/>
+        <w:t>Poco apreciado</w:t>
+      </w:r>
+    </w:p>
+    <w:p>
+      <w:pPr>
+        <w:pStyle w:val="Choice"/>
+      </w:pPr>
+      <w:r>
+        <w:t>b)</w:t>
+        <w:tab/>
+        <w:t>Muy apreciado</w:t>
+      </w:r>
+    </w:p>
+    <w:p>
+      <w:pPr>
+        <w:pStyle w:val="Choice"/>
+      </w:pPr>
+      <w:r>
+        <w:t>c)</w:t>
+        <w:tab/>
+        <w:t>Algo que debe esconderse</w:t>
+      </w:r>
+    </w:p>
+    <w:p>
+      <w:pPr>
+        <w:pStyle w:val="Choice"/>
+      </w:pPr>
+      <w:r>
+        <w:t>d)</w:t>
+        <w:tab/>
+        <w:t>La madera no tiene veteado</w:t>
+      </w:r>
+    </w:p>
+    <w:p>
+      <w:pPr>
+        <w:pStyle w:val="ListNumber"/>
+      </w:pPr>
+      <w:r>
+        <w:t>El tablero de contrachapado es</w:t>
+      </w:r>
+    </w:p>
+    <w:p>
+      <w:pPr>
+        <w:pStyle w:val="Choice"/>
+      </w:pPr>
+      <w:r>
+        <w:t>a)</w:t>
+        <w:tab/>
+        <w:t>Un tablero artificial formado por virutas y cola comprimidas</w:t>
+      </w:r>
+    </w:p>
+    <w:p>
+      <w:pPr>
+        <w:pStyle w:val="Choice"/>
+      </w:pPr>
+      <w:r>
+        <w:t>b)</w:t>
+        <w:tab/>
+        <w:t>Un tablero artificial formado por láminas de madera encoladas</w:t>
+      </w:r>
+    </w:p>
+    <w:p>
+      <w:pPr>
+        <w:pStyle w:val="Choice"/>
+      </w:pPr>
+      <w:r>
+        <w:t>c)</w:t>
+        <w:tab/>
+        <w:t>Un tablero artificial formado por fibras de madera y resina sintética</w:t>
+      </w:r>
+    </w:p>
+    <w:p>
+      <w:pPr>
+        <w:pStyle w:val="Choice"/>
+      </w:pPr>
+      <w:r>
+        <w:t>d)</w:t>
+        <w:tab/>
+        <w:t>Un tablero de madera maziza</w:t>
+      </w:r>
+    </w:p>
+    <w:p>
+      <w:pPr>
+        <w:pStyle w:val="ListNumber"/>
+      </w:pPr>
+      <w:r>
+        <w:t>El tablero de aglomerado es</w:t>
+      </w:r>
+    </w:p>
+    <w:p>
+      <w:pPr>
+        <w:pStyle w:val="Choice"/>
+      </w:pPr>
+      <w:r>
+        <w:t>a)</w:t>
+        <w:tab/>
+        <w:t>Un tablero de madera maziza</w:t>
+      </w:r>
+    </w:p>
+    <w:p>
+      <w:pPr>
+        <w:pStyle w:val="Choice"/>
+      </w:pPr>
+      <w:r>
+        <w:t>b)</w:t>
+        <w:tab/>
+        <w:t>Un tablero artificial formado por fibras de madera y resina sintética</w:t>
+      </w:r>
+    </w:p>
+    <w:p>
+      <w:pPr>
+        <w:pStyle w:val="Choice"/>
+      </w:pPr>
+      <w:r>
+        <w:t>c)</w:t>
+        <w:tab/>
+        <w:t>Un tablero artificial formado por virutas y cola comprimidas</w:t>
+      </w:r>
+    </w:p>
+    <w:p>
+      <w:pPr>
+        <w:pStyle w:val="Choice"/>
+      </w:pPr>
+      <w:r>
+        <w:t>d)</w:t>
+        <w:tab/>
+        <w:t>Un tablero artificial formado por láminas de madera encoladas</w:t>
+      </w:r>
+    </w:p>
+    <w:p>
+      <w:pPr>
+        <w:pStyle w:val="ListNumber"/>
+      </w:pPr>
+      <w:r>
+        <w:t>El DM o tablero de fibras es</w:t>
+      </w:r>
+    </w:p>
+    <w:p>
+      <w:pPr>
+        <w:pStyle w:val="Choice"/>
+      </w:pPr>
+      <w:r>
+        <w:t>a)</w:t>
+        <w:tab/>
+        <w:t>Un tablero artificial formado por virutas y cola comprimidas</w:t>
+      </w:r>
+    </w:p>
+    <w:p>
+      <w:pPr>
+        <w:pStyle w:val="Choice"/>
+      </w:pPr>
+      <w:r>
+        <w:t>b)</w:t>
+        <w:tab/>
+        <w:t>Un tablero artificial formado por fibras de madera y resina sintética</w:t>
+      </w:r>
+    </w:p>
+    <w:p>
+      <w:pPr>
+        <w:pStyle w:val="Choice"/>
+      </w:pPr>
+      <w:r>
+        <w:t>c)</w:t>
+        <w:tab/>
+        <w:t>Un tablero artificial formado por láminas de madera encoladas</w:t>
+      </w:r>
+    </w:p>
+    <w:p>
+      <w:pPr>
+        <w:pStyle w:val="Choice"/>
+      </w:pPr>
+      <w:r>
+        <w:t>d)</w:t>
+        <w:tab/>
+        <w:t>Un tablero de madera maziza</w:t>
+      </w:r>
+    </w:p>
+    <w:p>
+      <w:pPr>
+        <w:pStyle w:val="ListNumber"/>
+      </w:pPr>
+      <w:r>
+        <w:t>A los tableros artificiales se les suele pegar en el exterior una  chapa de madera natural o de material plástico.</w:t>
+        <w:br/>
+      </w:r>
+    </w:p>
+    <w:p>
+      <w:pPr>
+        <w:pStyle w:val="Choice"/>
+      </w:pPr>
+      <w:r>
+        <w:t>a)</w:t>
+        <w:tab/>
+        <w:t>Si, aunque eso disminuye la resistencia del tablero</w:t>
+      </w:r>
+    </w:p>
+    <w:p>
+      <w:pPr>
+        <w:pStyle w:val="Choice"/>
+      </w:pPr>
+      <w:r>
+        <w:t>b)</w:t>
+        <w:tab/>
+        <w:t>Si, mejora la resistencia y aspecto del tablero artificial.</w:t>
+      </w:r>
+    </w:p>
+    <w:p>
+      <w:pPr>
+        <w:pStyle w:val="Choice"/>
+      </w:pPr>
+      <w:r>
+        <w:t>c)</w:t>
+        <w:tab/>
+        <w:t>No, los tableros artificiales no se pueden tapar</w:t>
+      </w:r>
+    </w:p>
+    <w:p>
+      <w:pPr>
+        <w:pStyle w:val="Choice"/>
+      </w:pPr>
+      <w:r>
+        <w:t>d)</w:t>
+        <w:tab/>
+        <w:t>No, los tableros artificiales solo se pintan</w:t>
+      </w:r>
+    </w:p>
+    <w:p>
+      <w:pPr>
+        <w:pStyle w:val="ListNumber"/>
+      </w:pPr>
+      <w:r>
+        <w:t>La operación de aserrado de la madera sigue los siguientes pasos</w:t>
+      </w:r>
+    </w:p>
+    <w:p>
+      <w:pPr>
+        <w:pStyle w:val="Choice"/>
+      </w:pPr>
+      <w:r>
+        <w:t>a)</w:t>
+        <w:tab/>
+        <w:t>Medir. Marcar. Sujetar. Serrar</w:t>
+      </w:r>
+    </w:p>
+    <w:p>
+      <w:pPr>
+        <w:pStyle w:val="Choice"/>
+      </w:pPr>
+      <w:r>
+        <w:t>b)</w:t>
+        <w:tab/>
+        <w:t>Marcar. Medir. Sujetar. Serrar</w:t>
+      </w:r>
+    </w:p>
+    <w:p>
+      <w:pPr>
+        <w:pStyle w:val="Choice"/>
+      </w:pPr>
+      <w:r>
+        <w:t>c)</w:t>
+        <w:tab/>
+        <w:t>Medir. Marcar. Serrar. Sujetar</w:t>
+      </w:r>
+    </w:p>
+    <w:p>
+      <w:pPr>
+        <w:pStyle w:val="Choice"/>
+      </w:pPr>
+      <w:r>
+        <w:t>d)</w:t>
+        <w:tab/>
+        <w:t>Serrar. Pulir. Pintar</w:t>
+      </w:r>
+    </w:p>
+    <w:p>
+      <w:pPr>
+        <w:pStyle w:val="ListNumber"/>
+      </w:pPr>
+      <w:r>
+        <w:t>La operación que consiste en la separación de las piezas de madera se llama</w:t>
+      </w:r>
+    </w:p>
+    <w:p>
+      <w:pPr>
+        <w:pStyle w:val="Choice"/>
+      </w:pPr>
+      <w:r>
+        <w:t>a)</w:t>
+        <w:tab/>
+        <w:t>Corte</w:t>
+      </w:r>
+    </w:p>
+    <w:p>
+      <w:pPr>
+        <w:pStyle w:val="Choice"/>
+      </w:pPr>
+      <w:r>
+        <w:t>b)</w:t>
+        <w:tab/>
+        <w:t>Talado</w:t>
       </w:r>
     </w:p>
     <w:p>
@@ -535,612 +1140,7 @@
       <w:r>
         <w:t>d)</w:t>
         <w:tab/>
-        <w:t>Tala</w:t>
-      </w:r>
-    </w:p>
-    <w:p>
-      <w:pPr>
-        <w:pStyle w:val="ListNumber"/>
-      </w:pPr>
-      <w:r>
-        <w:t>¿Cómo se llama una tira fina de madera de sección rectangular o redonda?</w:t>
-      </w:r>
-    </w:p>
-    <w:p>
-      <w:pPr>
-        <w:pStyle w:val="Choice"/>
-      </w:pPr>
-      <w:r>
-        <w:t>a)</w:t>
-        <w:tab/>
-        <w:t>Tabla</w:t>
-      </w:r>
-    </w:p>
-    <w:p>
-      <w:pPr>
-        <w:pStyle w:val="Choice"/>
-      </w:pPr>
-      <w:r>
-        <w:t>b)</w:t>
-        <w:tab/>
-        <w:t>Viga</w:t>
-      </w:r>
-    </w:p>
-    <w:p>
-      <w:pPr>
-        <w:pStyle w:val="Choice"/>
-      </w:pPr>
-      <w:r>
-        <w:t>c)</w:t>
-        <w:tab/>
-        <w:t>Tablón</w:t>
-      </w:r>
-    </w:p>
-    <w:p>
-      <w:pPr>
-        <w:pStyle w:val="Choice"/>
-      </w:pPr>
-      <w:r>
-        <w:t>d)</w:t>
-        <w:tab/>
-        <w:t>Listones</w:t>
-      </w:r>
-    </w:p>
-    <w:p>
-      <w:pPr>
-        <w:pStyle w:val="ListNumber"/>
-      </w:pPr>
-      <w:r>
-        <w:t>¿Cómo se llama una madera de grandes dimensiones de forma rectangular?</w:t>
-      </w:r>
-    </w:p>
-    <w:p>
-      <w:pPr>
-        <w:pStyle w:val="Choice"/>
-      </w:pPr>
-      <w:r>
-        <w:t>a)</w:t>
-        <w:tab/>
-        <w:t>Tabla</w:t>
-      </w:r>
-    </w:p>
-    <w:p>
-      <w:pPr>
-        <w:pStyle w:val="Choice"/>
-      </w:pPr>
-      <w:r>
-        <w:t>b)</w:t>
-        <w:tab/>
-        <w:t>Viga</w:t>
-      </w:r>
-    </w:p>
-    <w:p>
-      <w:pPr>
-        <w:pStyle w:val="Choice"/>
-      </w:pPr>
-      <w:r>
-        <w:t>c)</w:t>
-        <w:tab/>
-        <w:t>Listones</w:t>
-      </w:r>
-    </w:p>
-    <w:p>
-      <w:pPr>
-        <w:pStyle w:val="Choice"/>
-      </w:pPr>
-      <w:r>
-        <w:t>d)</w:t>
-        <w:tab/>
-        <w:t>Tablero</w:t>
-      </w:r>
-    </w:p>
-    <w:p>
-      <w:pPr>
-        <w:pStyle w:val="ListNumber"/>
-      </w:pPr>
-      <w:r>
-        <w:t>¿Cómo se llama una madera plana de gran superficie y poco gruesa?</w:t>
-      </w:r>
-    </w:p>
-    <w:p>
-      <w:pPr>
-        <w:pStyle w:val="Choice"/>
-      </w:pPr>
-      <w:r>
-        <w:t>a)</w:t>
-        <w:tab/>
-        <w:t>Tablón</w:t>
-      </w:r>
-    </w:p>
-    <w:p>
-      <w:pPr>
-        <w:pStyle w:val="Choice"/>
-      </w:pPr>
-      <w:r>
-        <w:t>b)</w:t>
-        <w:tab/>
-        <w:t>Viga</w:t>
-      </w:r>
-    </w:p>
-    <w:p>
-      <w:pPr>
-        <w:pStyle w:val="Choice"/>
-      </w:pPr>
-      <w:r>
-        <w:t>c)</w:t>
-        <w:tab/>
-        <w:t>Chapa o tablero</w:t>
-      </w:r>
-    </w:p>
-    <w:p>
-      <w:pPr>
-        <w:pStyle w:val="Choice"/>
-      </w:pPr>
-      <w:r>
-        <w:t>d)</w:t>
-        <w:tab/>
-        <w:t>Moldura</w:t>
-      </w:r>
-    </w:p>
-    <w:p>
-      <w:pPr>
-        <w:pStyle w:val="ListNumber"/>
-      </w:pPr>
-      <w:r>
-        <w:t>¿Cuál de estas maderas es blanda?</w:t>
-      </w:r>
-    </w:p>
-    <w:p>
-      <w:pPr>
-        <w:pStyle w:val="Choice"/>
-      </w:pPr>
-      <w:r>
-        <w:t>a)</w:t>
-        <w:tab/>
-        <w:t>Nogal</w:t>
-      </w:r>
-    </w:p>
-    <w:p>
-      <w:pPr>
-        <w:pStyle w:val="Choice"/>
-      </w:pPr>
-      <w:r>
-        <w:t>b)</w:t>
-        <w:tab/>
-        <w:t>Haya</w:t>
-      </w:r>
-    </w:p>
-    <w:p>
-      <w:pPr>
-        <w:pStyle w:val="Choice"/>
-      </w:pPr>
-      <w:r>
-        <w:t>c)</w:t>
-        <w:tab/>
-        <w:t>Roble</w:t>
-      </w:r>
-    </w:p>
-    <w:p>
-      <w:pPr>
-        <w:pStyle w:val="Choice"/>
-      </w:pPr>
-      <w:r>
-        <w:t>d)</w:t>
-        <w:tab/>
-        <w:t>Pino</w:t>
-      </w:r>
-    </w:p>
-    <w:p>
-      <w:pPr>
-        <w:pStyle w:val="ListNumber"/>
-      </w:pPr>
-      <w:r>
-        <w:t>¿Cuál de estas maderas es blanda?</w:t>
-      </w:r>
-    </w:p>
-    <w:p>
-      <w:pPr>
-        <w:pStyle w:val="Choice"/>
-      </w:pPr>
-      <w:r>
-        <w:t>a)</w:t>
-        <w:tab/>
-        <w:t>Haya</w:t>
-      </w:r>
-    </w:p>
-    <w:p>
-      <w:pPr>
-        <w:pStyle w:val="Choice"/>
-      </w:pPr>
-      <w:r>
-        <w:t>b)</w:t>
-        <w:tab/>
-        <w:t>Chopo</w:t>
-      </w:r>
-    </w:p>
-    <w:p>
-      <w:pPr>
-        <w:pStyle w:val="Choice"/>
-      </w:pPr>
-      <w:r>
-        <w:t>c)</w:t>
-        <w:tab/>
-        <w:t>Roble</w:t>
-      </w:r>
-    </w:p>
-    <w:p>
-      <w:pPr>
-        <w:pStyle w:val="Choice"/>
-      </w:pPr>
-      <w:r>
-        <w:t>d)</w:t>
-        <w:tab/>
-        <w:t>Castaño</w:t>
-      </w:r>
-    </w:p>
-    <w:p>
-      <w:pPr>
-        <w:pStyle w:val="ListNumber"/>
-      </w:pPr>
-      <w:r>
-        <w:t>Los distintos tipos de maderas tienen una dureza</w:t>
-      </w:r>
-    </w:p>
-    <w:p>
-      <w:pPr>
-        <w:pStyle w:val="Choice"/>
-      </w:pPr>
-      <w:r>
-        <w:t>a)</w:t>
-        <w:tab/>
-        <w:t>Similar</w:t>
-      </w:r>
-    </w:p>
-    <w:p>
-      <w:pPr>
-        <w:pStyle w:val="Choice"/>
-      </w:pPr>
-      <w:r>
-        <w:t>b)</w:t>
-        <w:tab/>
-        <w:t>Verdadero</w:t>
-      </w:r>
-    </w:p>
-    <w:p>
-      <w:pPr>
-        <w:pStyle w:val="ListNumber"/>
-      </w:pPr>
-      <w:r>
-        <w:t>El veteado de la madera es</w:t>
-      </w:r>
-    </w:p>
-    <w:p>
-      <w:pPr>
-        <w:pStyle w:val="Choice"/>
-      </w:pPr>
-      <w:r>
-        <w:t>a)</w:t>
-        <w:tab/>
-        <w:t>Algo que debe esconderse</w:t>
-      </w:r>
-    </w:p>
-    <w:p>
-      <w:pPr>
-        <w:pStyle w:val="Choice"/>
-      </w:pPr>
-      <w:r>
-        <w:t>b)</w:t>
-        <w:tab/>
-        <w:t>Poco apreciado</w:t>
-      </w:r>
-    </w:p>
-    <w:p>
-      <w:pPr>
-        <w:pStyle w:val="Choice"/>
-      </w:pPr>
-      <w:r>
-        <w:t>c)</w:t>
-        <w:tab/>
-        <w:t>La madera no tiene veteado</w:t>
-      </w:r>
-    </w:p>
-    <w:p>
-      <w:pPr>
-        <w:pStyle w:val="Choice"/>
-      </w:pPr>
-      <w:r>
-        <w:t>d)</w:t>
-        <w:tab/>
-        <w:t>Muy apreciado</w:t>
-      </w:r>
-    </w:p>
-    <w:p>
-      <w:pPr>
-        <w:pStyle w:val="ListNumber"/>
-      </w:pPr>
-      <w:r>
-        <w:t>El tablero de contrachapado es</w:t>
-      </w:r>
-    </w:p>
-    <w:p>
-      <w:pPr>
-        <w:pStyle w:val="Choice"/>
-      </w:pPr>
-      <w:r>
-        <w:t>a)</w:t>
-        <w:tab/>
-        <w:t>Un tablero de madera maziza</w:t>
-      </w:r>
-    </w:p>
-    <w:p>
-      <w:pPr>
-        <w:pStyle w:val="Choice"/>
-      </w:pPr>
-      <w:r>
-        <w:t>b)</w:t>
-        <w:tab/>
-        <w:t>Un tablero artificial formado por láminas de madera encoladas</w:t>
-      </w:r>
-    </w:p>
-    <w:p>
-      <w:pPr>
-        <w:pStyle w:val="Choice"/>
-      </w:pPr>
-      <w:r>
-        <w:t>c)</w:t>
-        <w:tab/>
-        <w:t>Un tablero artificial formado por virutas y cola comprimidas</w:t>
-      </w:r>
-    </w:p>
-    <w:p>
-      <w:pPr>
-        <w:pStyle w:val="Choice"/>
-      </w:pPr>
-      <w:r>
-        <w:t>d)</w:t>
-        <w:tab/>
-        <w:t>Un tablero artificial formado por fibras de madera y resina sintética</w:t>
-      </w:r>
-    </w:p>
-    <w:p>
-      <w:pPr>
-        <w:pStyle w:val="ListNumber"/>
-      </w:pPr>
-      <w:r>
-        <w:t>El tablero de aglomerado es</w:t>
-      </w:r>
-    </w:p>
-    <w:p>
-      <w:pPr>
-        <w:pStyle w:val="Choice"/>
-      </w:pPr>
-      <w:r>
-        <w:t>a)</w:t>
-        <w:tab/>
-        <w:t>Un tablero de madera maziza</w:t>
-      </w:r>
-    </w:p>
-    <w:p>
-      <w:pPr>
-        <w:pStyle w:val="Choice"/>
-      </w:pPr>
-      <w:r>
-        <w:t>b)</w:t>
-        <w:tab/>
-        <w:t>Un tablero artificial formado por virutas y cola comprimidas</w:t>
-      </w:r>
-    </w:p>
-    <w:p>
-      <w:pPr>
-        <w:pStyle w:val="Choice"/>
-      </w:pPr>
-      <w:r>
-        <w:t>c)</w:t>
-        <w:tab/>
-        <w:t>Un tablero artificial formado por láminas de madera encoladas</w:t>
-      </w:r>
-    </w:p>
-    <w:p>
-      <w:pPr>
-        <w:pStyle w:val="Choice"/>
-      </w:pPr>
-      <w:r>
-        <w:t>d)</w:t>
-        <w:tab/>
-        <w:t>Un tablero artificial formado por fibras de madera y resina sintética</w:t>
-      </w:r>
-    </w:p>
-    <w:p>
-      <w:pPr>
-        <w:pStyle w:val="ListNumber"/>
-      </w:pPr>
-      <w:r>
-        <w:t>El DM o tablero de fibras es</w:t>
-      </w:r>
-    </w:p>
-    <w:p>
-      <w:pPr>
-        <w:pStyle w:val="Choice"/>
-      </w:pPr>
-      <w:r>
-        <w:t>a)</w:t>
-        <w:tab/>
-        <w:t>Un tablero artificial formado por fibras de madera y resina sintética</w:t>
-      </w:r>
-    </w:p>
-    <w:p>
-      <w:pPr>
-        <w:pStyle w:val="Choice"/>
-      </w:pPr>
-      <w:r>
-        <w:t>b)</w:t>
-        <w:tab/>
-        <w:t>Un tablero de madera maziza</w:t>
-      </w:r>
-    </w:p>
-    <w:p>
-      <w:pPr>
-        <w:pStyle w:val="Choice"/>
-      </w:pPr>
-      <w:r>
-        <w:t>c)</w:t>
-        <w:tab/>
-        <w:t>Un tablero artificial formado por láminas de madera encoladas</w:t>
-      </w:r>
-    </w:p>
-    <w:p>
-      <w:pPr>
-        <w:pStyle w:val="Choice"/>
-      </w:pPr>
-      <w:r>
-        <w:t>d)</w:t>
-        <w:tab/>
-        <w:t>Un tablero artificial formado por virutas y cola comprimidas</w:t>
-      </w:r>
-    </w:p>
-    <w:p>
-      <w:pPr>
-        <w:pStyle w:val="ListNumber"/>
-      </w:pPr>
-      <w:r>
-        <w:t>A los tableros artificiales se les suele pegar en el exterior una  chapa de madera natural o de material plástico.</w:t>
-        <w:br/>
-      </w:r>
-    </w:p>
-    <w:p>
-      <w:pPr>
-        <w:pStyle w:val="Choice"/>
-      </w:pPr>
-      <w:r>
-        <w:t>a)</w:t>
-        <w:tab/>
-        <w:t>No, los tableros artificiales solo se pintan</w:t>
-      </w:r>
-    </w:p>
-    <w:p>
-      <w:pPr>
-        <w:pStyle w:val="Choice"/>
-      </w:pPr>
-      <w:r>
-        <w:t>b)</w:t>
-        <w:tab/>
-        <w:t>No, los tableros artificiales no se pueden tapar</w:t>
-      </w:r>
-    </w:p>
-    <w:p>
-      <w:pPr>
-        <w:pStyle w:val="Choice"/>
-      </w:pPr>
-      <w:r>
-        <w:t>c)</w:t>
-        <w:tab/>
-        <w:t>Si, mejora la resistencia y aspecto del tablero artificial.</w:t>
-      </w:r>
-    </w:p>
-    <w:p>
-      <w:pPr>
-        <w:pStyle w:val="Choice"/>
-      </w:pPr>
-      <w:r>
-        <w:t>d)</w:t>
-        <w:tab/>
-        <w:t>Si, aunque eso disminuye la resistencia del tablero</w:t>
-      </w:r>
-    </w:p>
-    <w:p>
-      <w:pPr>
-        <w:pStyle w:val="ListNumber"/>
-      </w:pPr>
-      <w:r>
-        <w:t>La operación de aserrado de la madera sigue los siguientes pasos</w:t>
-      </w:r>
-    </w:p>
-    <w:p>
-      <w:pPr>
-        <w:pStyle w:val="Choice"/>
-      </w:pPr>
-      <w:r>
-        <w:t>a)</w:t>
-        <w:tab/>
-        <w:t>Medir. Marcar. Serrar. Sujetar</w:t>
-      </w:r>
-    </w:p>
-    <w:p>
-      <w:pPr>
-        <w:pStyle w:val="Choice"/>
-      </w:pPr>
-      <w:r>
-        <w:t>b)</w:t>
-        <w:tab/>
-        <w:t>Serrar. Pulir. Pintar</w:t>
-      </w:r>
-    </w:p>
-    <w:p>
-      <w:pPr>
-        <w:pStyle w:val="Choice"/>
-      </w:pPr>
-      <w:r>
-        <w:t>c)</w:t>
-        <w:tab/>
-        <w:t>Medir. Marcar. Sujetar. Serrar</w:t>
-      </w:r>
-    </w:p>
-    <w:p>
-      <w:pPr>
-        <w:pStyle w:val="Choice"/>
-      </w:pPr>
-      <w:r>
-        <w:t>d)</w:t>
-        <w:tab/>
-        <w:t>Marcar. Medir. Sujetar. Serrar</w:t>
-      </w:r>
-    </w:p>
-    <w:p>
-      <w:pPr>
-        <w:pStyle w:val="ListNumber"/>
-      </w:pPr>
-      <w:r>
-        <w:t>La operación que consiste en la separación de las piezas de madera se llama</w:t>
-      </w:r>
-    </w:p>
-    <w:p>
-      <w:pPr>
-        <w:pStyle w:val="Choice"/>
-      </w:pPr>
-      <w:r>
-        <w:t>a)</w:t>
-        <w:tab/>
         <w:t>Separado</w:t>
-      </w:r>
-    </w:p>
-    <w:p>
-      <w:pPr>
-        <w:pStyle w:val="Choice"/>
-      </w:pPr>
-      <w:r>
-        <w:t>b)</w:t>
-        <w:tab/>
-        <w:t>Aserrado</w:t>
-      </w:r>
-    </w:p>
-    <w:p>
-      <w:pPr>
-        <w:pStyle w:val="Choice"/>
-      </w:pPr>
-      <w:r>
-        <w:t>c)</w:t>
-        <w:tab/>
-        <w:t>Talado</w:t>
-      </w:r>
-    </w:p>
-    <w:p>
-      <w:pPr>
-        <w:pStyle w:val="Choice"/>
-      </w:pPr>
-      <w:r>
-        <w:t>d)</w:t>
-        <w:tab/>
-        <w:t>Corte</w:t>
       </w:r>
     </w:p>
     <w:p>
@@ -1168,55 +1168,7 @@
       <w:r>
         <w:t>b)</w:t>
         <w:tab/>
-        <w:t>Limar o desbastar</w:t>
-      </w:r>
-    </w:p>
-    <w:p>
-      <w:pPr>
-        <w:pStyle w:val="Choice"/>
-      </w:pPr>
-      <w:r>
-        <w:t>c)</w:t>
-        <w:tab/>
         <w:t>Pulir</w:t>
-      </w:r>
-    </w:p>
-    <w:p>
-      <w:pPr>
-        <w:pStyle w:val="Choice"/>
-      </w:pPr>
-      <w:r>
-        <w:t>d)</w:t>
-        <w:tab/>
-        <w:t>Amolar</w:t>
-      </w:r>
-    </w:p>
-    <w:p>
-      <w:pPr>
-        <w:pStyle w:val="ListNumber"/>
-      </w:pPr>
-      <w:r>
-        <w:t>La operación que consigue que la madera tenga un acabado fino al tacto se denomina</w:t>
-      </w:r>
-    </w:p>
-    <w:p>
-      <w:pPr>
-        <w:pStyle w:val="Choice"/>
-      </w:pPr>
-      <w:r>
-        <w:t>a)</w:t>
-        <w:tab/>
-        <w:t>Aserrar</w:t>
-      </w:r>
-    </w:p>
-    <w:p>
-      <w:pPr>
-        <w:pStyle w:val="Choice"/>
-      </w:pPr>
-      <w:r>
-        <w:t>b)</w:t>
-        <w:tab/>
-        <w:t>Desbastar</w:t>
       </w:r>
     </w:p>
     <w:p>
@@ -1236,7 +1188,55 @@
       <w:r>
         <w:t>d)</w:t>
         <w:tab/>
+        <w:t>Limar o desbastar</w:t>
+      </w:r>
+    </w:p>
+    <w:p>
+      <w:pPr>
+        <w:pStyle w:val="ListNumber"/>
+      </w:pPr>
+      <w:r>
+        <w:t>La operación que consigue que la madera tenga un acabado fino al tacto se denomina</w:t>
+      </w:r>
+    </w:p>
+    <w:p>
+      <w:pPr>
+        <w:pStyle w:val="Choice"/>
+      </w:pPr>
+      <w:r>
+        <w:t>a)</w:t>
+        <w:tab/>
         <w:t>Lijar o pulir</w:t>
+      </w:r>
+    </w:p>
+    <w:p>
+      <w:pPr>
+        <w:pStyle w:val="Choice"/>
+      </w:pPr>
+      <w:r>
+        <w:t>b)</w:t>
+        <w:tab/>
+        <w:t>Aserrar</w:t>
+      </w:r>
+    </w:p>
+    <w:p>
+      <w:pPr>
+        <w:pStyle w:val="Choice"/>
+      </w:pPr>
+      <w:r>
+        <w:t>c)</w:t>
+        <w:tab/>
+        <w:t>Amolar</w:t>
+      </w:r>
+    </w:p>
+    <w:p>
+      <w:pPr>
+        <w:pStyle w:val="Choice"/>
+      </w:pPr>
+      <w:r>
+        <w:t>d)</w:t>
+        <w:tab/>
+        <w:t>Desbastar</w:t>
       </w:r>
     </w:p>
     <w:p>
@@ -1254,6 +1254,16 @@
       <w:r>
         <w:t>a)</w:t>
         <w:tab/>
+        <w:t>Directamente de numeración alta</w:t>
+      </w:r>
+    </w:p>
+    <w:p>
+      <w:pPr>
+        <w:pStyle w:val="Choice"/>
+      </w:pPr>
+      <w:r>
+        <w:t>b)</w:t>
+        <w:tab/>
         <w:t>Primero de numeración baja y luego de numeración alta</w:t>
       </w:r>
     </w:p>
@@ -1262,7 +1272,7 @@
         <w:pStyle w:val="Choice"/>
       </w:pPr>
       <w:r>
-        <w:t>b)</w:t>
+        <w:t>c)</w:t>
         <w:tab/>
         <w:t>De numeración baja</w:t>
       </w:r>
@@ -1272,19 +1282,9 @@
         <w:pStyle w:val="Choice"/>
       </w:pPr>
       <w:r>
-        <w:t>c)</w:t>
+        <w:t>d)</w:t>
         <w:tab/>
         <w:t>Primero de numeración alta y luego de numeración baja</w:t>
-      </w:r>
-    </w:p>
-    <w:p>
-      <w:pPr>
-        <w:pStyle w:val="Choice"/>
-      </w:pPr>
-      <w:r>
-        <w:t>d)</w:t>
-        <w:tab/>
-        <w:t>Directamente de numeración alta</w:t>
       </w:r>
     </w:p>
     <w:sectPr>

--- a/build/es_material_wood.docx
+++ b/build/es_material_wood.docx
@@ -25,6 +25,16 @@
       <w:r>
         <w:t>a)</w:t>
         <w:tab/>
+        <w:t>Mucho mayor que la densidad del agua</w:t>
+      </w:r>
+    </w:p>
+    <w:p>
+      <w:pPr>
+        <w:pStyle w:val="Choice"/>
+      </w:pPr>
+      <w:r>
+        <w:t>b)</w:t>
+        <w:tab/>
         <w:t>Parecida a la densidad del agua</w:t>
       </w:r>
     </w:p>
@@ -33,9 +43,9 @@
         <w:pStyle w:val="Choice"/>
       </w:pPr>
       <w:r>
-        <w:t>b)</w:t>
+        <w:t>c)</w:t>
         <w:tab/>
-        <w:t>Mucho mayor que la densidad del agua</w:t>
+        <w:t>Mucho menor que la densidad del agua</w:t>
       </w:r>
     </w:p>
     <w:p>
@@ -43,23 +53,13 @@
         <w:pStyle w:val="Choice"/>
       </w:pPr>
       <w:r>
-        <w:t>c)</w:t>
+        <w:t>d)</w:t>
         <w:tab/>
         <w:t>La madera no tiene densidad</w:t>
       </w:r>
     </w:p>
     <w:p>
       <w:pPr>
-        <w:pStyle w:val="Choice"/>
-      </w:pPr>
-      <w:r>
-        <w:t>d)</w:t>
-        <w:tab/>
-        <w:t>Mucho menor que la densidad del agua</w:t>
-      </w:r>
-    </w:p>
-    <w:p>
-      <w:pPr>
         <w:pStyle w:val="ListNumber"/>
       </w:pPr>
       <w:r>
@@ -73,16 +73,6 @@
       <w:r>
         <w:t>a)</w:t>
         <w:tab/>
-        <w:t>La madera no de debe mojar con agua</w:t>
-      </w:r>
-    </w:p>
-    <w:p>
-      <w:pPr>
-        <w:pStyle w:val="Choice"/>
-      </w:pPr>
-      <w:r>
-        <w:t>b)</w:t>
-        <w:tab/>
         <w:t>La madera siempre se hunde en el agua</w:t>
       </w:r>
     </w:p>
@@ -91,7 +81,7 @@
         <w:pStyle w:val="Choice"/>
       </w:pPr>
       <w:r>
-        <w:t>c)</w:t>
+        <w:t>b)</w:t>
         <w:tab/>
         <w:t>Algunas maderas flotan y otras se hunden</w:t>
       </w:r>
@@ -101,13 +91,23 @@
         <w:pStyle w:val="Choice"/>
       </w:pPr>
       <w:r>
-        <w:t>d)</w:t>
+        <w:t>c)</w:t>
         <w:tab/>
         <w:t>La madera siempre flota en el agua</w:t>
       </w:r>
     </w:p>
     <w:p>
       <w:pPr>
+        <w:pStyle w:val="Choice"/>
+      </w:pPr>
+      <w:r>
+        <w:t>d)</w:t>
+        <w:tab/>
+        <w:t>La madera no de debe mojar con agua</w:t>
+      </w:r>
+    </w:p>
+    <w:p>
+      <w:pPr>
         <w:pStyle w:val="ListNumber"/>
       </w:pPr>
       <w:r>
@@ -121,7 +121,7 @@
       <w:r>
         <w:t>a)</w:t>
         <w:tab/>
-        <w:t>Conduce bien el calor y la electricidad</w:t>
+        <w:t>Conduce bien el calor pero mal la electricidad</w:t>
       </w:r>
     </w:p>
     <w:p>
@@ -141,7 +141,7 @@
       <w:r>
         <w:t>c)</w:t>
         <w:tab/>
-        <w:t>Conduce bien el calor pero mal la electricidad</w:t>
+        <w:t>Es buen aislante eléctrico y térmico</w:t>
       </w:r>
     </w:p>
     <w:p>
@@ -151,7 +151,7 @@
       <w:r>
         <w:t>d)</w:t>
         <w:tab/>
-        <w:t>Es buen aislante eléctrico y térmico</w:t>
+        <w:t>Conduce bien el calor y la electricidad</w:t>
       </w:r>
     </w:p>
     <w:p>
@@ -169,6 +169,16 @@
       <w:r>
         <w:t>a)</w:t>
         <w:tab/>
+        <w:t>Porque el agua puede pudrirla</w:t>
+      </w:r>
+    </w:p>
+    <w:p>
+      <w:pPr>
+        <w:pStyle w:val="Choice"/>
+      </w:pPr>
+      <w:r>
+        <w:t>b)</w:t>
+        <w:tab/>
         <w:t>Porque es respetuosa con el medio ambiente</w:t>
       </w:r>
     </w:p>
@@ -177,9 +187,9 @@
         <w:pStyle w:val="Choice"/>
       </w:pPr>
       <w:r>
-        <w:t>b)</w:t>
+        <w:t>c)</w:t>
         <w:tab/>
-        <w:t>Porque el agua puede pudrirla</w:t>
+        <w:t>Porque absorbe bien la humedad y el agua</w:t>
       </w:r>
     </w:p>
     <w:p>
@@ -187,23 +197,13 @@
         <w:pStyle w:val="Choice"/>
       </w:pPr>
       <w:r>
-        <w:t>c)</w:t>
+        <w:t>d)</w:t>
         <w:tab/>
         <w:t>Porque es muy flexible</w:t>
       </w:r>
     </w:p>
     <w:p>
       <w:pPr>
-        <w:pStyle w:val="Choice"/>
-      </w:pPr>
-      <w:r>
-        <w:t>d)</w:t>
-        <w:tab/>
-        <w:t>Porque absorbe bien la humedad y el agua</w:t>
-      </w:r>
-    </w:p>
-    <w:p>
-      <w:pPr>
         <w:pStyle w:val="ListNumber"/>
       </w:pPr>
       <w:r>
@@ -217,7 +217,7 @@
       <w:r>
         <w:t>a)</w:t>
         <w:tab/>
-        <w:t>Siempre es renovable</w:t>
+        <w:t>Si, si se repueblan los bosques talados.</w:t>
       </w:r>
     </w:p>
     <w:p>
@@ -226,6 +226,16 @@
       </w:pPr>
       <w:r>
         <w:t>b)</w:t>
+        <w:tab/>
+        <w:t>No es renovable</w:t>
+      </w:r>
+    </w:p>
+    <w:p>
+      <w:pPr>
+        <w:pStyle w:val="Choice"/>
+      </w:pPr>
+      <w:r>
+        <w:t>c)</w:t>
         <w:tab/>
         <w:t>Si porque se puede reciclar con facilidad</w:t>
       </w:r>
@@ -235,19 +245,9 @@
         <w:pStyle w:val="Choice"/>
       </w:pPr>
       <w:r>
-        <w:t>c)</w:t>
-        <w:tab/>
-        <w:t>No es renovable</w:t>
-      </w:r>
-    </w:p>
-    <w:p>
-      <w:pPr>
-        <w:pStyle w:val="Choice"/>
-      </w:pPr>
-      <w:r>
         <w:t>d)</w:t>
         <w:tab/>
-        <w:t>Si, si se repueblan los bosques talados.</w:t>
+        <w:t>Siempre es renovable</w:t>
       </w:r>
     </w:p>
     <w:p>
@@ -265,6 +265,16 @@
       <w:r>
         <w:t>a)</w:t>
         <w:tab/>
+        <w:t>Si, porque soporta bien los golpes sin romperse</w:t>
+      </w:r>
+    </w:p>
+    <w:p>
+      <w:pPr>
+        <w:pStyle w:val="Choice"/>
+      </w:pPr>
+      <w:r>
+        <w:t>b)</w:t>
+        <w:tab/>
         <w:t>No, es blanda</w:t>
       </w:r>
     </w:p>
@@ -273,19 +283,57 @@
         <w:pStyle w:val="Choice"/>
       </w:pPr>
       <w:r>
-        <w:t>b)</w:t>
+        <w:t>c)</w:t>
+        <w:tab/>
+        <w:t>Si, porque tiene buena resistencia mecánica</w:t>
+      </w:r>
+    </w:p>
+    <w:p>
+      <w:pPr>
+        <w:pStyle w:val="Choice"/>
+      </w:pPr>
+      <w:r>
+        <w:t>d)</w:t>
         <w:tab/>
         <w:t>Si, porque soporta bien que la intenten rayar</w:t>
       </w:r>
     </w:p>
     <w:p>
       <w:pPr>
+        <w:pStyle w:val="ListNumber"/>
+      </w:pPr>
+      <w:r>
+        <w:t>¿Qué es la albura de un tronco?</w:t>
+      </w:r>
+    </w:p>
+    <w:p>
+      <w:pPr>
+        <w:pStyle w:val="Choice"/>
+      </w:pPr>
+      <w:r>
+        <w:t>a)</w:t>
+        <w:tab/>
+        <w:t>Es la parte exterior del tronco</w:t>
+      </w:r>
+    </w:p>
+    <w:p>
+      <w:pPr>
+        <w:pStyle w:val="Choice"/>
+      </w:pPr>
+      <w:r>
+        <w:t>b)</w:t>
+        <w:tab/>
+        <w:t>Es la parte exterior del tronco, más joven y de color más claro</w:t>
+      </w:r>
+    </w:p>
+    <w:p>
+      <w:pPr>
         <w:pStyle w:val="Choice"/>
       </w:pPr>
       <w:r>
         <w:t>c)</w:t>
         <w:tab/>
-        <w:t>Si, porque soporta bien los golpes sin romperse</w:t>
+        <w:t>Es todo el interior del tronco excepto la corteza</w:t>
       </w:r>
     </w:p>
     <w:p>
@@ -295,7 +343,7 @@
       <w:r>
         <w:t>d)</w:t>
         <w:tab/>
-        <w:t>Si, porque tiene buena resistencia mecánica</w:t>
+        <w:t>Es la parte interior del tronco, más antigua y de color más oscuro</w:t>
       </w:r>
     </w:p>
     <w:p>
@@ -303,7 +351,7 @@
         <w:pStyle w:val="ListNumber"/>
       </w:pPr>
       <w:r>
-        <w:t>¿Qué es la albura de un tronco?</w:t>
+        <w:t>¿Qué es el duramen de un tronco?</w:t>
       </w:r>
     </w:p>
     <w:p>
@@ -323,6 +371,16 @@
       <w:r>
         <w:t>b)</w:t>
         <w:tab/>
+        <w:t>Es la parte exterior del tronco, más joven y de color más claro</w:t>
+      </w:r>
+    </w:p>
+    <w:p>
+      <w:pPr>
+        <w:pStyle w:val="Choice"/>
+      </w:pPr>
+      <w:r>
+        <w:t>c)</w:t>
+        <w:tab/>
         <w:t>Es la parte exterior del tronco</w:t>
       </w:r>
     </w:p>
@@ -331,71 +389,13 @@
         <w:pStyle w:val="Choice"/>
       </w:pPr>
       <w:r>
-        <w:t>c)</w:t>
+        <w:t>d)</w:t>
         <w:tab/>
         <w:t>Es la parte interior del tronco, más antigua y de color más oscuro</w:t>
       </w:r>
     </w:p>
     <w:p>
       <w:pPr>
-        <w:pStyle w:val="Choice"/>
-      </w:pPr>
-      <w:r>
-        <w:t>d)</w:t>
-        <w:tab/>
-        <w:t>Es la parte exterior del tronco, más joven y de color más claro</w:t>
-      </w:r>
-    </w:p>
-    <w:p>
-      <w:pPr>
-        <w:pStyle w:val="ListNumber"/>
-      </w:pPr>
-      <w:r>
-        <w:t>¿Qué es el duramen de un tronco?</w:t>
-      </w:r>
-    </w:p>
-    <w:p>
-      <w:pPr>
-        <w:pStyle w:val="Choice"/>
-      </w:pPr>
-      <w:r>
-        <w:t>a)</w:t>
-        <w:tab/>
-        <w:t>Es la parte interior del tronco, más antigua y de color más oscuro</w:t>
-      </w:r>
-    </w:p>
-    <w:p>
-      <w:pPr>
-        <w:pStyle w:val="Choice"/>
-      </w:pPr>
-      <w:r>
-        <w:t>b)</w:t>
-        <w:tab/>
-        <w:t>Es la parte exterior del tronco</w:t>
-      </w:r>
-    </w:p>
-    <w:p>
-      <w:pPr>
-        <w:pStyle w:val="Choice"/>
-      </w:pPr>
-      <w:r>
-        <w:t>c)</w:t>
-        <w:tab/>
-        <w:t>Es la parte exterior del tronco, más joven y de color más claro</w:t>
-      </w:r>
-    </w:p>
-    <w:p>
-      <w:pPr>
-        <w:pStyle w:val="Choice"/>
-      </w:pPr>
-      <w:r>
-        <w:t>d)</w:t>
-        <w:tab/>
-        <w:t>Es todo el interior del tronco excepto la corteza</w:t>
-      </w:r>
-    </w:p>
-    <w:p>
-      <w:pPr>
         <w:pStyle w:val="ListNumber"/>
       </w:pPr>
       <w:r>
@@ -409,16 +409,6 @@
       <w:r>
         <w:t>a)</w:t>
         <w:tab/>
-        <w:t>El duramen del tronco se aprovecha para hacer serrin</w:t>
-      </w:r>
-    </w:p>
-    <w:p>
-      <w:pPr>
-        <w:pStyle w:val="Choice"/>
-      </w:pPr>
-      <w:r>
-        <w:t>b)</w:t>
-        <w:tab/>
         <w:t>La corteza del alcornoque es corcho, que tiene muchas aplicaciones</w:t>
       </w:r>
     </w:p>
@@ -427,9 +417,19 @@
         <w:pStyle w:val="Choice"/>
       </w:pPr>
       <w:r>
+        <w:t>b)</w:t>
+        <w:tab/>
+        <w:t>La albura se puede aprovechar en ciertas maderas</w:t>
+      </w:r>
+    </w:p>
+    <w:p>
+      <w:pPr>
+        <w:pStyle w:val="Choice"/>
+      </w:pPr>
+      <w:r>
         <w:t>c)</w:t>
         <w:tab/>
-        <w:t>La albura se puede aprovechar en ciertas maderas</w:t>
+        <w:t>El duramen del tronco se aprovecha para hacer serrin</w:t>
       </w:r>
     </w:p>
     <w:p>
@@ -457,6 +457,26 @@
       <w:r>
         <w:t>a)</w:t>
         <w:tab/>
+        <w:t>Aserrado del tronco</w:t>
+      </w:r>
+    </w:p>
+    <w:p>
+      <w:pPr>
+        <w:pStyle w:val="Choice"/>
+      </w:pPr>
+      <w:r>
+        <w:t>b)</w:t>
+        <w:tab/>
+        <w:t>Ninguna es correcta</w:t>
+      </w:r>
+    </w:p>
+    <w:p>
+      <w:pPr>
+        <w:pStyle w:val="Choice"/>
+      </w:pPr>
+      <w:r>
+        <w:t>c)</w:t>
+        <w:tab/>
         <w:t>Tala del árbol</w:t>
       </w:r>
     </w:p>
@@ -465,33 +485,13 @@
         <w:pStyle w:val="Choice"/>
       </w:pPr>
       <w:r>
-        <w:t>b)</w:t>
-        <w:tab/>
-        <w:t>Aserrado del tronco</w:t>
-      </w:r>
-    </w:p>
-    <w:p>
-      <w:pPr>
-        <w:pStyle w:val="Choice"/>
-      </w:pPr>
-      <w:r>
-        <w:t>c)</w:t>
+        <w:t>d)</w:t>
         <w:tab/>
         <w:t>Corte de tablones</w:t>
       </w:r>
     </w:p>
     <w:p>
       <w:pPr>
-        <w:pStyle w:val="Choice"/>
-      </w:pPr>
-      <w:r>
-        <w:t>d)</w:t>
-        <w:tab/>
-        <w:t>Ninguna es correcta</w:t>
-      </w:r>
-    </w:p>
-    <w:p>
-      <w:pPr>
         <w:pStyle w:val="ListNumber"/>
       </w:pPr>
       <w:r>
@@ -505,7 +505,7 @@
       <w:r>
         <w:t>a)</w:t>
         <w:tab/>
-        <w:t>Tala</w:t>
+        <w:t>Asierrado</w:t>
       </w:r>
     </w:p>
     <w:p>
@@ -514,6 +514,16 @@
       </w:pPr>
       <w:r>
         <w:t>b)</w:t>
+        <w:tab/>
+        <w:t>Aserrado</w:t>
+      </w:r>
+    </w:p>
+    <w:p>
+      <w:pPr>
+        <w:pStyle w:val="Choice"/>
+      </w:pPr>
+      <w:r>
+        <w:t>c)</w:t>
         <w:tab/>
         <w:t>Recortado</w:t>
       </w:r>
@@ -523,9 +533,604 @@
         <w:pStyle w:val="Choice"/>
       </w:pPr>
       <w:r>
+        <w:t>d)</w:t>
+        <w:tab/>
+        <w:t>Tala</w:t>
+      </w:r>
+    </w:p>
+    <w:p>
+      <w:pPr>
+        <w:pStyle w:val="ListNumber"/>
+      </w:pPr>
+      <w:r>
+        <w:t>¿Cómo se llama una tira fina de madera de sección rectangular o redonda?</w:t>
+      </w:r>
+    </w:p>
+    <w:p>
+      <w:pPr>
+        <w:pStyle w:val="Choice"/>
+      </w:pPr>
+      <w:r>
+        <w:t>a)</w:t>
+        <w:tab/>
+        <w:t>Tablón</w:t>
+      </w:r>
+    </w:p>
+    <w:p>
+      <w:pPr>
+        <w:pStyle w:val="Choice"/>
+      </w:pPr>
+      <w:r>
+        <w:t>b)</w:t>
+        <w:tab/>
+        <w:t>Viga</w:t>
+      </w:r>
+    </w:p>
+    <w:p>
+      <w:pPr>
+        <w:pStyle w:val="Choice"/>
+      </w:pPr>
+      <w:r>
         <w:t>c)</w:t>
         <w:tab/>
-        <w:t>Asierrado</w:t>
+        <w:t>Tabla</w:t>
+      </w:r>
+    </w:p>
+    <w:p>
+      <w:pPr>
+        <w:pStyle w:val="Choice"/>
+      </w:pPr>
+      <w:r>
+        <w:t>d)</w:t>
+        <w:tab/>
+        <w:t>Listones</w:t>
+      </w:r>
+    </w:p>
+    <w:p>
+      <w:pPr>
+        <w:pStyle w:val="ListNumber"/>
+      </w:pPr>
+      <w:r>
+        <w:t>¿Cómo se llama una madera de grandes dimensiones de forma rectangular?</w:t>
+      </w:r>
+    </w:p>
+    <w:p>
+      <w:pPr>
+        <w:pStyle w:val="Choice"/>
+      </w:pPr>
+      <w:r>
+        <w:t>a)</w:t>
+        <w:tab/>
+        <w:t>Tabla</w:t>
+      </w:r>
+    </w:p>
+    <w:p>
+      <w:pPr>
+        <w:pStyle w:val="Choice"/>
+      </w:pPr>
+      <w:r>
+        <w:t>b)</w:t>
+        <w:tab/>
+        <w:t>Tablero</w:t>
+      </w:r>
+    </w:p>
+    <w:p>
+      <w:pPr>
+        <w:pStyle w:val="Choice"/>
+      </w:pPr>
+      <w:r>
+        <w:t>c)</w:t>
+        <w:tab/>
+        <w:t>Viga</w:t>
+      </w:r>
+    </w:p>
+    <w:p>
+      <w:pPr>
+        <w:pStyle w:val="Choice"/>
+      </w:pPr>
+      <w:r>
+        <w:t>d)</w:t>
+        <w:tab/>
+        <w:t>Listones</w:t>
+      </w:r>
+    </w:p>
+    <w:p>
+      <w:pPr>
+        <w:pStyle w:val="ListNumber"/>
+      </w:pPr>
+      <w:r>
+        <w:t>¿Cómo se llama una madera plana de gran superficie y poco gruesa?</w:t>
+      </w:r>
+    </w:p>
+    <w:p>
+      <w:pPr>
+        <w:pStyle w:val="Choice"/>
+      </w:pPr>
+      <w:r>
+        <w:t>a)</w:t>
+        <w:tab/>
+        <w:t>Moldura</w:t>
+      </w:r>
+    </w:p>
+    <w:p>
+      <w:pPr>
+        <w:pStyle w:val="Choice"/>
+      </w:pPr>
+      <w:r>
+        <w:t>b)</w:t>
+        <w:tab/>
+        <w:t>Viga</w:t>
+      </w:r>
+    </w:p>
+    <w:p>
+      <w:pPr>
+        <w:pStyle w:val="Choice"/>
+      </w:pPr>
+      <w:r>
+        <w:t>c)</w:t>
+        <w:tab/>
+        <w:t>Chapa o tablero</w:t>
+      </w:r>
+    </w:p>
+    <w:p>
+      <w:pPr>
+        <w:pStyle w:val="Choice"/>
+      </w:pPr>
+      <w:r>
+        <w:t>d)</w:t>
+        <w:tab/>
+        <w:t>Tablón</w:t>
+      </w:r>
+    </w:p>
+    <w:p>
+      <w:pPr>
+        <w:pStyle w:val="ListNumber"/>
+      </w:pPr>
+      <w:r>
+        <w:t>¿Cuál de estas maderas es blanda?</w:t>
+      </w:r>
+    </w:p>
+    <w:p>
+      <w:pPr>
+        <w:pStyle w:val="Choice"/>
+      </w:pPr>
+      <w:r>
+        <w:t>a)</w:t>
+        <w:tab/>
+        <w:t>Roble</w:t>
+      </w:r>
+    </w:p>
+    <w:p>
+      <w:pPr>
+        <w:pStyle w:val="Choice"/>
+      </w:pPr>
+      <w:r>
+        <w:t>b)</w:t>
+        <w:tab/>
+        <w:t>Pino</w:t>
+      </w:r>
+    </w:p>
+    <w:p>
+      <w:pPr>
+        <w:pStyle w:val="Choice"/>
+      </w:pPr>
+      <w:r>
+        <w:t>c)</w:t>
+        <w:tab/>
+        <w:t>Nogal</w:t>
+      </w:r>
+    </w:p>
+    <w:p>
+      <w:pPr>
+        <w:pStyle w:val="Choice"/>
+      </w:pPr>
+      <w:r>
+        <w:t>d)</w:t>
+        <w:tab/>
+        <w:t>Haya</w:t>
+      </w:r>
+    </w:p>
+    <w:p>
+      <w:pPr>
+        <w:pStyle w:val="ListNumber"/>
+      </w:pPr>
+      <w:r>
+        <w:t>¿Cuál de estas maderas es blanda?</w:t>
+      </w:r>
+    </w:p>
+    <w:p>
+      <w:pPr>
+        <w:pStyle w:val="Choice"/>
+      </w:pPr>
+      <w:r>
+        <w:t>a)</w:t>
+        <w:tab/>
+        <w:t>Chopo</w:t>
+      </w:r>
+    </w:p>
+    <w:p>
+      <w:pPr>
+        <w:pStyle w:val="Choice"/>
+      </w:pPr>
+      <w:r>
+        <w:t>b)</w:t>
+        <w:tab/>
+        <w:t>Roble</w:t>
+      </w:r>
+    </w:p>
+    <w:p>
+      <w:pPr>
+        <w:pStyle w:val="Choice"/>
+      </w:pPr>
+      <w:r>
+        <w:t>c)</w:t>
+        <w:tab/>
+        <w:t>Haya</w:t>
+      </w:r>
+    </w:p>
+    <w:p>
+      <w:pPr>
+        <w:pStyle w:val="Choice"/>
+      </w:pPr>
+      <w:r>
+        <w:t>d)</w:t>
+        <w:tab/>
+        <w:t>Castaño</w:t>
+      </w:r>
+    </w:p>
+    <w:p>
+      <w:pPr>
+        <w:pStyle w:val="ListNumber"/>
+      </w:pPr>
+      <w:r>
+        <w:t>Los distintos tipos de maderas tienen una dureza</w:t>
+      </w:r>
+    </w:p>
+    <w:p>
+      <w:pPr>
+        <w:pStyle w:val="Choice"/>
+      </w:pPr>
+      <w:r>
+        <w:t>a)</w:t>
+        <w:tab/>
+        <w:t>Similar</w:t>
+      </w:r>
+    </w:p>
+    <w:p>
+      <w:pPr>
+        <w:pStyle w:val="Choice"/>
+      </w:pPr>
+      <w:r>
+        <w:t>b)</w:t>
+        <w:tab/>
+        <w:t>Verdadero</w:t>
+      </w:r>
+    </w:p>
+    <w:p>
+      <w:pPr>
+        <w:pStyle w:val="ListNumber"/>
+      </w:pPr>
+      <w:r>
+        <w:t>El veteado de la madera es</w:t>
+      </w:r>
+    </w:p>
+    <w:p>
+      <w:pPr>
+        <w:pStyle w:val="Choice"/>
+      </w:pPr>
+      <w:r>
+        <w:t>a)</w:t>
+        <w:tab/>
+        <w:t>Algo que debe esconderse</w:t>
+      </w:r>
+    </w:p>
+    <w:p>
+      <w:pPr>
+        <w:pStyle w:val="Choice"/>
+      </w:pPr>
+      <w:r>
+        <w:t>b)</w:t>
+        <w:tab/>
+        <w:t>La madera no tiene veteado</w:t>
+      </w:r>
+    </w:p>
+    <w:p>
+      <w:pPr>
+        <w:pStyle w:val="Choice"/>
+      </w:pPr>
+      <w:r>
+        <w:t>c)</w:t>
+        <w:tab/>
+        <w:t>Muy apreciado</w:t>
+      </w:r>
+    </w:p>
+    <w:p>
+      <w:pPr>
+        <w:pStyle w:val="Choice"/>
+      </w:pPr>
+      <w:r>
+        <w:t>d)</w:t>
+        <w:tab/>
+        <w:t>Poco apreciado</w:t>
+      </w:r>
+    </w:p>
+    <w:p>
+      <w:pPr>
+        <w:pStyle w:val="ListNumber"/>
+      </w:pPr>
+      <w:r>
+        <w:t>El tablero de contrachapado es</w:t>
+      </w:r>
+    </w:p>
+    <w:p>
+      <w:pPr>
+        <w:pStyle w:val="Choice"/>
+      </w:pPr>
+      <w:r>
+        <w:t>a)</w:t>
+        <w:tab/>
+        <w:t>Un tablero artificial formado por fibras de madera y resina sintética</w:t>
+      </w:r>
+    </w:p>
+    <w:p>
+      <w:pPr>
+        <w:pStyle w:val="Choice"/>
+      </w:pPr>
+      <w:r>
+        <w:t>b)</w:t>
+        <w:tab/>
+        <w:t>Un tablero artificial formado por virutas y cola comprimidas</w:t>
+      </w:r>
+    </w:p>
+    <w:p>
+      <w:pPr>
+        <w:pStyle w:val="Choice"/>
+      </w:pPr>
+      <w:r>
+        <w:t>c)</w:t>
+        <w:tab/>
+        <w:t>Un tablero artificial formado por láminas de madera encoladas</w:t>
+      </w:r>
+    </w:p>
+    <w:p>
+      <w:pPr>
+        <w:pStyle w:val="Choice"/>
+      </w:pPr>
+      <w:r>
+        <w:t>d)</w:t>
+        <w:tab/>
+        <w:t>Un tablero de madera maziza</w:t>
+      </w:r>
+    </w:p>
+    <w:p>
+      <w:pPr>
+        <w:pStyle w:val="ListNumber"/>
+      </w:pPr>
+      <w:r>
+        <w:t>El tablero de aglomerado es</w:t>
+      </w:r>
+    </w:p>
+    <w:p>
+      <w:pPr>
+        <w:pStyle w:val="Choice"/>
+      </w:pPr>
+      <w:r>
+        <w:t>a)</w:t>
+        <w:tab/>
+        <w:t>Un tablero artificial formado por virutas y cola comprimidas</w:t>
+      </w:r>
+    </w:p>
+    <w:p>
+      <w:pPr>
+        <w:pStyle w:val="Choice"/>
+      </w:pPr>
+      <w:r>
+        <w:t>b)</w:t>
+        <w:tab/>
+        <w:t>Un tablero artificial formado por fibras de madera y resina sintética</w:t>
+      </w:r>
+    </w:p>
+    <w:p>
+      <w:pPr>
+        <w:pStyle w:val="Choice"/>
+      </w:pPr>
+      <w:r>
+        <w:t>c)</w:t>
+        <w:tab/>
+        <w:t>Un tablero artificial formado por láminas de madera encoladas</w:t>
+      </w:r>
+    </w:p>
+    <w:p>
+      <w:pPr>
+        <w:pStyle w:val="Choice"/>
+      </w:pPr>
+      <w:r>
+        <w:t>d)</w:t>
+        <w:tab/>
+        <w:t>Un tablero de madera maziza</w:t>
+      </w:r>
+    </w:p>
+    <w:p>
+      <w:pPr>
+        <w:pStyle w:val="ListNumber"/>
+      </w:pPr>
+      <w:r>
+        <w:t>El DM o tablero de fibras es</w:t>
+      </w:r>
+    </w:p>
+    <w:p>
+      <w:pPr>
+        <w:pStyle w:val="Choice"/>
+      </w:pPr>
+      <w:r>
+        <w:t>a)</w:t>
+        <w:tab/>
+        <w:t>Un tablero artificial formado por fibras de madera y resina sintética</w:t>
+      </w:r>
+    </w:p>
+    <w:p>
+      <w:pPr>
+        <w:pStyle w:val="Choice"/>
+      </w:pPr>
+      <w:r>
+        <w:t>b)</w:t>
+        <w:tab/>
+        <w:t>Un tablero artificial formado por virutas y cola comprimidas</w:t>
+      </w:r>
+    </w:p>
+    <w:p>
+      <w:pPr>
+        <w:pStyle w:val="Choice"/>
+      </w:pPr>
+      <w:r>
+        <w:t>c)</w:t>
+        <w:tab/>
+        <w:t>Un tablero artificial formado por láminas de madera encoladas</w:t>
+      </w:r>
+    </w:p>
+    <w:p>
+      <w:pPr>
+        <w:pStyle w:val="Choice"/>
+      </w:pPr>
+      <w:r>
+        <w:t>d)</w:t>
+        <w:tab/>
+        <w:t>Un tablero de madera maziza</w:t>
+      </w:r>
+    </w:p>
+    <w:p>
+      <w:pPr>
+        <w:pStyle w:val="ListNumber"/>
+      </w:pPr>
+      <w:r>
+        <w:t>A los tableros artificiales se les suele pegar en el exterior una  chapa de madera natural o de material plástico.</w:t>
+        <w:br/>
+      </w:r>
+    </w:p>
+    <w:p>
+      <w:pPr>
+        <w:pStyle w:val="Choice"/>
+      </w:pPr>
+      <w:r>
+        <w:t>a)</w:t>
+        <w:tab/>
+        <w:t>No, los tableros artificiales no se pueden tapar</w:t>
+      </w:r>
+    </w:p>
+    <w:p>
+      <w:pPr>
+        <w:pStyle w:val="Choice"/>
+      </w:pPr>
+      <w:r>
+        <w:t>b)</w:t>
+        <w:tab/>
+        <w:t>Si, mejora la resistencia y aspecto del tablero artificial.</w:t>
+      </w:r>
+    </w:p>
+    <w:p>
+      <w:pPr>
+        <w:pStyle w:val="Choice"/>
+      </w:pPr>
+      <w:r>
+        <w:t>c)</w:t>
+        <w:tab/>
+        <w:t>No, los tableros artificiales solo se pintan</w:t>
+      </w:r>
+    </w:p>
+    <w:p>
+      <w:pPr>
+        <w:pStyle w:val="Choice"/>
+      </w:pPr>
+      <w:r>
+        <w:t>d)</w:t>
+        <w:tab/>
+        <w:t>Si, aunque eso disminuye la resistencia del tablero</w:t>
+      </w:r>
+    </w:p>
+    <w:p>
+      <w:pPr>
+        <w:pStyle w:val="ListNumber"/>
+      </w:pPr>
+      <w:r>
+        <w:t>La operación de aserrado de la madera sigue los siguientes pasos</w:t>
+      </w:r>
+    </w:p>
+    <w:p>
+      <w:pPr>
+        <w:pStyle w:val="Choice"/>
+      </w:pPr>
+      <w:r>
+        <w:t>a)</w:t>
+        <w:tab/>
+        <w:t>Medir. Marcar. Serrar. Sujetar</w:t>
+      </w:r>
+    </w:p>
+    <w:p>
+      <w:pPr>
+        <w:pStyle w:val="Choice"/>
+      </w:pPr>
+      <w:r>
+        <w:t>b)</w:t>
+        <w:tab/>
+        <w:t>Marcar. Medir. Sujetar. Serrar</w:t>
+      </w:r>
+    </w:p>
+    <w:p>
+      <w:pPr>
+        <w:pStyle w:val="Choice"/>
+      </w:pPr>
+      <w:r>
+        <w:t>c)</w:t>
+        <w:tab/>
+        <w:t>Serrar. Pulir. Pintar</w:t>
+      </w:r>
+    </w:p>
+    <w:p>
+      <w:pPr>
+        <w:pStyle w:val="Choice"/>
+      </w:pPr>
+      <w:r>
+        <w:t>d)</w:t>
+        <w:tab/>
+        <w:t>Medir. Marcar. Sujetar. Serrar</w:t>
+      </w:r>
+    </w:p>
+    <w:p>
+      <w:pPr>
+        <w:pStyle w:val="ListNumber"/>
+      </w:pPr>
+      <w:r>
+        <w:t>La operación que consiste en la separación de las piezas de madera se llama</w:t>
+      </w:r>
+    </w:p>
+    <w:p>
+      <w:pPr>
+        <w:pStyle w:val="Choice"/>
+      </w:pPr>
+      <w:r>
+        <w:t>a)</w:t>
+        <w:tab/>
+        <w:t>Corte</w:t>
+      </w:r>
+    </w:p>
+    <w:p>
+      <w:pPr>
+        <w:pStyle w:val="Choice"/>
+      </w:pPr>
+      <w:r>
+        <w:t>b)</w:t>
+        <w:tab/>
+        <w:t>Separado</w:t>
+      </w:r>
+    </w:p>
+    <w:p>
+      <w:pPr>
+        <w:pStyle w:val="Choice"/>
+      </w:pPr>
+      <w:r>
+        <w:t>c)</w:t>
+        <w:tab/>
+        <w:t>Talado</w:t>
       </w:r>
     </w:p>
     <w:p>
@@ -543,611 +1148,6 @@
         <w:pStyle w:val="ListNumber"/>
       </w:pPr>
       <w:r>
-        <w:t>¿Cómo se llama una tira fina de madera de sección rectangular o redonda?</w:t>
-      </w:r>
-    </w:p>
-    <w:p>
-      <w:pPr>
-        <w:pStyle w:val="Choice"/>
-      </w:pPr>
-      <w:r>
-        <w:t>a)</w:t>
-        <w:tab/>
-        <w:t>Listones</w:t>
-      </w:r>
-    </w:p>
-    <w:p>
-      <w:pPr>
-        <w:pStyle w:val="Choice"/>
-      </w:pPr>
-      <w:r>
-        <w:t>b)</w:t>
-        <w:tab/>
-        <w:t>Tabla</w:t>
-      </w:r>
-    </w:p>
-    <w:p>
-      <w:pPr>
-        <w:pStyle w:val="Choice"/>
-      </w:pPr>
-      <w:r>
-        <w:t>c)</w:t>
-        <w:tab/>
-        <w:t>Viga</w:t>
-      </w:r>
-    </w:p>
-    <w:p>
-      <w:pPr>
-        <w:pStyle w:val="Choice"/>
-      </w:pPr>
-      <w:r>
-        <w:t>d)</w:t>
-        <w:tab/>
-        <w:t>Tablón</w:t>
-      </w:r>
-    </w:p>
-    <w:p>
-      <w:pPr>
-        <w:pStyle w:val="ListNumber"/>
-      </w:pPr>
-      <w:r>
-        <w:t>¿Cómo se llama una madera de grandes dimensiones de forma rectangular?</w:t>
-      </w:r>
-    </w:p>
-    <w:p>
-      <w:pPr>
-        <w:pStyle w:val="Choice"/>
-      </w:pPr>
-      <w:r>
-        <w:t>a)</w:t>
-        <w:tab/>
-        <w:t>Tablero</w:t>
-      </w:r>
-    </w:p>
-    <w:p>
-      <w:pPr>
-        <w:pStyle w:val="Choice"/>
-      </w:pPr>
-      <w:r>
-        <w:t>b)</w:t>
-        <w:tab/>
-        <w:t>Viga</w:t>
-      </w:r>
-    </w:p>
-    <w:p>
-      <w:pPr>
-        <w:pStyle w:val="Choice"/>
-      </w:pPr>
-      <w:r>
-        <w:t>c)</w:t>
-        <w:tab/>
-        <w:t>Listones</w:t>
-      </w:r>
-    </w:p>
-    <w:p>
-      <w:pPr>
-        <w:pStyle w:val="Choice"/>
-      </w:pPr>
-      <w:r>
-        <w:t>d)</w:t>
-        <w:tab/>
-        <w:t>Tabla</w:t>
-      </w:r>
-    </w:p>
-    <w:p>
-      <w:pPr>
-        <w:pStyle w:val="ListNumber"/>
-      </w:pPr>
-      <w:r>
-        <w:t>¿Cómo se llama una madera plana de gran superficie y poco gruesa?</w:t>
-      </w:r>
-    </w:p>
-    <w:p>
-      <w:pPr>
-        <w:pStyle w:val="Choice"/>
-      </w:pPr>
-      <w:r>
-        <w:t>a)</w:t>
-        <w:tab/>
-        <w:t>Chapa o tablero</w:t>
-      </w:r>
-    </w:p>
-    <w:p>
-      <w:pPr>
-        <w:pStyle w:val="Choice"/>
-      </w:pPr>
-      <w:r>
-        <w:t>b)</w:t>
-        <w:tab/>
-        <w:t>Tablón</w:t>
-      </w:r>
-    </w:p>
-    <w:p>
-      <w:pPr>
-        <w:pStyle w:val="Choice"/>
-      </w:pPr>
-      <w:r>
-        <w:t>c)</w:t>
-        <w:tab/>
-        <w:t>Moldura</w:t>
-      </w:r>
-    </w:p>
-    <w:p>
-      <w:pPr>
-        <w:pStyle w:val="Choice"/>
-      </w:pPr>
-      <w:r>
-        <w:t>d)</w:t>
-        <w:tab/>
-        <w:t>Viga</w:t>
-      </w:r>
-    </w:p>
-    <w:p>
-      <w:pPr>
-        <w:pStyle w:val="ListNumber"/>
-      </w:pPr>
-      <w:r>
-        <w:t>¿Cuál de estas maderas es blanda?</w:t>
-      </w:r>
-    </w:p>
-    <w:p>
-      <w:pPr>
-        <w:pStyle w:val="Choice"/>
-      </w:pPr>
-      <w:r>
-        <w:t>a)</w:t>
-        <w:tab/>
-        <w:t>Pino</w:t>
-      </w:r>
-    </w:p>
-    <w:p>
-      <w:pPr>
-        <w:pStyle w:val="Choice"/>
-      </w:pPr>
-      <w:r>
-        <w:t>b)</w:t>
-        <w:tab/>
-        <w:t>Nogal</w:t>
-      </w:r>
-    </w:p>
-    <w:p>
-      <w:pPr>
-        <w:pStyle w:val="Choice"/>
-      </w:pPr>
-      <w:r>
-        <w:t>c)</w:t>
-        <w:tab/>
-        <w:t>Haya</w:t>
-      </w:r>
-    </w:p>
-    <w:p>
-      <w:pPr>
-        <w:pStyle w:val="Choice"/>
-      </w:pPr>
-      <w:r>
-        <w:t>d)</w:t>
-        <w:tab/>
-        <w:t>Roble</w:t>
-      </w:r>
-    </w:p>
-    <w:p>
-      <w:pPr>
-        <w:pStyle w:val="ListNumber"/>
-      </w:pPr>
-      <w:r>
-        <w:t>¿Cuál de estas maderas es blanda?</w:t>
-      </w:r>
-    </w:p>
-    <w:p>
-      <w:pPr>
-        <w:pStyle w:val="Choice"/>
-      </w:pPr>
-      <w:r>
-        <w:t>a)</w:t>
-        <w:tab/>
-        <w:t>Haya</w:t>
-      </w:r>
-    </w:p>
-    <w:p>
-      <w:pPr>
-        <w:pStyle w:val="Choice"/>
-      </w:pPr>
-      <w:r>
-        <w:t>b)</w:t>
-        <w:tab/>
-        <w:t>Castaño</w:t>
-      </w:r>
-    </w:p>
-    <w:p>
-      <w:pPr>
-        <w:pStyle w:val="Choice"/>
-      </w:pPr>
-      <w:r>
-        <w:t>c)</w:t>
-        <w:tab/>
-        <w:t>Chopo</w:t>
-      </w:r>
-    </w:p>
-    <w:p>
-      <w:pPr>
-        <w:pStyle w:val="Choice"/>
-      </w:pPr>
-      <w:r>
-        <w:t>d)</w:t>
-        <w:tab/>
-        <w:t>Roble</w:t>
-      </w:r>
-    </w:p>
-    <w:p>
-      <w:pPr>
-        <w:pStyle w:val="ListNumber"/>
-      </w:pPr>
-      <w:r>
-        <w:t>Los distintos tipos de maderas tienen una dureza</w:t>
-      </w:r>
-    </w:p>
-    <w:p>
-      <w:pPr>
-        <w:pStyle w:val="Choice"/>
-      </w:pPr>
-      <w:r>
-        <w:t>a)</w:t>
-        <w:tab/>
-        <w:t>Verdadero</w:t>
-      </w:r>
-    </w:p>
-    <w:p>
-      <w:pPr>
-        <w:pStyle w:val="Choice"/>
-      </w:pPr>
-      <w:r>
-        <w:t>b)</w:t>
-        <w:tab/>
-        <w:t>Similar</w:t>
-      </w:r>
-    </w:p>
-    <w:p>
-      <w:pPr>
-        <w:pStyle w:val="ListNumber"/>
-      </w:pPr>
-      <w:r>
-        <w:t>El veteado de la madera es</w:t>
-      </w:r>
-    </w:p>
-    <w:p>
-      <w:pPr>
-        <w:pStyle w:val="Choice"/>
-      </w:pPr>
-      <w:r>
-        <w:t>a)</w:t>
-        <w:tab/>
-        <w:t>Poco apreciado</w:t>
-      </w:r>
-    </w:p>
-    <w:p>
-      <w:pPr>
-        <w:pStyle w:val="Choice"/>
-      </w:pPr>
-      <w:r>
-        <w:t>b)</w:t>
-        <w:tab/>
-        <w:t>Muy apreciado</w:t>
-      </w:r>
-    </w:p>
-    <w:p>
-      <w:pPr>
-        <w:pStyle w:val="Choice"/>
-      </w:pPr>
-      <w:r>
-        <w:t>c)</w:t>
-        <w:tab/>
-        <w:t>Algo que debe esconderse</w:t>
-      </w:r>
-    </w:p>
-    <w:p>
-      <w:pPr>
-        <w:pStyle w:val="Choice"/>
-      </w:pPr>
-      <w:r>
-        <w:t>d)</w:t>
-        <w:tab/>
-        <w:t>La madera no tiene veteado</w:t>
-      </w:r>
-    </w:p>
-    <w:p>
-      <w:pPr>
-        <w:pStyle w:val="ListNumber"/>
-      </w:pPr>
-      <w:r>
-        <w:t>El tablero de contrachapado es</w:t>
-      </w:r>
-    </w:p>
-    <w:p>
-      <w:pPr>
-        <w:pStyle w:val="Choice"/>
-      </w:pPr>
-      <w:r>
-        <w:t>a)</w:t>
-        <w:tab/>
-        <w:t>Un tablero artificial formado por virutas y cola comprimidas</w:t>
-      </w:r>
-    </w:p>
-    <w:p>
-      <w:pPr>
-        <w:pStyle w:val="Choice"/>
-      </w:pPr>
-      <w:r>
-        <w:t>b)</w:t>
-        <w:tab/>
-        <w:t>Un tablero artificial formado por láminas de madera encoladas</w:t>
-      </w:r>
-    </w:p>
-    <w:p>
-      <w:pPr>
-        <w:pStyle w:val="Choice"/>
-      </w:pPr>
-      <w:r>
-        <w:t>c)</w:t>
-        <w:tab/>
-        <w:t>Un tablero artificial formado por fibras de madera y resina sintética</w:t>
-      </w:r>
-    </w:p>
-    <w:p>
-      <w:pPr>
-        <w:pStyle w:val="Choice"/>
-      </w:pPr>
-      <w:r>
-        <w:t>d)</w:t>
-        <w:tab/>
-        <w:t>Un tablero de madera maziza</w:t>
-      </w:r>
-    </w:p>
-    <w:p>
-      <w:pPr>
-        <w:pStyle w:val="ListNumber"/>
-      </w:pPr>
-      <w:r>
-        <w:t>El tablero de aglomerado es</w:t>
-      </w:r>
-    </w:p>
-    <w:p>
-      <w:pPr>
-        <w:pStyle w:val="Choice"/>
-      </w:pPr>
-      <w:r>
-        <w:t>a)</w:t>
-        <w:tab/>
-        <w:t>Un tablero de madera maziza</w:t>
-      </w:r>
-    </w:p>
-    <w:p>
-      <w:pPr>
-        <w:pStyle w:val="Choice"/>
-      </w:pPr>
-      <w:r>
-        <w:t>b)</w:t>
-        <w:tab/>
-        <w:t>Un tablero artificial formado por fibras de madera y resina sintética</w:t>
-      </w:r>
-    </w:p>
-    <w:p>
-      <w:pPr>
-        <w:pStyle w:val="Choice"/>
-      </w:pPr>
-      <w:r>
-        <w:t>c)</w:t>
-        <w:tab/>
-        <w:t>Un tablero artificial formado por virutas y cola comprimidas</w:t>
-      </w:r>
-    </w:p>
-    <w:p>
-      <w:pPr>
-        <w:pStyle w:val="Choice"/>
-      </w:pPr>
-      <w:r>
-        <w:t>d)</w:t>
-        <w:tab/>
-        <w:t>Un tablero artificial formado por láminas de madera encoladas</w:t>
-      </w:r>
-    </w:p>
-    <w:p>
-      <w:pPr>
-        <w:pStyle w:val="ListNumber"/>
-      </w:pPr>
-      <w:r>
-        <w:t>El DM o tablero de fibras es</w:t>
-      </w:r>
-    </w:p>
-    <w:p>
-      <w:pPr>
-        <w:pStyle w:val="Choice"/>
-      </w:pPr>
-      <w:r>
-        <w:t>a)</w:t>
-        <w:tab/>
-        <w:t>Un tablero artificial formado por virutas y cola comprimidas</w:t>
-      </w:r>
-    </w:p>
-    <w:p>
-      <w:pPr>
-        <w:pStyle w:val="Choice"/>
-      </w:pPr>
-      <w:r>
-        <w:t>b)</w:t>
-        <w:tab/>
-        <w:t>Un tablero artificial formado por fibras de madera y resina sintética</w:t>
-      </w:r>
-    </w:p>
-    <w:p>
-      <w:pPr>
-        <w:pStyle w:val="Choice"/>
-      </w:pPr>
-      <w:r>
-        <w:t>c)</w:t>
-        <w:tab/>
-        <w:t>Un tablero artificial formado por láminas de madera encoladas</w:t>
-      </w:r>
-    </w:p>
-    <w:p>
-      <w:pPr>
-        <w:pStyle w:val="Choice"/>
-      </w:pPr>
-      <w:r>
-        <w:t>d)</w:t>
-        <w:tab/>
-        <w:t>Un tablero de madera maziza</w:t>
-      </w:r>
-    </w:p>
-    <w:p>
-      <w:pPr>
-        <w:pStyle w:val="ListNumber"/>
-      </w:pPr>
-      <w:r>
-        <w:t>A los tableros artificiales se les suele pegar en el exterior una  chapa de madera natural o de material plástico.</w:t>
-        <w:br/>
-      </w:r>
-    </w:p>
-    <w:p>
-      <w:pPr>
-        <w:pStyle w:val="Choice"/>
-      </w:pPr>
-      <w:r>
-        <w:t>a)</w:t>
-        <w:tab/>
-        <w:t>Si, aunque eso disminuye la resistencia del tablero</w:t>
-      </w:r>
-    </w:p>
-    <w:p>
-      <w:pPr>
-        <w:pStyle w:val="Choice"/>
-      </w:pPr>
-      <w:r>
-        <w:t>b)</w:t>
-        <w:tab/>
-        <w:t>Si, mejora la resistencia y aspecto del tablero artificial.</w:t>
-      </w:r>
-    </w:p>
-    <w:p>
-      <w:pPr>
-        <w:pStyle w:val="Choice"/>
-      </w:pPr>
-      <w:r>
-        <w:t>c)</w:t>
-        <w:tab/>
-        <w:t>No, los tableros artificiales no se pueden tapar</w:t>
-      </w:r>
-    </w:p>
-    <w:p>
-      <w:pPr>
-        <w:pStyle w:val="Choice"/>
-      </w:pPr>
-      <w:r>
-        <w:t>d)</w:t>
-        <w:tab/>
-        <w:t>No, los tableros artificiales solo se pintan</w:t>
-      </w:r>
-    </w:p>
-    <w:p>
-      <w:pPr>
-        <w:pStyle w:val="ListNumber"/>
-      </w:pPr>
-      <w:r>
-        <w:t>La operación de aserrado de la madera sigue los siguientes pasos</w:t>
-      </w:r>
-    </w:p>
-    <w:p>
-      <w:pPr>
-        <w:pStyle w:val="Choice"/>
-      </w:pPr>
-      <w:r>
-        <w:t>a)</w:t>
-        <w:tab/>
-        <w:t>Medir. Marcar. Sujetar. Serrar</w:t>
-      </w:r>
-    </w:p>
-    <w:p>
-      <w:pPr>
-        <w:pStyle w:val="Choice"/>
-      </w:pPr>
-      <w:r>
-        <w:t>b)</w:t>
-        <w:tab/>
-        <w:t>Marcar. Medir. Sujetar. Serrar</w:t>
-      </w:r>
-    </w:p>
-    <w:p>
-      <w:pPr>
-        <w:pStyle w:val="Choice"/>
-      </w:pPr>
-      <w:r>
-        <w:t>c)</w:t>
-        <w:tab/>
-        <w:t>Medir. Marcar. Serrar. Sujetar</w:t>
-      </w:r>
-    </w:p>
-    <w:p>
-      <w:pPr>
-        <w:pStyle w:val="Choice"/>
-      </w:pPr>
-      <w:r>
-        <w:t>d)</w:t>
-        <w:tab/>
-        <w:t>Serrar. Pulir. Pintar</w:t>
-      </w:r>
-    </w:p>
-    <w:p>
-      <w:pPr>
-        <w:pStyle w:val="ListNumber"/>
-      </w:pPr>
-      <w:r>
-        <w:t>La operación que consiste en la separación de las piezas de madera se llama</w:t>
-      </w:r>
-    </w:p>
-    <w:p>
-      <w:pPr>
-        <w:pStyle w:val="Choice"/>
-      </w:pPr>
-      <w:r>
-        <w:t>a)</w:t>
-        <w:tab/>
-        <w:t>Corte</w:t>
-      </w:r>
-    </w:p>
-    <w:p>
-      <w:pPr>
-        <w:pStyle w:val="Choice"/>
-      </w:pPr>
-      <w:r>
-        <w:t>b)</w:t>
-        <w:tab/>
-        <w:t>Talado</w:t>
-      </w:r>
-    </w:p>
-    <w:p>
-      <w:pPr>
-        <w:pStyle w:val="Choice"/>
-      </w:pPr>
-      <w:r>
-        <w:t>c)</w:t>
-        <w:tab/>
-        <w:t>Aserrado</w:t>
-      </w:r>
-    </w:p>
-    <w:p>
-      <w:pPr>
-        <w:pStyle w:val="Choice"/>
-      </w:pPr>
-      <w:r>
-        <w:t>d)</w:t>
-        <w:tab/>
-        <w:t>Separado</w:t>
-      </w:r>
-    </w:p>
-    <w:p>
-      <w:pPr>
-        <w:pStyle w:val="ListNumber"/>
-      </w:pPr>
-      <w:r>
         <w:t>La operación de eliminar material de una pieza de madera para afinar su forma o quitar las asperezas se denomina.</w:t>
       </w:r>
     </w:p>
@@ -1157,6 +1157,16 @@
       </w:pPr>
       <w:r>
         <w:t>a)</w:t>
+        <w:tab/>
+        <w:t>Amolar</w:t>
+      </w:r>
+    </w:p>
+    <w:p>
+      <w:pPr>
+        <w:pStyle w:val="Choice"/>
+      </w:pPr>
+      <w:r>
+        <w:t>b)</w:t>
         <w:tab/>
         <w:t>Alisar</w:t>
       </w:r>
@@ -1166,19 +1176,9 @@
         <w:pStyle w:val="Choice"/>
       </w:pPr>
       <w:r>
-        <w:t>b)</w:t>
+        <w:t>c)</w:t>
         <w:tab/>
         <w:t>Pulir</w:t>
-      </w:r>
-    </w:p>
-    <w:p>
-      <w:pPr>
-        <w:pStyle w:val="Choice"/>
-      </w:pPr>
-      <w:r>
-        <w:t>c)</w:t>
-        <w:tab/>
-        <w:t>Amolar</w:t>
       </w:r>
     </w:p>
     <w:p>
@@ -1206,7 +1206,7 @@
       <w:r>
         <w:t>a)</w:t>
         <w:tab/>
-        <w:t>Lijar o pulir</w:t>
+        <w:t>Amolar</w:t>
       </w:r>
     </w:p>
     <w:p>
@@ -1226,7 +1226,7 @@
       <w:r>
         <w:t>c)</w:t>
         <w:tab/>
-        <w:t>Amolar</w:t>
+        <w:t>Lijar o pulir</w:t>
       </w:r>
     </w:p>
     <w:p>
@@ -1254,6 +1254,16 @@
       <w:r>
         <w:t>a)</w:t>
         <w:tab/>
+        <w:t>Primero de numeración baja y luego de numeración alta</w:t>
+      </w:r>
+    </w:p>
+    <w:p>
+      <w:pPr>
+        <w:pStyle w:val="Choice"/>
+      </w:pPr>
+      <w:r>
+        <w:t>b)</w:t>
+        <w:tab/>
         <w:t>Directamente de numeración alta</w:t>
       </w:r>
     </w:p>
@@ -1262,9 +1272,9 @@
         <w:pStyle w:val="Choice"/>
       </w:pPr>
       <w:r>
-        <w:t>b)</w:t>
+        <w:t>c)</w:t>
         <w:tab/>
-        <w:t>Primero de numeración baja y luego de numeración alta</w:t>
+        <w:t>Primero de numeración alta y luego de numeración baja</w:t>
       </w:r>
     </w:p>
     <w:p>
@@ -1272,19 +1282,249 @@
         <w:pStyle w:val="Choice"/>
       </w:pPr>
       <w:r>
-        <w:t>c)</w:t>
+        <w:t>d)</w:t>
         <w:tab/>
         <w:t>De numeración baja</w:t>
       </w:r>
     </w:p>
     <w:p>
       <w:pPr>
+        <w:pStyle w:val="ListNumber"/>
+      </w:pPr>
+      <w:r>
+        <w:t>Practicar agujeros sobre la pieza de madera con una broca es</w:t>
+      </w:r>
+    </w:p>
+    <w:p>
+      <w:pPr>
+        <w:pStyle w:val="Choice"/>
+      </w:pPr>
+      <w:r>
+        <w:t>a)</w:t>
+        <w:tab/>
+        <w:t>Clavar la madera</w:t>
+      </w:r>
+    </w:p>
+    <w:p>
+      <w:pPr>
+        <w:pStyle w:val="Choice"/>
+      </w:pPr>
+      <w:r>
+        <w:t>b)</w:t>
+        <w:tab/>
+        <w:t>Taladrar la madera</w:t>
+      </w:r>
+    </w:p>
+    <w:p>
+      <w:pPr>
+        <w:pStyle w:val="Choice"/>
+      </w:pPr>
+      <w:r>
+        <w:t>c)</w:t>
+        <w:tab/>
+        <w:t>Agujerear la madera</w:t>
+      </w:r>
+    </w:p>
+    <w:p>
+      <w:pPr>
         <w:pStyle w:val="Choice"/>
       </w:pPr>
       <w:r>
         <w:t>d)</w:t>
         <w:tab/>
-        <w:t>Primero de numeración alta y luego de numeración baja</w:t>
+        <w:t>Troquelar la madera</w:t>
+      </w:r>
+    </w:p>
+    <w:p>
+      <w:pPr>
+        <w:pStyle w:val="ListNumber"/>
+      </w:pPr>
+      <w:r>
+        <w:t>Para unir dos maderas de forma permanente podemos usar</w:t>
+      </w:r>
+    </w:p>
+    <w:p>
+      <w:pPr>
+        <w:pStyle w:val="Choice"/>
+      </w:pPr>
+      <w:r>
+        <w:t>a)</w:t>
+        <w:tab/>
+        <w:t>Clavos</w:t>
+      </w:r>
+    </w:p>
+    <w:p>
+      <w:pPr>
+        <w:pStyle w:val="Choice"/>
+      </w:pPr>
+      <w:r>
+        <w:t>b)</w:t>
+        <w:tab/>
+        <w:t>Tornillos</w:t>
+      </w:r>
+    </w:p>
+    <w:p>
+      <w:pPr>
+        <w:pStyle w:val="Choice"/>
+      </w:pPr>
+      <w:r>
+        <w:t>c)</w:t>
+        <w:tab/>
+        <w:t>Cola blanca</w:t>
+      </w:r>
+    </w:p>
+    <w:p>
+      <w:pPr>
+        <w:pStyle w:val="Choice"/>
+      </w:pPr>
+      <w:r>
+        <w:t>d)</w:t>
+        <w:tab/>
+        <w:t>Ensambles</w:t>
+      </w:r>
+    </w:p>
+    <w:p>
+      <w:pPr>
+        <w:pStyle w:val="ListNumber"/>
+      </w:pPr>
+      <w:r>
+        <w:t>Para unir la madera de forma no permanente podemos usar</w:t>
+      </w:r>
+    </w:p>
+    <w:p>
+      <w:pPr>
+        <w:pStyle w:val="Choice"/>
+      </w:pPr>
+      <w:r>
+        <w:t>a)</w:t>
+        <w:tab/>
+        <w:t>Tornillos</w:t>
+      </w:r>
+    </w:p>
+    <w:p>
+      <w:pPr>
+        <w:pStyle w:val="Choice"/>
+      </w:pPr>
+      <w:r>
+        <w:t>b)</w:t>
+        <w:tab/>
+        <w:t>Cola termofusible</w:t>
+      </w:r>
+    </w:p>
+    <w:p>
+      <w:pPr>
+        <w:pStyle w:val="Choice"/>
+      </w:pPr>
+      <w:r>
+        <w:t>c)</w:t>
+        <w:tab/>
+        <w:t>Pegamento de contacto</w:t>
+      </w:r>
+    </w:p>
+    <w:p>
+      <w:pPr>
+        <w:pStyle w:val="Choice"/>
+      </w:pPr>
+      <w:r>
+        <w:t>d)</w:t>
+        <w:tab/>
+        <w:t>Cola blanda</w:t>
+      </w:r>
+    </w:p>
+    <w:p>
+      <w:pPr>
+        <w:pStyle w:val="ListNumber"/>
+      </w:pPr>
+      <w:r>
+        <w:t>Esta herramienta se llama</w:t>
+      </w:r>
+    </w:p>
+    <w:p>
+      <w:pPr>
+        <w:pStyle w:val="Choice"/>
+      </w:pPr>
+      <w:r>
+        <w:t>a)</w:t>
+        <w:tab/>
+        <w:t>Punzón</w:t>
+      </w:r>
+    </w:p>
+    <w:p>
+      <w:pPr>
+        <w:pStyle w:val="Choice"/>
+      </w:pPr>
+      <w:r>
+        <w:t>b)</w:t>
+        <w:tab/>
+        <w:t>Destornillador</w:t>
+      </w:r>
+    </w:p>
+    <w:p>
+      <w:pPr>
+        <w:pStyle w:val="Choice"/>
+      </w:pPr>
+      <w:r>
+        <w:t>c)</w:t>
+        <w:tab/>
+        <w:t>Atornillador</w:t>
+      </w:r>
+    </w:p>
+    <w:p>
+      <w:pPr>
+        <w:pStyle w:val="Choice"/>
+      </w:pPr>
+      <w:r>
+        <w:t>d)</w:t>
+        <w:tab/>
+        <w:t>Escofina</w:t>
+      </w:r>
+    </w:p>
+    <w:p>
+      <w:pPr>
+        <w:pStyle w:val="ListNumber"/>
+      </w:pPr>
+      <w:r>
+        <w:t>Esta herramienta se llama</w:t>
+      </w:r>
+    </w:p>
+    <w:p>
+      <w:pPr>
+        <w:pStyle w:val="Choice"/>
+      </w:pPr>
+      <w:r>
+        <w:t>a)</w:t>
+        <w:tab/>
+        <w:t>Martillador</w:t>
+      </w:r>
+    </w:p>
+    <w:p>
+      <w:pPr>
+        <w:pStyle w:val="Choice"/>
+      </w:pPr>
+      <w:r>
+        <w:t>b)</w:t>
+        <w:tab/>
+        <w:t>Clavador</w:t>
+      </w:r>
+    </w:p>
+    <w:p>
+      <w:pPr>
+        <w:pStyle w:val="Choice"/>
+      </w:pPr>
+      <w:r>
+        <w:t>c)</w:t>
+        <w:tab/>
+        <w:t>Martillo</w:t>
+      </w:r>
+    </w:p>
+    <w:p>
+      <w:pPr>
+        <w:pStyle w:val="Choice"/>
+      </w:pPr>
+      <w:r>
+        <w:t>d)</w:t>
+        <w:tab/>
+        <w:t>Amartillador</w:t>
       </w:r>
     </w:p>
     <w:sectPr>

--- a/build/es_material_wood.docx
+++ b/build/es_material_wood.docx
@@ -1441,6 +1441,45 @@
     </w:p>
     <w:p>
       <w:pPr>
+        <w:pStyle w:val="Image"/>
+      </w:pPr>
+      <w:r>
+        <w:drawing>
+          <wp:inline xmlns:a="http://schemas.openxmlformats.org/drawingml/2006/main" xmlns:pic="http://schemas.openxmlformats.org/drawingml/2006/picture">
+            <wp:extent cx="2440677" cy="538385"/>
+            <wp:docPr id="1" name="Picture 1"/>
+            <wp:cNvGraphicFramePr>
+              <a:graphicFrameLocks noChangeAspect="1"/>
+            </wp:cNvGraphicFramePr>
+            <a:graphic>
+              <a:graphicData uri="http://schemas.openxmlformats.org/drawingml/2006/picture">
+                <pic:pic>
+                  <pic:nvPicPr>
+                    <pic:cNvPr id="0" name="material-screwdriver.jpg"/>
+                    <pic:cNvPicPr/>
+                  </pic:nvPicPr>
+                  <pic:blipFill>
+                    <a:blip r:embed="rId9"/>
+                    <a:stretch>
+                      <a:fillRect/>
+                    </a:stretch>
+                  </pic:blipFill>
+                  <pic:spPr>
+                    <a:xfrm>
+                      <a:off x="0" y="0"/>
+                      <a:ext cx="2440677" cy="538385"/>
+                    </a:xfrm>
+                    <a:prstGeom prst="rect"/>
+                  </pic:spPr>
+                </pic:pic>
+              </a:graphicData>
+            </a:graphic>
+          </wp:inline>
+        </w:drawing>
+      </w:r>
+    </w:p>
+    <w:p>
+      <w:pPr>
         <w:pStyle w:val="Choice"/>
       </w:pPr>
       <w:r>
@@ -1466,7 +1505,7 @@
       <w:r>
         <w:t>c)</w:t>
         <w:tab/>
-        <w:t>Atornillador</w:t>
+        <w:t>Gubia</w:t>
       </w:r>
     </w:p>
     <w:p>
@@ -1476,7 +1515,7 @@
       <w:r>
         <w:t>d)</w:t>
         <w:tab/>
-        <w:t>Escofina</w:t>
+        <w:t>Formón</w:t>
       </w:r>
     </w:p>
     <w:p>
@@ -1485,6 +1524,45 @@
       </w:pPr>
       <w:r>
         <w:t>Esta herramienta se llama</w:t>
+      </w:r>
+    </w:p>
+    <w:p>
+      <w:pPr>
+        <w:pStyle w:val="Image"/>
+      </w:pPr>
+      <w:r>
+        <w:drawing>
+          <wp:inline xmlns:a="http://schemas.openxmlformats.org/drawingml/2006/main" xmlns:pic="http://schemas.openxmlformats.org/drawingml/2006/picture">
+            <wp:extent cx="2440677" cy="1105932"/>
+            <wp:docPr id="2" name="Picture 2"/>
+            <wp:cNvGraphicFramePr>
+              <a:graphicFrameLocks noChangeAspect="1"/>
+            </wp:cNvGraphicFramePr>
+            <a:graphic>
+              <a:graphicData uri="http://schemas.openxmlformats.org/drawingml/2006/picture">
+                <pic:pic>
+                  <pic:nvPicPr>
+                    <pic:cNvPr id="0" name="material-hammer.jpg"/>
+                    <pic:cNvPicPr/>
+                  </pic:nvPicPr>
+                  <pic:blipFill>
+                    <a:blip r:embed="rId10"/>
+                    <a:stretch>
+                      <a:fillRect/>
+                    </a:stretch>
+                  </pic:blipFill>
+                  <pic:spPr>
+                    <a:xfrm>
+                      <a:off x="0" y="0"/>
+                      <a:ext cx="2440677" cy="1105932"/>
+                    </a:xfrm>
+                    <a:prstGeom prst="rect"/>
+                  </pic:spPr>
+                </pic:pic>
+              </a:graphicData>
+            </a:graphic>
+          </wp:inline>
+        </w:drawing>
       </w:r>
     </w:p>
     <w:p>

--- a/build/es_material_wood.docx
+++ b/build/es_material_wood.docx
@@ -35,7 +35,7 @@
       <w:r>
         <w:t>b)</w:t>
         <w:tab/>
-        <w:t>Parecida a la densidad del agua</w:t>
+        <w:t>La madera no tiene densidad</w:t>
       </w:r>
     </w:p>
     <w:p>
@@ -55,7 +55,7 @@
       <w:r>
         <w:t>d)</w:t>
         <w:tab/>
-        <w:t>La madera no tiene densidad</w:t>
+        <w:t>Parecida a la densidad del agua</w:t>
       </w:r>
     </w:p>
     <w:p>
@@ -73,6 +73,16 @@
       <w:r>
         <w:t>a)</w:t>
         <w:tab/>
+        <w:t>La madera siempre flota en el agua</w:t>
+      </w:r>
+    </w:p>
+    <w:p>
+      <w:pPr>
+        <w:pStyle w:val="Choice"/>
+      </w:pPr>
+      <w:r>
+        <w:t>b)</w:t>
+        <w:tab/>
         <w:t>La madera siempre se hunde en el agua</w:t>
       </w:r>
     </w:p>
@@ -81,33 +91,23 @@
         <w:pStyle w:val="Choice"/>
       </w:pPr>
       <w:r>
-        <w:t>b)</w:t>
+        <w:t>c)</w:t>
+        <w:tab/>
+        <w:t>La madera no de debe mojar con agua</w:t>
+      </w:r>
+    </w:p>
+    <w:p>
+      <w:pPr>
+        <w:pStyle w:val="Choice"/>
+      </w:pPr>
+      <w:r>
+        <w:t>d)</w:t>
         <w:tab/>
         <w:t>Algunas maderas flotan y otras se hunden</w:t>
       </w:r>
     </w:p>
     <w:p>
       <w:pPr>
-        <w:pStyle w:val="Choice"/>
-      </w:pPr>
-      <w:r>
-        <w:t>c)</w:t>
-        <w:tab/>
-        <w:t>La madera siempre flota en el agua</w:t>
-      </w:r>
-    </w:p>
-    <w:p>
-      <w:pPr>
-        <w:pStyle w:val="Choice"/>
-      </w:pPr>
-      <w:r>
-        <w:t>d)</w:t>
-        <w:tab/>
-        <w:t>La madera no de debe mojar con agua</w:t>
-      </w:r>
-    </w:p>
-    <w:p>
-      <w:pPr>
         <w:pStyle w:val="ListNumber"/>
       </w:pPr>
       <w:r>
@@ -121,16 +121,6 @@
       <w:r>
         <w:t>a)</w:t>
         <w:tab/>
-        <w:t>Conduce bien el calor pero mal la electricidad</w:t>
-      </w:r>
-    </w:p>
-    <w:p>
-      <w:pPr>
-        <w:pStyle w:val="Choice"/>
-      </w:pPr>
-      <w:r>
-        <w:t>b)</w:t>
-        <w:tab/>
         <w:t>Conduce bien la electricidad pero mal el calor</w:t>
       </w:r>
     </w:p>
@@ -139,7 +129,7 @@
         <w:pStyle w:val="Choice"/>
       </w:pPr>
       <w:r>
-        <w:t>c)</w:t>
+        <w:t>b)</w:t>
         <w:tab/>
         <w:t>Es buen aislante eléctrico y térmico</w:t>
       </w:r>
@@ -149,9 +139,19 @@
         <w:pStyle w:val="Choice"/>
       </w:pPr>
       <w:r>
+        <w:t>c)</w:t>
+        <w:tab/>
+        <w:t>Conduce bien el calor y la electricidad</w:t>
+      </w:r>
+    </w:p>
+    <w:p>
+      <w:pPr>
+        <w:pStyle w:val="Choice"/>
+      </w:pPr>
+      <w:r>
         <w:t>d)</w:t>
         <w:tab/>
-        <w:t>Conduce bien el calor y la electricidad</w:t>
+        <w:t>Conduce bien el calor pero mal la electricidad</w:t>
       </w:r>
     </w:p>
     <w:p>
@@ -189,7 +189,7 @@
       <w:r>
         <w:t>c)</w:t>
         <w:tab/>
-        <w:t>Porque absorbe bien la humedad y el agua</w:t>
+        <w:t>Porque es muy flexible</w:t>
       </w:r>
     </w:p>
     <w:p>
@@ -199,7 +199,7 @@
       <w:r>
         <w:t>d)</w:t>
         <w:tab/>
-        <w:t>Porque es muy flexible</w:t>
+        <w:t>Porque absorbe bien la humedad y el agua</w:t>
       </w:r>
     </w:p>
     <w:p>
@@ -217,6 +217,26 @@
       <w:r>
         <w:t>a)</w:t>
         <w:tab/>
+        <w:t>Siempre es renovable</w:t>
+      </w:r>
+    </w:p>
+    <w:p>
+      <w:pPr>
+        <w:pStyle w:val="Choice"/>
+      </w:pPr>
+      <w:r>
+        <w:t>b)</w:t>
+        <w:tab/>
+        <w:t>Si porque se puede reciclar con facilidad</w:t>
+      </w:r>
+    </w:p>
+    <w:p>
+      <w:pPr>
+        <w:pStyle w:val="Choice"/>
+      </w:pPr>
+      <w:r>
+        <w:t>c)</w:t>
+        <w:tab/>
         <w:t>Si, si se repueblan los bosques talados.</w:t>
       </w:r>
     </w:p>
@@ -225,33 +245,13 @@
         <w:pStyle w:val="Choice"/>
       </w:pPr>
       <w:r>
-        <w:t>b)</w:t>
+        <w:t>d)</w:t>
         <w:tab/>
         <w:t>No es renovable</w:t>
       </w:r>
     </w:p>
     <w:p>
       <w:pPr>
-        <w:pStyle w:val="Choice"/>
-      </w:pPr>
-      <w:r>
-        <w:t>c)</w:t>
-        <w:tab/>
-        <w:t>Si porque se puede reciclar con facilidad</w:t>
-      </w:r>
-    </w:p>
-    <w:p>
-      <w:pPr>
-        <w:pStyle w:val="Choice"/>
-      </w:pPr>
-      <w:r>
-        <w:t>d)</w:t>
-        <w:tab/>
-        <w:t>Siempre es renovable</w:t>
-      </w:r>
-    </w:p>
-    <w:p>
-      <w:pPr>
         <w:pStyle w:val="ListNumber"/>
       </w:pPr>
       <w:r>
@@ -265,7 +265,7 @@
       <w:r>
         <w:t>a)</w:t>
         <w:tab/>
-        <w:t>Si, porque soporta bien los golpes sin romperse</w:t>
+        <w:t>Si, porque soporta bien que la intenten rayar</w:t>
       </w:r>
     </w:p>
     <w:p>
@@ -295,7 +295,7 @@
       <w:r>
         <w:t>d)</w:t>
         <w:tab/>
-        <w:t>Si, porque soporta bien que la intenten rayar</w:t>
+        <w:t>Si, porque soporta bien los golpes sin romperse</w:t>
       </w:r>
     </w:p>
     <w:p>
@@ -323,7 +323,55 @@
       <w:r>
         <w:t>b)</w:t>
         <w:tab/>
+        <w:t>Es todo el interior del tronco excepto la corteza</w:t>
+      </w:r>
+    </w:p>
+    <w:p>
+      <w:pPr>
+        <w:pStyle w:val="Choice"/>
+      </w:pPr>
+      <w:r>
+        <w:t>c)</w:t>
+        <w:tab/>
         <w:t>Es la parte exterior del tronco, más joven y de color más claro</w:t>
+      </w:r>
+    </w:p>
+    <w:p>
+      <w:pPr>
+        <w:pStyle w:val="Choice"/>
+      </w:pPr>
+      <w:r>
+        <w:t>d)</w:t>
+        <w:tab/>
+        <w:t>Es la parte interior del tronco, más antigua y de color más oscuro</w:t>
+      </w:r>
+    </w:p>
+    <w:p>
+      <w:pPr>
+        <w:pStyle w:val="ListNumber"/>
+      </w:pPr>
+      <w:r>
+        <w:t>¿Qué es el duramen de un tronco?</w:t>
+      </w:r>
+    </w:p>
+    <w:p>
+      <w:pPr>
+        <w:pStyle w:val="Choice"/>
+      </w:pPr>
+      <w:r>
+        <w:t>a)</w:t>
+        <w:tab/>
+        <w:t>Es la parte exterior del tronco</w:t>
+      </w:r>
+    </w:p>
+    <w:p>
+      <w:pPr>
+        <w:pStyle w:val="Choice"/>
+      </w:pPr>
+      <w:r>
+        <w:t>b)</w:t>
+        <w:tab/>
+        <w:t>Es la parte interior del tronco, más antigua y de color más oscuro</w:t>
       </w:r>
     </w:p>
     <w:p>
@@ -343,55 +391,7 @@
       <w:r>
         <w:t>d)</w:t>
         <w:tab/>
-        <w:t>Es la parte interior del tronco, más antigua y de color más oscuro</w:t>
-      </w:r>
-    </w:p>
-    <w:p>
-      <w:pPr>
-        <w:pStyle w:val="ListNumber"/>
-      </w:pPr>
-      <w:r>
-        <w:t>¿Qué es el duramen de un tronco?</w:t>
-      </w:r>
-    </w:p>
-    <w:p>
-      <w:pPr>
-        <w:pStyle w:val="Choice"/>
-      </w:pPr>
-      <w:r>
-        <w:t>a)</w:t>
-        <w:tab/>
-        <w:t>Es todo el interior del tronco excepto la corteza</w:t>
-      </w:r>
-    </w:p>
-    <w:p>
-      <w:pPr>
-        <w:pStyle w:val="Choice"/>
-      </w:pPr>
-      <w:r>
-        <w:t>b)</w:t>
-        <w:tab/>
         <w:t>Es la parte exterior del tronco, más joven y de color más claro</w:t>
-      </w:r>
-    </w:p>
-    <w:p>
-      <w:pPr>
-        <w:pStyle w:val="Choice"/>
-      </w:pPr>
-      <w:r>
-        <w:t>c)</w:t>
-        <w:tab/>
-        <w:t>Es la parte exterior del tronco</w:t>
-      </w:r>
-    </w:p>
-    <w:p>
-      <w:pPr>
-        <w:pStyle w:val="Choice"/>
-      </w:pPr>
-      <w:r>
-        <w:t>d)</w:t>
-        <w:tab/>
-        <w:t>Es la parte interior del tronco, más antigua y de color más oscuro</w:t>
       </w:r>
     </w:p>
     <w:p>
@@ -419,7 +419,7 @@
       <w:r>
         <w:t>b)</w:t>
         <w:tab/>
-        <w:t>La albura se puede aprovechar en ciertas maderas</w:t>
+        <w:t>No, la corteza siempre hay que desecharla</w:t>
       </w:r>
     </w:p>
     <w:p>
@@ -439,7 +439,7 @@
       <w:r>
         <w:t>d)</w:t>
         <w:tab/>
-        <w:t>No, la corteza siempre hay que desecharla</w:t>
+        <w:t>La albura se puede aprovechar en ciertas maderas</w:t>
       </w:r>
     </w:p>
     <w:p>
@@ -457,7 +457,7 @@
       <w:r>
         <w:t>a)</w:t>
         <w:tab/>
-        <w:t>Aserrado del tronco</w:t>
+        <w:t>Corte de tablones</w:t>
       </w:r>
     </w:p>
     <w:p>
@@ -477,7 +477,7 @@
       <w:r>
         <w:t>c)</w:t>
         <w:tab/>
-        <w:t>Tala del árbol</w:t>
+        <w:t>Aserrado del tronco</w:t>
       </w:r>
     </w:p>
     <w:p>
@@ -487,7 +487,7 @@
       <w:r>
         <w:t>d)</w:t>
         <w:tab/>
-        <w:t>Corte de tablones</w:t>
+        <w:t>Tala del árbol</w:t>
       </w:r>
     </w:p>
     <w:p>
@@ -505,7 +505,7 @@
       <w:r>
         <w:t>a)</w:t>
         <w:tab/>
-        <w:t>Asierrado</w:t>
+        <w:t>Tala</w:t>
       </w:r>
     </w:p>
     <w:p>
@@ -535,7 +535,7 @@
       <w:r>
         <w:t>d)</w:t>
         <w:tab/>
-        <w:t>Tala</w:t>
+        <w:t>Asierrado</w:t>
       </w:r>
     </w:p>
     <w:p>
@@ -563,17 +563,65 @@
       <w:r>
         <w:t>b)</w:t>
         <w:tab/>
+        <w:t>Tabla</w:t>
+      </w:r>
+    </w:p>
+    <w:p>
+      <w:pPr>
+        <w:pStyle w:val="Choice"/>
+      </w:pPr>
+      <w:r>
+        <w:t>c)</w:t>
+        <w:tab/>
+        <w:t>Listones</w:t>
+      </w:r>
+    </w:p>
+    <w:p>
+      <w:pPr>
+        <w:pStyle w:val="Choice"/>
+      </w:pPr>
+      <w:r>
+        <w:t>d)</w:t>
+        <w:tab/>
         <w:t>Viga</w:t>
       </w:r>
     </w:p>
     <w:p>
       <w:pPr>
+        <w:pStyle w:val="ListNumber"/>
+      </w:pPr>
+      <w:r>
+        <w:t>¿Cómo se llama una madera de grandes dimensiones de forma rectangular?</w:t>
+      </w:r>
+    </w:p>
+    <w:p>
+      <w:pPr>
+        <w:pStyle w:val="Choice"/>
+      </w:pPr>
+      <w:r>
+        <w:t>a)</w:t>
+        <w:tab/>
+        <w:t>Tabla</w:t>
+      </w:r>
+    </w:p>
+    <w:p>
+      <w:pPr>
+        <w:pStyle w:val="Choice"/>
+      </w:pPr>
+      <w:r>
+        <w:t>b)</w:t>
+        <w:tab/>
+        <w:t>Viga</w:t>
+      </w:r>
+    </w:p>
+    <w:p>
+      <w:pPr>
         <w:pStyle w:val="Choice"/>
       </w:pPr>
       <w:r>
         <w:t>c)</w:t>
         <w:tab/>
-        <w:t>Tabla</w:t>
+        <w:t>Tablero</w:t>
       </w:r>
     </w:p>
     <w:p>
@@ -591,7 +639,7 @@
         <w:pStyle w:val="ListNumber"/>
       </w:pPr>
       <w:r>
-        <w:t>¿Cómo se llama una madera de grandes dimensiones de forma rectangular?</w:t>
+        <w:t>¿Cómo se llama una madera plana de gran superficie y poco gruesa?</w:t>
       </w:r>
     </w:p>
     <w:p>
@@ -601,7 +649,7 @@
       <w:r>
         <w:t>a)</w:t>
         <w:tab/>
-        <w:t>Tabla</w:t>
+        <w:t>Tablón</w:t>
       </w:r>
     </w:p>
     <w:p>
@@ -611,7 +659,7 @@
       <w:r>
         <w:t>b)</w:t>
         <w:tab/>
-        <w:t>Tablero</w:t>
+        <w:t>Moldura</w:t>
       </w:r>
     </w:p>
     <w:p>
@@ -631,55 +679,55 @@
       <w:r>
         <w:t>d)</w:t>
         <w:tab/>
-        <w:t>Listones</w:t>
-      </w:r>
-    </w:p>
-    <w:p>
-      <w:pPr>
-        <w:pStyle w:val="ListNumber"/>
-      </w:pPr>
-      <w:r>
-        <w:t>¿Cómo se llama una madera plana de gran superficie y poco gruesa?</w:t>
-      </w:r>
-    </w:p>
-    <w:p>
-      <w:pPr>
-        <w:pStyle w:val="Choice"/>
-      </w:pPr>
-      <w:r>
-        <w:t>a)</w:t>
-        <w:tab/>
-        <w:t>Moldura</w:t>
-      </w:r>
-    </w:p>
-    <w:p>
-      <w:pPr>
-        <w:pStyle w:val="Choice"/>
-      </w:pPr>
-      <w:r>
-        <w:t>b)</w:t>
-        <w:tab/>
-        <w:t>Viga</w:t>
-      </w:r>
-    </w:p>
-    <w:p>
-      <w:pPr>
-        <w:pStyle w:val="Choice"/>
-      </w:pPr>
-      <w:r>
-        <w:t>c)</w:t>
-        <w:tab/>
         <w:t>Chapa o tablero</w:t>
       </w:r>
     </w:p>
     <w:p>
       <w:pPr>
+        <w:pStyle w:val="ListNumber"/>
+      </w:pPr>
+      <w:r>
+        <w:t>¿Cuál de estas maderas es blanda?</w:t>
+      </w:r>
+    </w:p>
+    <w:p>
+      <w:pPr>
+        <w:pStyle w:val="Choice"/>
+      </w:pPr>
+      <w:r>
+        <w:t>a)</w:t>
+        <w:tab/>
+        <w:t>Nogal</w:t>
+      </w:r>
+    </w:p>
+    <w:p>
+      <w:pPr>
+        <w:pStyle w:val="Choice"/>
+      </w:pPr>
+      <w:r>
+        <w:t>b)</w:t>
+        <w:tab/>
+        <w:t>Roble</w:t>
+      </w:r>
+    </w:p>
+    <w:p>
+      <w:pPr>
+        <w:pStyle w:val="Choice"/>
+      </w:pPr>
+      <w:r>
+        <w:t>c)</w:t>
+        <w:tab/>
+        <w:t>Pino</w:t>
+      </w:r>
+    </w:p>
+    <w:p>
+      <w:pPr>
         <w:pStyle w:val="Choice"/>
       </w:pPr>
       <w:r>
         <w:t>d)</w:t>
         <w:tab/>
-        <w:t>Tablón</w:t>
+        <w:t>Haya</w:t>
       </w:r>
     </w:p>
     <w:p>
@@ -707,55 +755,7 @@
       <w:r>
         <w:t>b)</w:t>
         <w:tab/>
-        <w:t>Pino</w:t>
-      </w:r>
-    </w:p>
-    <w:p>
-      <w:pPr>
-        <w:pStyle w:val="Choice"/>
-      </w:pPr>
-      <w:r>
-        <w:t>c)</w:t>
-        <w:tab/>
-        <w:t>Nogal</w:t>
-      </w:r>
-    </w:p>
-    <w:p>
-      <w:pPr>
-        <w:pStyle w:val="Choice"/>
-      </w:pPr>
-      <w:r>
-        <w:t>d)</w:t>
-        <w:tab/>
-        <w:t>Haya</w:t>
-      </w:r>
-    </w:p>
-    <w:p>
-      <w:pPr>
-        <w:pStyle w:val="ListNumber"/>
-      </w:pPr>
-      <w:r>
-        <w:t>¿Cuál de estas maderas es blanda?</w:t>
-      </w:r>
-    </w:p>
-    <w:p>
-      <w:pPr>
-        <w:pStyle w:val="Choice"/>
-      </w:pPr>
-      <w:r>
-        <w:t>a)</w:t>
-        <w:tab/>
         <w:t>Chopo</w:t>
-      </w:r>
-    </w:p>
-    <w:p>
-      <w:pPr>
-        <w:pStyle w:val="Choice"/>
-      </w:pPr>
-      <w:r>
-        <w:t>b)</w:t>
-        <w:tab/>
-        <w:t>Roble</w:t>
       </w:r>
     </w:p>
     <w:p>
@@ -793,7 +793,7 @@
       <w:r>
         <w:t>a)</w:t>
         <w:tab/>
-        <w:t>Similar</w:t>
+        <w:t>Verdadero</w:t>
       </w:r>
     </w:p>
     <w:p>
@@ -803,7 +803,7 @@
       <w:r>
         <w:t>b)</w:t>
         <w:tab/>
-        <w:t>Verdadero</w:t>
+        <w:t>Similar</w:t>
       </w:r>
     </w:p>
     <w:p>
@@ -821,16 +821,6 @@
       <w:r>
         <w:t>a)</w:t>
         <w:tab/>
-        <w:t>Algo que debe esconderse</w:t>
-      </w:r>
-    </w:p>
-    <w:p>
-      <w:pPr>
-        <w:pStyle w:val="Choice"/>
-      </w:pPr>
-      <w:r>
-        <w:t>b)</w:t>
-        <w:tab/>
         <w:t>La madera no tiene veteado</w:t>
       </w:r>
     </w:p>
@@ -839,9 +829,19 @@
         <w:pStyle w:val="Choice"/>
       </w:pPr>
       <w:r>
+        <w:t>b)</w:t>
+        <w:tab/>
+        <w:t>Muy apreciado</w:t>
+      </w:r>
+    </w:p>
+    <w:p>
+      <w:pPr>
+        <w:pStyle w:val="Choice"/>
+      </w:pPr>
+      <w:r>
         <w:t>c)</w:t>
         <w:tab/>
-        <w:t>Muy apreciado</w:t>
+        <w:t>Algo que debe esconderse</w:t>
       </w:r>
     </w:p>
     <w:p>
@@ -869,7 +869,7 @@
       <w:r>
         <w:t>a)</w:t>
         <w:tab/>
-        <w:t>Un tablero artificial formado por fibras de madera y resina sintética</w:t>
+        <w:t>Un tablero de madera maziza</w:t>
       </w:r>
     </w:p>
     <w:p>
@@ -889,7 +889,55 @@
       <w:r>
         <w:t>c)</w:t>
         <w:tab/>
+        <w:t>Un tablero artificial formado por fibras de madera y resina sintética</w:t>
+      </w:r>
+    </w:p>
+    <w:p>
+      <w:pPr>
+        <w:pStyle w:val="Choice"/>
+      </w:pPr>
+      <w:r>
+        <w:t>d)</w:t>
+        <w:tab/>
         <w:t>Un tablero artificial formado por láminas de madera encoladas</w:t>
+      </w:r>
+    </w:p>
+    <w:p>
+      <w:pPr>
+        <w:pStyle w:val="ListNumber"/>
+      </w:pPr>
+      <w:r>
+        <w:t>El tablero de aglomerado es</w:t>
+      </w:r>
+    </w:p>
+    <w:p>
+      <w:pPr>
+        <w:pStyle w:val="Choice"/>
+      </w:pPr>
+      <w:r>
+        <w:t>a)</w:t>
+        <w:tab/>
+        <w:t>Un tablero artificial formado por láminas de madera encoladas</w:t>
+      </w:r>
+    </w:p>
+    <w:p>
+      <w:pPr>
+        <w:pStyle w:val="Choice"/>
+      </w:pPr>
+      <w:r>
+        <w:t>b)</w:t>
+        <w:tab/>
+        <w:t>Un tablero artificial formado por fibras de madera y resina sintética</w:t>
+      </w:r>
+    </w:p>
+    <w:p>
+      <w:pPr>
+        <w:pStyle w:val="Choice"/>
+      </w:pPr>
+      <w:r>
+        <w:t>c)</w:t>
+        <w:tab/>
+        <w:t>Un tablero artificial formado por virutas y cola comprimidas</w:t>
       </w:r>
     </w:p>
     <w:p>
@@ -907,7 +955,7 @@
         <w:pStyle w:val="ListNumber"/>
       </w:pPr>
       <w:r>
-        <w:t>El tablero de aglomerado es</w:t>
+        <w:t>El DM o tablero de fibras es</w:t>
       </w:r>
     </w:p>
     <w:p>
@@ -917,7 +965,7 @@
       <w:r>
         <w:t>a)</w:t>
         <w:tab/>
-        <w:t>Un tablero artificial formado por virutas y cola comprimidas</w:t>
+        <w:t>Un tablero artificial formado por láminas de madera encoladas</w:t>
       </w:r>
     </w:p>
     <w:p>
@@ -937,7 +985,7 @@
       <w:r>
         <w:t>c)</w:t>
         <w:tab/>
-        <w:t>Un tablero artificial formado por láminas de madera encoladas</w:t>
+        <w:t>Un tablero artificial formado por virutas y cola comprimidas</w:t>
       </w:r>
     </w:p>
     <w:p>
@@ -955,54 +1003,6 @@
         <w:pStyle w:val="ListNumber"/>
       </w:pPr>
       <w:r>
-        <w:t>El DM o tablero de fibras es</w:t>
-      </w:r>
-    </w:p>
-    <w:p>
-      <w:pPr>
-        <w:pStyle w:val="Choice"/>
-      </w:pPr>
-      <w:r>
-        <w:t>a)</w:t>
-        <w:tab/>
-        <w:t>Un tablero artificial formado por fibras de madera y resina sintética</w:t>
-      </w:r>
-    </w:p>
-    <w:p>
-      <w:pPr>
-        <w:pStyle w:val="Choice"/>
-      </w:pPr>
-      <w:r>
-        <w:t>b)</w:t>
-        <w:tab/>
-        <w:t>Un tablero artificial formado por virutas y cola comprimidas</w:t>
-      </w:r>
-    </w:p>
-    <w:p>
-      <w:pPr>
-        <w:pStyle w:val="Choice"/>
-      </w:pPr>
-      <w:r>
-        <w:t>c)</w:t>
-        <w:tab/>
-        <w:t>Un tablero artificial formado por láminas de madera encoladas</w:t>
-      </w:r>
-    </w:p>
-    <w:p>
-      <w:pPr>
-        <w:pStyle w:val="Choice"/>
-      </w:pPr>
-      <w:r>
-        <w:t>d)</w:t>
-        <w:tab/>
-        <w:t>Un tablero de madera maziza</w:t>
-      </w:r>
-    </w:p>
-    <w:p>
-      <w:pPr>
-        <w:pStyle w:val="ListNumber"/>
-      </w:pPr>
-      <w:r>
         <w:t>A los tableros artificiales se les suele pegar en el exterior una  chapa de madera natural o de material plástico.</w:t>
         <w:br/>
       </w:r>
@@ -1034,7 +1034,7 @@
       <w:r>
         <w:t>c)</w:t>
         <w:tab/>
-        <w:t>No, los tableros artificiales solo se pintan</w:t>
+        <w:t>Si, aunque eso disminuye la resistencia del tablero</w:t>
       </w:r>
     </w:p>
     <w:p>
@@ -1044,7 +1044,7 @@
       <w:r>
         <w:t>d)</w:t>
         <w:tab/>
-        <w:t>Si, aunque eso disminuye la resistencia del tablero</w:t>
+        <w:t>No, los tableros artificiales solo se pintan</w:t>
       </w:r>
     </w:p>
     <w:p>
@@ -1062,7 +1062,7 @@
       <w:r>
         <w:t>a)</w:t>
         <w:tab/>
-        <w:t>Medir. Marcar. Serrar. Sujetar</w:t>
+        <w:t>Medir. Marcar. Sujetar. Serrar</w:t>
       </w:r>
     </w:p>
     <w:p>
@@ -1071,6 +1071,16 @@
       </w:pPr>
       <w:r>
         <w:t>b)</w:t>
+        <w:tab/>
+        <w:t>Serrar. Pulir. Pintar</w:t>
+      </w:r>
+    </w:p>
+    <w:p>
+      <w:pPr>
+        <w:pStyle w:val="Choice"/>
+      </w:pPr>
+      <w:r>
+        <w:t>c)</w:t>
         <w:tab/>
         <w:t>Marcar. Medir. Sujetar. Serrar</w:t>
       </w:r>
@@ -1080,19 +1090,9 @@
         <w:pStyle w:val="Choice"/>
       </w:pPr>
       <w:r>
-        <w:t>c)</w:t>
-        <w:tab/>
-        <w:t>Serrar. Pulir. Pintar</w:t>
-      </w:r>
-    </w:p>
-    <w:p>
-      <w:pPr>
-        <w:pStyle w:val="Choice"/>
-      </w:pPr>
-      <w:r>
         <w:t>d)</w:t>
         <w:tab/>
-        <w:t>Medir. Marcar. Sujetar. Serrar</w:t>
+        <w:t>Medir. Marcar. Serrar. Sujetar</w:t>
       </w:r>
     </w:p>
     <w:p>
@@ -1110,7 +1110,7 @@
       <w:r>
         <w:t>a)</w:t>
         <w:tab/>
-        <w:t>Corte</w:t>
+        <w:t>Aserrado</w:t>
       </w:r>
     </w:p>
     <w:p>
@@ -1119,6 +1119,16 @@
       </w:pPr>
       <w:r>
         <w:t>b)</w:t>
+        <w:tab/>
+        <w:t>Talado</w:t>
+      </w:r>
+    </w:p>
+    <w:p>
+      <w:pPr>
+        <w:pStyle w:val="Choice"/>
+      </w:pPr>
+      <w:r>
+        <w:t>c)</w:t>
         <w:tab/>
         <w:t>Separado</w:t>
       </w:r>
@@ -1128,19 +1138,9 @@
         <w:pStyle w:val="Choice"/>
       </w:pPr>
       <w:r>
-        <w:t>c)</w:t>
-        <w:tab/>
-        <w:t>Talado</w:t>
-      </w:r>
-    </w:p>
-    <w:p>
-      <w:pPr>
-        <w:pStyle w:val="Choice"/>
-      </w:pPr>
-      <w:r>
         <w:t>d)</w:t>
         <w:tab/>
-        <w:t>Aserrado</w:t>
+        <w:t>Corte</w:t>
       </w:r>
     </w:p>
     <w:p>
@@ -1158,6 +1158,16 @@
       <w:r>
         <w:t>a)</w:t>
         <w:tab/>
+        <w:t>Alisar</w:t>
+      </w:r>
+    </w:p>
+    <w:p>
+      <w:pPr>
+        <w:pStyle w:val="Choice"/>
+      </w:pPr>
+      <w:r>
+        <w:t>b)</w:t>
+        <w:tab/>
         <w:t>Amolar</w:t>
       </w:r>
     </w:p>
@@ -1166,9 +1176,9 @@
         <w:pStyle w:val="Choice"/>
       </w:pPr>
       <w:r>
-        <w:t>b)</w:t>
+        <w:t>c)</w:t>
         <w:tab/>
-        <w:t>Alisar</w:t>
+        <w:t>Limar o desbastar</w:t>
       </w:r>
     </w:p>
     <w:p>
@@ -1176,23 +1186,13 @@
         <w:pStyle w:val="Choice"/>
       </w:pPr>
       <w:r>
-        <w:t>c)</w:t>
+        <w:t>d)</w:t>
         <w:tab/>
         <w:t>Pulir</w:t>
       </w:r>
     </w:p>
     <w:p>
       <w:pPr>
-        <w:pStyle w:val="Choice"/>
-      </w:pPr>
-      <w:r>
-        <w:t>d)</w:t>
-        <w:tab/>
-        <w:t>Limar o desbastar</w:t>
-      </w:r>
-    </w:p>
-    <w:p>
-      <w:pPr>
         <w:pStyle w:val="ListNumber"/>
       </w:pPr>
       <w:r>
@@ -1206,7 +1206,7 @@
       <w:r>
         <w:t>a)</w:t>
         <w:tab/>
-        <w:t>Amolar</w:t>
+        <w:t>Lijar o pulir</w:t>
       </w:r>
     </w:p>
     <w:p>
@@ -1215,6 +1215,16 @@
       </w:pPr>
       <w:r>
         <w:t>b)</w:t>
+        <w:tab/>
+        <w:t>Desbastar</w:t>
+      </w:r>
+    </w:p>
+    <w:p>
+      <w:pPr>
+        <w:pStyle w:val="Choice"/>
+      </w:pPr>
+      <w:r>
+        <w:t>c)</w:t>
         <w:tab/>
         <w:t>Aserrar</w:t>
       </w:r>
@@ -1224,19 +1234,9 @@
         <w:pStyle w:val="Choice"/>
       </w:pPr>
       <w:r>
-        <w:t>c)</w:t>
-        <w:tab/>
-        <w:t>Lijar o pulir</w:t>
-      </w:r>
-    </w:p>
-    <w:p>
-      <w:pPr>
-        <w:pStyle w:val="Choice"/>
-      </w:pPr>
-      <w:r>
         <w:t>d)</w:t>
         <w:tab/>
-        <w:t>Desbastar</w:t>
+        <w:t>Amolar</w:t>
       </w:r>
     </w:p>
     <w:p>
@@ -1254,16 +1254,6 @@
       <w:r>
         <w:t>a)</w:t>
         <w:tab/>
-        <w:t>Primero de numeración baja y luego de numeración alta</w:t>
-      </w:r>
-    </w:p>
-    <w:p>
-      <w:pPr>
-        <w:pStyle w:val="Choice"/>
-      </w:pPr>
-      <w:r>
-        <w:t>b)</w:t>
-        <w:tab/>
         <w:t>Directamente de numeración alta</w:t>
       </w:r>
     </w:p>
@@ -1272,9 +1262,19 @@
         <w:pStyle w:val="Choice"/>
       </w:pPr>
       <w:r>
+        <w:t>b)</w:t>
+        <w:tab/>
+        <w:t>Primero de numeración alta y luego de numeración baja</w:t>
+      </w:r>
+    </w:p>
+    <w:p>
+      <w:pPr>
+        <w:pStyle w:val="Choice"/>
+      </w:pPr>
+      <w:r>
         <w:t>c)</w:t>
         <w:tab/>
-        <w:t>Primero de numeración alta y luego de numeración baja</w:t>
+        <w:t>Primero de numeración baja y luego de numeración alta</w:t>
       </w:r>
     </w:p>
     <w:p>
@@ -1302,16 +1302,6 @@
       <w:r>
         <w:t>a)</w:t>
         <w:tab/>
-        <w:t>Clavar la madera</w:t>
-      </w:r>
-    </w:p>
-    <w:p>
-      <w:pPr>
-        <w:pStyle w:val="Choice"/>
-      </w:pPr>
-      <w:r>
-        <w:t>b)</w:t>
-        <w:tab/>
         <w:t>Taladrar la madera</w:t>
       </w:r>
     </w:p>
@@ -1320,7 +1310,7 @@
         <w:pStyle w:val="Choice"/>
       </w:pPr>
       <w:r>
-        <w:t>c)</w:t>
+        <w:t>b)</w:t>
         <w:tab/>
         <w:t>Agujerear la madera</w:t>
       </w:r>
@@ -1330,13 +1320,23 @@
         <w:pStyle w:val="Choice"/>
       </w:pPr>
       <w:r>
-        <w:t>d)</w:t>
+        <w:t>c)</w:t>
         <w:tab/>
         <w:t>Troquelar la madera</w:t>
       </w:r>
     </w:p>
     <w:p>
       <w:pPr>
+        <w:pStyle w:val="Choice"/>
+      </w:pPr>
+      <w:r>
+        <w:t>d)</w:t>
+        <w:tab/>
+        <w:t>Clavar la madera</w:t>
+      </w:r>
+    </w:p>
+    <w:p>
+      <w:pPr>
         <w:pStyle w:val="ListNumber"/>
       </w:pPr>
       <w:r>
@@ -1350,7 +1350,55 @@
       <w:r>
         <w:t>a)</w:t>
         <w:tab/>
+        <w:t>Tornillos</w:t>
+      </w:r>
+    </w:p>
+    <w:p>
+      <w:pPr>
+        <w:pStyle w:val="Choice"/>
+      </w:pPr>
+      <w:r>
+        <w:t>b)</w:t>
+        <w:tab/>
+        <w:t>Cola blanca</w:t>
+      </w:r>
+    </w:p>
+    <w:p>
+      <w:pPr>
+        <w:pStyle w:val="Choice"/>
+      </w:pPr>
+      <w:r>
+        <w:t>c)</w:t>
+        <w:tab/>
+        <w:t>Ensambles</w:t>
+      </w:r>
+    </w:p>
+    <w:p>
+      <w:pPr>
+        <w:pStyle w:val="Choice"/>
+      </w:pPr>
+      <w:r>
+        <w:t>d)</w:t>
+        <w:tab/>
         <w:t>Clavos</w:t>
+      </w:r>
+    </w:p>
+    <w:p>
+      <w:pPr>
+        <w:pStyle w:val="ListNumber"/>
+      </w:pPr>
+      <w:r>
+        <w:t>Para unir la madera de forma no permanente podemos usar</w:t>
+      </w:r>
+    </w:p>
+    <w:p>
+      <w:pPr>
+        <w:pStyle w:val="Choice"/>
+      </w:pPr>
+      <w:r>
+        <w:t>a)</w:t>
+        <w:tab/>
+        <w:t>Pegamento de contacto</w:t>
       </w:r>
     </w:p>
     <w:p>
@@ -1370,7 +1418,7 @@
       <w:r>
         <w:t>c)</w:t>
         <w:tab/>
-        <w:t>Cola blanca</w:t>
+        <w:t>Cola blanda</w:t>
       </w:r>
     </w:p>
     <w:p>
@@ -1380,55 +1428,7 @@
       <w:r>
         <w:t>d)</w:t>
         <w:tab/>
-        <w:t>Ensambles</w:t>
-      </w:r>
-    </w:p>
-    <w:p>
-      <w:pPr>
-        <w:pStyle w:val="ListNumber"/>
-      </w:pPr>
-      <w:r>
-        <w:t>Para unir la madera de forma no permanente podemos usar</w:t>
-      </w:r>
-    </w:p>
-    <w:p>
-      <w:pPr>
-        <w:pStyle w:val="Choice"/>
-      </w:pPr>
-      <w:r>
-        <w:t>a)</w:t>
-        <w:tab/>
-        <w:t>Tornillos</w:t>
-      </w:r>
-    </w:p>
-    <w:p>
-      <w:pPr>
-        <w:pStyle w:val="Choice"/>
-      </w:pPr>
-      <w:r>
-        <w:t>b)</w:t>
-        <w:tab/>
         <w:t>Cola termofusible</w:t>
-      </w:r>
-    </w:p>
-    <w:p>
-      <w:pPr>
-        <w:pStyle w:val="Choice"/>
-      </w:pPr>
-      <w:r>
-        <w:t>c)</w:t>
-        <w:tab/>
-        <w:t>Pegamento de contacto</w:t>
-      </w:r>
-    </w:p>
-    <w:p>
-      <w:pPr>
-        <w:pStyle w:val="Choice"/>
-      </w:pPr>
-      <w:r>
-        <w:t>d)</w:t>
-        <w:tab/>
-        <w:t>Cola blanda</w:t>
       </w:r>
     </w:p>
     <w:p>
@@ -1485,7 +1485,7 @@
       <w:r>
         <w:t>a)</w:t>
         <w:tab/>
-        <w:t>Punzón</w:t>
+        <w:t>Gubia</w:t>
       </w:r>
     </w:p>
     <w:p>
@@ -1505,7 +1505,7 @@
       <w:r>
         <w:t>c)</w:t>
         <w:tab/>
-        <w:t>Gubia</w:t>
+        <w:t>Formón</w:t>
       </w:r>
     </w:p>
     <w:p>
@@ -1515,7 +1515,7 @@
       <w:r>
         <w:t>d)</w:t>
         <w:tab/>
-        <w:t>Formón</w:t>
+        <w:t>Punzón</w:t>
       </w:r>
     </w:p>
     <w:p>

--- a/build/es_material_wood.docx
+++ b/build/es_material_wood.docx
@@ -25,7 +25,7 @@
       <w:r>
         <w:t>a)</w:t>
         <w:tab/>
-        <w:t>Mucho mayor que la densidad del agua</w:t>
+        <w:t>La madera no tiene densidad</w:t>
       </w:r>
     </w:p>
     <w:p>
@@ -35,7 +35,7 @@
       <w:r>
         <w:t>b)</w:t>
         <w:tab/>
-        <w:t>La madera no tiene densidad</w:t>
+        <w:t>Mucho mayor que la densidad del agua</w:t>
       </w:r>
     </w:p>
     <w:p>
@@ -93,7 +93,7 @@
       <w:r>
         <w:t>c)</w:t>
         <w:tab/>
-        <w:t>La madera no de debe mojar con agua</w:t>
+        <w:t>Algunas maderas flotan y otras se hunden</w:t>
       </w:r>
     </w:p>
     <w:p>
@@ -103,7 +103,7 @@
       <w:r>
         <w:t>d)</w:t>
         <w:tab/>
-        <w:t>Algunas maderas flotan y otras se hunden</w:t>
+        <w:t>La madera no de debe mojar con agua</w:t>
       </w:r>
     </w:p>
     <w:p>
@@ -121,7 +121,7 @@
       <w:r>
         <w:t>a)</w:t>
         <w:tab/>
-        <w:t>Conduce bien la electricidad pero mal el calor</w:t>
+        <w:t>Conduce bien el calor pero mal la electricidad</w:t>
       </w:r>
     </w:p>
     <w:p>
@@ -141,7 +141,7 @@
       <w:r>
         <w:t>c)</w:t>
         <w:tab/>
-        <w:t>Conduce bien el calor y la electricidad</w:t>
+        <w:t>Conduce bien la electricidad pero mal el calor</w:t>
       </w:r>
     </w:p>
     <w:p>
@@ -151,7 +151,7 @@
       <w:r>
         <w:t>d)</w:t>
         <w:tab/>
-        <w:t>Conduce bien el calor pero mal la electricidad</w:t>
+        <w:t>Conduce bien el calor y la electricidad</w:t>
       </w:r>
     </w:p>
     <w:p>
@@ -169,6 +169,26 @@
       <w:r>
         <w:t>a)</w:t>
         <w:tab/>
+        <w:t>Porque es respetuosa con el medio ambiente</w:t>
+      </w:r>
+    </w:p>
+    <w:p>
+      <w:pPr>
+        <w:pStyle w:val="Choice"/>
+      </w:pPr>
+      <w:r>
+        <w:t>b)</w:t>
+        <w:tab/>
+        <w:t>Porque absorbe bien la humedad y el agua</w:t>
+      </w:r>
+    </w:p>
+    <w:p>
+      <w:pPr>
+        <w:pStyle w:val="Choice"/>
+      </w:pPr>
+      <w:r>
+        <w:t>c)</w:t>
+        <w:tab/>
         <w:t>Porque el agua puede pudrirla</w:t>
       </w:r>
     </w:p>
@@ -177,33 +197,13 @@
         <w:pStyle w:val="Choice"/>
       </w:pPr>
       <w:r>
-        <w:t>b)</w:t>
-        <w:tab/>
-        <w:t>Porque es respetuosa con el medio ambiente</w:t>
-      </w:r>
-    </w:p>
-    <w:p>
-      <w:pPr>
-        <w:pStyle w:val="Choice"/>
-      </w:pPr>
-      <w:r>
-        <w:t>c)</w:t>
+        <w:t>d)</w:t>
         <w:tab/>
         <w:t>Porque es muy flexible</w:t>
       </w:r>
     </w:p>
     <w:p>
       <w:pPr>
-        <w:pStyle w:val="Choice"/>
-      </w:pPr>
-      <w:r>
-        <w:t>d)</w:t>
-        <w:tab/>
-        <w:t>Porque absorbe bien la humedad y el agua</w:t>
-      </w:r>
-    </w:p>
-    <w:p>
-      <w:pPr>
         <w:pStyle w:val="ListNumber"/>
       </w:pPr>
       <w:r>
@@ -217,7 +217,7 @@
       <w:r>
         <w:t>a)</w:t>
         <w:tab/>
-        <w:t>Siempre es renovable</w:t>
+        <w:t>Si, si se repueblan los bosques talados.</w:t>
       </w:r>
     </w:p>
     <w:p>
@@ -237,7 +237,7 @@
       <w:r>
         <w:t>c)</w:t>
         <w:tab/>
-        <w:t>Si, si se repueblan los bosques talados.</w:t>
+        <w:t>No es renovable</w:t>
       </w:r>
     </w:p>
     <w:p>
@@ -247,7 +247,7 @@
       <w:r>
         <w:t>d)</w:t>
         <w:tab/>
-        <w:t>No es renovable</w:t>
+        <w:t>Siempre es renovable</w:t>
       </w:r>
     </w:p>
     <w:p>
@@ -265,7 +265,7 @@
       <w:r>
         <w:t>a)</w:t>
         <w:tab/>
-        <w:t>Si, porque soporta bien que la intenten rayar</w:t>
+        <w:t>Si, porque soporta bien los golpes sin romperse</w:t>
       </w:r>
     </w:p>
     <w:p>
@@ -285,7 +285,7 @@
       <w:r>
         <w:t>c)</w:t>
         <w:tab/>
-        <w:t>Si, porque tiene buena resistencia mecánica</w:t>
+        <w:t>Si, porque soporta bien que la intenten rayar</w:t>
       </w:r>
     </w:p>
     <w:p>
@@ -295,7 +295,7 @@
       <w:r>
         <w:t>d)</w:t>
         <w:tab/>
-        <w:t>Si, porque soporta bien los golpes sin romperse</w:t>
+        <w:t>Si, porque tiene buena resistencia mecánica</w:t>
       </w:r>
     </w:p>
     <w:p>
@@ -313,7 +313,7 @@
       <w:r>
         <w:t>a)</w:t>
         <w:tab/>
-        <w:t>Es la parte exterior del tronco</w:t>
+        <w:t>Es todo el interior del tronco excepto la corteza</w:t>
       </w:r>
     </w:p>
     <w:p>
@@ -323,7 +323,7 @@
       <w:r>
         <w:t>b)</w:t>
         <w:tab/>
-        <w:t>Es todo el interior del tronco excepto la corteza</w:t>
+        <w:t>Es la parte exterior del tronco</w:t>
       </w:r>
     </w:p>
     <w:p>
@@ -361,7 +361,7 @@
       <w:r>
         <w:t>a)</w:t>
         <w:tab/>
-        <w:t>Es la parte exterior del tronco</w:t>
+        <w:t>Es la parte interior del tronco, más antigua y de color más oscuro</w:t>
       </w:r>
     </w:p>
     <w:p>
@@ -371,7 +371,7 @@
       <w:r>
         <w:t>b)</w:t>
         <w:tab/>
-        <w:t>Es la parte interior del tronco, más antigua y de color más oscuro</w:t>
+        <w:t>Es la parte exterior del tronco, más joven y de color más claro</w:t>
       </w:r>
     </w:p>
     <w:p>
@@ -391,7 +391,7 @@
       <w:r>
         <w:t>d)</w:t>
         <w:tab/>
-        <w:t>Es la parte exterior del tronco, más joven y de color más claro</w:t>
+        <w:t>Es la parte exterior del tronco</w:t>
       </w:r>
     </w:p>
     <w:p>
@@ -409,7 +409,7 @@
       <w:r>
         <w:t>a)</w:t>
         <w:tab/>
-        <w:t>La corteza del alcornoque es corcho, que tiene muchas aplicaciones</w:t>
+        <w:t>El duramen del tronco se aprovecha para hacer serrin</w:t>
       </w:r>
     </w:p>
     <w:p>
@@ -429,7 +429,7 @@
       <w:r>
         <w:t>c)</w:t>
         <w:tab/>
-        <w:t>El duramen del tronco se aprovecha para hacer serrin</w:t>
+        <w:t>La corteza del alcornoque es corcho, que tiene muchas aplicaciones</w:t>
       </w:r>
     </w:p>
     <w:p>
@@ -457,7 +457,7 @@
       <w:r>
         <w:t>a)</w:t>
         <w:tab/>
-        <w:t>Corte de tablones</w:t>
+        <w:t>Tala del árbol</w:t>
       </w:r>
     </w:p>
     <w:p>
@@ -466,6 +466,16 @@
       </w:pPr>
       <w:r>
         <w:t>b)</w:t>
+        <w:tab/>
+        <w:t>Aserrado del tronco</w:t>
+      </w:r>
+    </w:p>
+    <w:p>
+      <w:pPr>
+        <w:pStyle w:val="Choice"/>
+      </w:pPr>
+      <w:r>
+        <w:t>c)</w:t>
         <w:tab/>
         <w:t>Ninguna es correcta</w:t>
       </w:r>
@@ -475,19 +485,9 @@
         <w:pStyle w:val="Choice"/>
       </w:pPr>
       <w:r>
-        <w:t>c)</w:t>
-        <w:tab/>
-        <w:t>Aserrado del tronco</w:t>
-      </w:r>
-    </w:p>
-    <w:p>
-      <w:pPr>
-        <w:pStyle w:val="Choice"/>
-      </w:pPr>
-      <w:r>
         <w:t>d)</w:t>
         <w:tab/>
-        <w:t>Tala del árbol</w:t>
+        <w:t>Corte de tablones</w:t>
       </w:r>
     </w:p>
     <w:p>
@@ -505,7 +505,7 @@
       <w:r>
         <w:t>a)</w:t>
         <w:tab/>
-        <w:t>Tala</w:t>
+        <w:t>Recortado</w:t>
       </w:r>
     </w:p>
     <w:p>
@@ -525,25 +525,121 @@
       <w:r>
         <w:t>c)</w:t>
         <w:tab/>
-        <w:t>Recortado</w:t>
-      </w:r>
-    </w:p>
-    <w:p>
-      <w:pPr>
-        <w:pStyle w:val="Choice"/>
-      </w:pPr>
-      <w:r>
-        <w:t>d)</w:t>
-        <w:tab/>
         <w:t>Asierrado</w:t>
       </w:r>
     </w:p>
     <w:p>
       <w:pPr>
+        <w:pStyle w:val="Choice"/>
+      </w:pPr>
+      <w:r>
+        <w:t>d)</w:t>
+        <w:tab/>
+        <w:t>Tala</w:t>
+      </w:r>
+    </w:p>
+    <w:p>
+      <w:pPr>
         <w:pStyle w:val="ListNumber"/>
       </w:pPr>
       <w:r>
         <w:t>¿Cómo se llama una tira fina de madera de sección rectangular o redonda?</w:t>
+      </w:r>
+    </w:p>
+    <w:p>
+      <w:pPr>
+        <w:pStyle w:val="Choice"/>
+      </w:pPr>
+      <w:r>
+        <w:t>a)</w:t>
+        <w:tab/>
+        <w:t>Viga</w:t>
+      </w:r>
+    </w:p>
+    <w:p>
+      <w:pPr>
+        <w:pStyle w:val="Choice"/>
+      </w:pPr>
+      <w:r>
+        <w:t>b)</w:t>
+        <w:tab/>
+        <w:t>Listones</w:t>
+      </w:r>
+    </w:p>
+    <w:p>
+      <w:pPr>
+        <w:pStyle w:val="Choice"/>
+      </w:pPr>
+      <w:r>
+        <w:t>c)</w:t>
+        <w:tab/>
+        <w:t>Tabla</w:t>
+      </w:r>
+    </w:p>
+    <w:p>
+      <w:pPr>
+        <w:pStyle w:val="Choice"/>
+      </w:pPr>
+      <w:r>
+        <w:t>d)</w:t>
+        <w:tab/>
+        <w:t>Tablón</w:t>
+      </w:r>
+    </w:p>
+    <w:p>
+      <w:pPr>
+        <w:pStyle w:val="ListNumber"/>
+      </w:pPr>
+      <w:r>
+        <w:t>¿Cómo se llama una madera de grandes dimensiones de forma rectangular?</w:t>
+      </w:r>
+    </w:p>
+    <w:p>
+      <w:pPr>
+        <w:pStyle w:val="Choice"/>
+      </w:pPr>
+      <w:r>
+        <w:t>a)</w:t>
+        <w:tab/>
+        <w:t>Tabla</w:t>
+      </w:r>
+    </w:p>
+    <w:p>
+      <w:pPr>
+        <w:pStyle w:val="Choice"/>
+      </w:pPr>
+      <w:r>
+        <w:t>b)</w:t>
+        <w:tab/>
+        <w:t>Viga</w:t>
+      </w:r>
+    </w:p>
+    <w:p>
+      <w:pPr>
+        <w:pStyle w:val="Choice"/>
+      </w:pPr>
+      <w:r>
+        <w:t>c)</w:t>
+        <w:tab/>
+        <w:t>Tablero</w:t>
+      </w:r>
+    </w:p>
+    <w:p>
+      <w:pPr>
+        <w:pStyle w:val="Choice"/>
+      </w:pPr>
+      <w:r>
+        <w:t>d)</w:t>
+        <w:tab/>
+        <w:t>Listones</w:t>
+      </w:r>
+    </w:p>
+    <w:p>
+      <w:pPr>
+        <w:pStyle w:val="ListNumber"/>
+      </w:pPr>
+      <w:r>
+        <w:t>¿Cómo se llama una madera plana de gran superficie y poco gruesa?</w:t>
       </w:r>
     </w:p>
     <w:p>
@@ -563,7 +659,7 @@
       <w:r>
         <w:t>b)</w:t>
         <w:tab/>
-        <w:t>Tabla</w:t>
+        <w:t>Moldura</w:t>
       </w:r>
     </w:p>
     <w:p>
@@ -573,7 +669,7 @@
       <w:r>
         <w:t>c)</w:t>
         <w:tab/>
-        <w:t>Listones</w:t>
+        <w:t>Chapa o tablero</w:t>
       </w:r>
     </w:p>
     <w:p>
@@ -591,150 +687,6 @@
         <w:pStyle w:val="ListNumber"/>
       </w:pPr>
       <w:r>
-        <w:t>¿Cómo se llama una madera de grandes dimensiones de forma rectangular?</w:t>
-      </w:r>
-    </w:p>
-    <w:p>
-      <w:pPr>
-        <w:pStyle w:val="Choice"/>
-      </w:pPr>
-      <w:r>
-        <w:t>a)</w:t>
-        <w:tab/>
-        <w:t>Tabla</w:t>
-      </w:r>
-    </w:p>
-    <w:p>
-      <w:pPr>
-        <w:pStyle w:val="Choice"/>
-      </w:pPr>
-      <w:r>
-        <w:t>b)</w:t>
-        <w:tab/>
-        <w:t>Viga</w:t>
-      </w:r>
-    </w:p>
-    <w:p>
-      <w:pPr>
-        <w:pStyle w:val="Choice"/>
-      </w:pPr>
-      <w:r>
-        <w:t>c)</w:t>
-        <w:tab/>
-        <w:t>Tablero</w:t>
-      </w:r>
-    </w:p>
-    <w:p>
-      <w:pPr>
-        <w:pStyle w:val="Choice"/>
-      </w:pPr>
-      <w:r>
-        <w:t>d)</w:t>
-        <w:tab/>
-        <w:t>Listones</w:t>
-      </w:r>
-    </w:p>
-    <w:p>
-      <w:pPr>
-        <w:pStyle w:val="ListNumber"/>
-      </w:pPr>
-      <w:r>
-        <w:t>¿Cómo se llama una madera plana de gran superficie y poco gruesa?</w:t>
-      </w:r>
-    </w:p>
-    <w:p>
-      <w:pPr>
-        <w:pStyle w:val="Choice"/>
-      </w:pPr>
-      <w:r>
-        <w:t>a)</w:t>
-        <w:tab/>
-        <w:t>Tablón</w:t>
-      </w:r>
-    </w:p>
-    <w:p>
-      <w:pPr>
-        <w:pStyle w:val="Choice"/>
-      </w:pPr>
-      <w:r>
-        <w:t>b)</w:t>
-        <w:tab/>
-        <w:t>Moldura</w:t>
-      </w:r>
-    </w:p>
-    <w:p>
-      <w:pPr>
-        <w:pStyle w:val="Choice"/>
-      </w:pPr>
-      <w:r>
-        <w:t>c)</w:t>
-        <w:tab/>
-        <w:t>Viga</w:t>
-      </w:r>
-    </w:p>
-    <w:p>
-      <w:pPr>
-        <w:pStyle w:val="Choice"/>
-      </w:pPr>
-      <w:r>
-        <w:t>d)</w:t>
-        <w:tab/>
-        <w:t>Chapa o tablero</w:t>
-      </w:r>
-    </w:p>
-    <w:p>
-      <w:pPr>
-        <w:pStyle w:val="ListNumber"/>
-      </w:pPr>
-      <w:r>
-        <w:t>¿Cuál de estas maderas es blanda?</w:t>
-      </w:r>
-    </w:p>
-    <w:p>
-      <w:pPr>
-        <w:pStyle w:val="Choice"/>
-      </w:pPr>
-      <w:r>
-        <w:t>a)</w:t>
-        <w:tab/>
-        <w:t>Nogal</w:t>
-      </w:r>
-    </w:p>
-    <w:p>
-      <w:pPr>
-        <w:pStyle w:val="Choice"/>
-      </w:pPr>
-      <w:r>
-        <w:t>b)</w:t>
-        <w:tab/>
-        <w:t>Roble</w:t>
-      </w:r>
-    </w:p>
-    <w:p>
-      <w:pPr>
-        <w:pStyle w:val="Choice"/>
-      </w:pPr>
-      <w:r>
-        <w:t>c)</w:t>
-        <w:tab/>
-        <w:t>Pino</w:t>
-      </w:r>
-    </w:p>
-    <w:p>
-      <w:pPr>
-        <w:pStyle w:val="Choice"/>
-      </w:pPr>
-      <w:r>
-        <w:t>d)</w:t>
-        <w:tab/>
-        <w:t>Haya</w:t>
-      </w:r>
-    </w:p>
-    <w:p>
-      <w:pPr>
-        <w:pStyle w:val="ListNumber"/>
-      </w:pPr>
-      <w:r>
         <w:t>¿Cuál de estas maderas es blanda?</w:t>
       </w:r>
     </w:p>
@@ -755,7 +707,7 @@
       <w:r>
         <w:t>b)</w:t>
         <w:tab/>
-        <w:t>Chopo</w:t>
+        <w:t>Pino</w:t>
       </w:r>
     </w:p>
     <w:p>
@@ -775,6 +727,54 @@
       <w:r>
         <w:t>d)</w:t>
         <w:tab/>
+        <w:t>Nogal</w:t>
+      </w:r>
+    </w:p>
+    <w:p>
+      <w:pPr>
+        <w:pStyle w:val="ListNumber"/>
+      </w:pPr>
+      <w:r>
+        <w:t>¿Cuál de estas maderas es blanda?</w:t>
+      </w:r>
+    </w:p>
+    <w:p>
+      <w:pPr>
+        <w:pStyle w:val="Choice"/>
+      </w:pPr>
+      <w:r>
+        <w:t>a)</w:t>
+        <w:tab/>
+        <w:t>Roble</w:t>
+      </w:r>
+    </w:p>
+    <w:p>
+      <w:pPr>
+        <w:pStyle w:val="Choice"/>
+      </w:pPr>
+      <w:r>
+        <w:t>b)</w:t>
+        <w:tab/>
+        <w:t>Haya</w:t>
+      </w:r>
+    </w:p>
+    <w:p>
+      <w:pPr>
+        <w:pStyle w:val="Choice"/>
+      </w:pPr>
+      <w:r>
+        <w:t>c)</w:t>
+        <w:tab/>
+        <w:t>Chopo</w:t>
+      </w:r>
+    </w:p>
+    <w:p>
+      <w:pPr>
+        <w:pStyle w:val="Choice"/>
+      </w:pPr>
+      <w:r>
+        <w:t>d)</w:t>
+        <w:tab/>
         <w:t>Castaño</w:t>
       </w:r>
     </w:p>
@@ -793,7 +793,7 @@
       <w:r>
         <w:t>a)</w:t>
         <w:tab/>
-        <w:t>Verdadero</w:t>
+        <w:t>Similar</w:t>
       </w:r>
     </w:p>
     <w:p>
@@ -803,7 +803,7 @@
       <w:r>
         <w:t>b)</w:t>
         <w:tab/>
-        <w:t>Similar</w:t>
+        <w:t>Verdadero</w:t>
       </w:r>
     </w:p>
     <w:p>
@@ -821,6 +821,16 @@
       <w:r>
         <w:t>a)</w:t>
         <w:tab/>
+        <w:t>Algo que debe esconderse</w:t>
+      </w:r>
+    </w:p>
+    <w:p>
+      <w:pPr>
+        <w:pStyle w:val="Choice"/>
+      </w:pPr>
+      <w:r>
+        <w:t>b)</w:t>
+        <w:tab/>
         <w:t>La madera no tiene veteado</w:t>
       </w:r>
     </w:p>
@@ -829,33 +839,23 @@
         <w:pStyle w:val="Choice"/>
       </w:pPr>
       <w:r>
-        <w:t>b)</w:t>
+        <w:t>c)</w:t>
+        <w:tab/>
+        <w:t>Poco apreciado</w:t>
+      </w:r>
+    </w:p>
+    <w:p>
+      <w:pPr>
+        <w:pStyle w:val="Choice"/>
+      </w:pPr>
+      <w:r>
+        <w:t>d)</w:t>
         <w:tab/>
         <w:t>Muy apreciado</w:t>
       </w:r>
     </w:p>
     <w:p>
       <w:pPr>
-        <w:pStyle w:val="Choice"/>
-      </w:pPr>
-      <w:r>
-        <w:t>c)</w:t>
-        <w:tab/>
-        <w:t>Algo que debe esconderse</w:t>
-      </w:r>
-    </w:p>
-    <w:p>
-      <w:pPr>
-        <w:pStyle w:val="Choice"/>
-      </w:pPr>
-      <w:r>
-        <w:t>d)</w:t>
-        <w:tab/>
-        <w:t>Poco apreciado</w:t>
-      </w:r>
-    </w:p>
-    <w:p>
-      <w:pPr>
         <w:pStyle w:val="ListNumber"/>
       </w:pPr>
       <w:r>
@@ -869,6 +869,16 @@
       <w:r>
         <w:t>a)</w:t>
         <w:tab/>
+        <w:t>Un tablero artificial formado por fibras de madera y resina sintética</w:t>
+      </w:r>
+    </w:p>
+    <w:p>
+      <w:pPr>
+        <w:pStyle w:val="Choice"/>
+      </w:pPr>
+      <w:r>
+        <w:t>b)</w:t>
+        <w:tab/>
         <w:t>Un tablero de madera maziza</w:t>
       </w:r>
     </w:p>
@@ -877,19 +887,9 @@
         <w:pStyle w:val="Choice"/>
       </w:pPr>
       <w:r>
-        <w:t>b)</w:t>
+        <w:t>c)</w:t>
         <w:tab/>
         <w:t>Un tablero artificial formado por virutas y cola comprimidas</w:t>
-      </w:r>
-    </w:p>
-    <w:p>
-      <w:pPr>
-        <w:pStyle w:val="Choice"/>
-      </w:pPr>
-      <w:r>
-        <w:t>c)</w:t>
-        <w:tab/>
-        <w:t>Un tablero artificial formado por fibras de madera y resina sintética</w:t>
       </w:r>
     </w:p>
     <w:p>
@@ -917,7 +917,7 @@
       <w:r>
         <w:t>a)</w:t>
         <w:tab/>
-        <w:t>Un tablero artificial formado por láminas de madera encoladas</w:t>
+        <w:t>Un tablero artificial formado por virutas y cola comprimidas</w:t>
       </w:r>
     </w:p>
     <w:p>
@@ -937,7 +937,7 @@
       <w:r>
         <w:t>c)</w:t>
         <w:tab/>
-        <w:t>Un tablero artificial formado por virutas y cola comprimidas</w:t>
+        <w:t>Un tablero artificial formado por láminas de madera encoladas</w:t>
       </w:r>
     </w:p>
     <w:p>
@@ -1014,6 +1014,16 @@
       <w:r>
         <w:t>a)</w:t>
         <w:tab/>
+        <w:t>Si, mejora la resistencia y aspecto del tablero artificial.</w:t>
+      </w:r>
+    </w:p>
+    <w:p>
+      <w:pPr>
+        <w:pStyle w:val="Choice"/>
+      </w:pPr>
+      <w:r>
+        <w:t>b)</w:t>
+        <w:tab/>
         <w:t>No, los tableros artificiales no se pueden tapar</w:t>
       </w:r>
     </w:p>
@@ -1022,9 +1032,9 @@
         <w:pStyle w:val="Choice"/>
       </w:pPr>
       <w:r>
-        <w:t>b)</w:t>
+        <w:t>c)</w:t>
         <w:tab/>
-        <w:t>Si, mejora la resistencia y aspecto del tablero artificial.</w:t>
+        <w:t>No, los tableros artificiales solo se pintan</w:t>
       </w:r>
     </w:p>
     <w:p>
@@ -1032,23 +1042,13 @@
         <w:pStyle w:val="Choice"/>
       </w:pPr>
       <w:r>
-        <w:t>c)</w:t>
+        <w:t>d)</w:t>
         <w:tab/>
         <w:t>Si, aunque eso disminuye la resistencia del tablero</w:t>
       </w:r>
     </w:p>
     <w:p>
       <w:pPr>
-        <w:pStyle w:val="Choice"/>
-      </w:pPr>
-      <w:r>
-        <w:t>d)</w:t>
-        <w:tab/>
-        <w:t>No, los tableros artificiales solo se pintan</w:t>
-      </w:r>
-    </w:p>
-    <w:p>
-      <w:pPr>
         <w:pStyle w:val="ListNumber"/>
       </w:pPr>
       <w:r>
@@ -1062,7 +1062,7 @@
       <w:r>
         <w:t>a)</w:t>
         <w:tab/>
-        <w:t>Medir. Marcar. Sujetar. Serrar</w:t>
+        <w:t>Marcar. Medir. Sujetar. Serrar</w:t>
       </w:r>
     </w:p>
     <w:p>
@@ -1082,7 +1082,7 @@
       <w:r>
         <w:t>c)</w:t>
         <w:tab/>
-        <w:t>Marcar. Medir. Sujetar. Serrar</w:t>
+        <w:t>Medir. Marcar. Sujetar. Serrar</w:t>
       </w:r>
     </w:p>
     <w:p>
@@ -1110,7 +1110,7 @@
       <w:r>
         <w:t>a)</w:t>
         <w:tab/>
-        <w:t>Aserrado</w:t>
+        <w:t>Separado</w:t>
       </w:r>
     </w:p>
     <w:p>
@@ -1130,7 +1130,7 @@
       <w:r>
         <w:t>c)</w:t>
         <w:tab/>
-        <w:t>Separado</w:t>
+        <w:t>Corte</w:t>
       </w:r>
     </w:p>
     <w:p>
@@ -1140,7 +1140,7 @@
       <w:r>
         <w:t>d)</w:t>
         <w:tab/>
-        <w:t>Corte</w:t>
+        <w:t>Aserrado</w:t>
       </w:r>
     </w:p>
     <w:p>
@@ -1158,7 +1158,55 @@
       <w:r>
         <w:t>a)</w:t>
         <w:tab/>
+        <w:t>Amolar</w:t>
+      </w:r>
+    </w:p>
+    <w:p>
+      <w:pPr>
+        <w:pStyle w:val="Choice"/>
+      </w:pPr>
+      <w:r>
+        <w:t>b)</w:t>
+        <w:tab/>
         <w:t>Alisar</w:t>
+      </w:r>
+    </w:p>
+    <w:p>
+      <w:pPr>
+        <w:pStyle w:val="Choice"/>
+      </w:pPr>
+      <w:r>
+        <w:t>c)</w:t>
+        <w:tab/>
+        <w:t>Pulir</w:t>
+      </w:r>
+    </w:p>
+    <w:p>
+      <w:pPr>
+        <w:pStyle w:val="Choice"/>
+      </w:pPr>
+      <w:r>
+        <w:t>d)</w:t>
+        <w:tab/>
+        <w:t>Limar o desbastar</w:t>
+      </w:r>
+    </w:p>
+    <w:p>
+      <w:pPr>
+        <w:pStyle w:val="ListNumber"/>
+      </w:pPr>
+      <w:r>
+        <w:t>La operación que consigue que la madera tenga un acabado fino al tacto se denomina</w:t>
+      </w:r>
+    </w:p>
+    <w:p>
+      <w:pPr>
+        <w:pStyle w:val="Choice"/>
+      </w:pPr>
+      <w:r>
+        <w:t>a)</w:t>
+        <w:tab/>
+        <w:t>Desbastar</w:t>
       </w:r>
     </w:p>
     <w:p>
@@ -1178,7 +1226,7 @@
       <w:r>
         <w:t>c)</w:t>
         <w:tab/>
-        <w:t>Limar o desbastar</w:t>
+        <w:t>Aserrar</w:t>
       </w:r>
     </w:p>
     <w:p>
@@ -1187,60 +1235,12 @@
       </w:pPr>
       <w:r>
         <w:t>d)</w:t>
-        <w:tab/>
-        <w:t>Pulir</w:t>
-      </w:r>
-    </w:p>
-    <w:p>
-      <w:pPr>
-        <w:pStyle w:val="ListNumber"/>
-      </w:pPr>
-      <w:r>
-        <w:t>La operación que consigue que la madera tenga un acabado fino al tacto se denomina</w:t>
-      </w:r>
-    </w:p>
-    <w:p>
-      <w:pPr>
-        <w:pStyle w:val="Choice"/>
-      </w:pPr>
-      <w:r>
-        <w:t>a)</w:t>
         <w:tab/>
         <w:t>Lijar o pulir</w:t>
       </w:r>
     </w:p>
     <w:p>
       <w:pPr>
-        <w:pStyle w:val="Choice"/>
-      </w:pPr>
-      <w:r>
-        <w:t>b)</w:t>
-        <w:tab/>
-        <w:t>Desbastar</w:t>
-      </w:r>
-    </w:p>
-    <w:p>
-      <w:pPr>
-        <w:pStyle w:val="Choice"/>
-      </w:pPr>
-      <w:r>
-        <w:t>c)</w:t>
-        <w:tab/>
-        <w:t>Aserrar</w:t>
-      </w:r>
-    </w:p>
-    <w:p>
-      <w:pPr>
-        <w:pStyle w:val="Choice"/>
-      </w:pPr>
-      <w:r>
-        <w:t>d)</w:t>
-        <w:tab/>
-        <w:t>Amolar</w:t>
-      </w:r>
-    </w:p>
-    <w:p>
-      <w:pPr>
         <w:pStyle w:val="ListNumber"/>
       </w:pPr>
       <w:r>
@@ -1254,16 +1254,6 @@
       <w:r>
         <w:t>a)</w:t>
         <w:tab/>
-        <w:t>Directamente de numeración alta</w:t>
-      </w:r>
-    </w:p>
-    <w:p>
-      <w:pPr>
-        <w:pStyle w:val="Choice"/>
-      </w:pPr>
-      <w:r>
-        <w:t>b)</w:t>
-        <w:tab/>
         <w:t>Primero de numeración alta y luego de numeración baja</w:t>
       </w:r>
     </w:p>
@@ -1272,7 +1262,7 @@
         <w:pStyle w:val="Choice"/>
       </w:pPr>
       <w:r>
-        <w:t>c)</w:t>
+        <w:t>b)</w:t>
         <w:tab/>
         <w:t>Primero de numeración baja y luego de numeración alta</w:t>
       </w:r>
@@ -1282,9 +1272,19 @@
         <w:pStyle w:val="Choice"/>
       </w:pPr>
       <w:r>
+        <w:t>c)</w:t>
+        <w:tab/>
+        <w:t>De numeración baja</w:t>
+      </w:r>
+    </w:p>
+    <w:p>
+      <w:pPr>
+        <w:pStyle w:val="Choice"/>
+      </w:pPr>
+      <w:r>
         <w:t>d)</w:t>
         <w:tab/>
-        <w:t>De numeración baja</w:t>
+        <w:t>Directamente de numeración alta</w:t>
       </w:r>
     </w:p>
     <w:p>
@@ -1322,7 +1322,7 @@
       <w:r>
         <w:t>c)</w:t>
         <w:tab/>
-        <w:t>Troquelar la madera</w:t>
+        <w:t>Clavar la madera</w:t>
       </w:r>
     </w:p>
     <w:p>
@@ -1332,7 +1332,7 @@
       <w:r>
         <w:t>d)</w:t>
         <w:tab/>
-        <w:t>Clavar la madera</w:t>
+        <w:t>Troquelar la madera</w:t>
       </w:r>
     </w:p>
     <w:p>
@@ -1360,7 +1360,7 @@
       <w:r>
         <w:t>b)</w:t>
         <w:tab/>
-        <w:t>Cola blanca</w:t>
+        <w:t>Ensambles</w:t>
       </w:r>
     </w:p>
     <w:p>
@@ -1370,7 +1370,7 @@
       <w:r>
         <w:t>c)</w:t>
         <w:tab/>
-        <w:t>Ensambles</w:t>
+        <w:t>Cola blanca</w:t>
       </w:r>
     </w:p>
     <w:p>
@@ -1398,16 +1398,6 @@
       <w:r>
         <w:t>a)</w:t>
         <w:tab/>
-        <w:t>Pegamento de contacto</w:t>
-      </w:r>
-    </w:p>
-    <w:p>
-      <w:pPr>
-        <w:pStyle w:val="Choice"/>
-      </w:pPr>
-      <w:r>
-        <w:t>b)</w:t>
-        <w:tab/>
         <w:t>Tornillos</w:t>
       </w:r>
     </w:p>
@@ -1416,7 +1406,7 @@
         <w:pStyle w:val="Choice"/>
       </w:pPr>
       <w:r>
-        <w:t>c)</w:t>
+        <w:t>b)</w:t>
         <w:tab/>
         <w:t>Cola blanda</w:t>
       </w:r>
@@ -1426,9 +1416,19 @@
         <w:pStyle w:val="Choice"/>
       </w:pPr>
       <w:r>
+        <w:t>c)</w:t>
+        <w:tab/>
+        <w:t>Cola termofusible</w:t>
+      </w:r>
+    </w:p>
+    <w:p>
+      <w:pPr>
+        <w:pStyle w:val="Choice"/>
+      </w:pPr>
+      <w:r>
         <w:t>d)</w:t>
         <w:tab/>
-        <w:t>Cola termofusible</w:t>
+        <w:t>Pegamento de contacto</w:t>
       </w:r>
     </w:p>
     <w:p>
@@ -1485,7 +1485,7 @@
       <w:r>
         <w:t>a)</w:t>
         <w:tab/>
-        <w:t>Gubia</w:t>
+        <w:t>Formón</w:t>
       </w:r>
     </w:p>
     <w:p>
@@ -1494,6 +1494,16 @@
       </w:pPr>
       <w:r>
         <w:t>b)</w:t>
+        <w:tab/>
+        <w:t>Punzón</w:t>
+      </w:r>
+    </w:p>
+    <w:p>
+      <w:pPr>
+        <w:pStyle w:val="Choice"/>
+      </w:pPr>
+      <w:r>
+        <w:t>c)</w:t>
         <w:tab/>
         <w:t>Destornillador</w:t>
       </w:r>
@@ -1503,19 +1513,9 @@
         <w:pStyle w:val="Choice"/>
       </w:pPr>
       <w:r>
-        <w:t>c)</w:t>
-        <w:tab/>
-        <w:t>Formón</w:t>
-      </w:r>
-    </w:p>
-    <w:p>
-      <w:pPr>
-        <w:pStyle w:val="Choice"/>
-      </w:pPr>
-      <w:r>
         <w:t>d)</w:t>
         <w:tab/>
-        <w:t>Punzón</w:t>
+        <w:t>Gubia</w:t>
       </w:r>
     </w:p>
     <w:p>

--- a/build/es_material_wood.docx
+++ b/build/es_material_wood.docx
@@ -25,16 +25,6 @@
       <w:r>
         <w:t>a)</w:t>
         <w:tab/>
-        <w:t>La madera no tiene densidad</w:t>
-      </w:r>
-    </w:p>
-    <w:p>
-      <w:pPr>
-        <w:pStyle w:val="Choice"/>
-      </w:pPr>
-      <w:r>
-        <w:t>b)</w:t>
-        <w:tab/>
         <w:t>Mucho mayor que la densidad del agua</w:t>
       </w:r>
     </w:p>
@@ -43,9 +33,19 @@
         <w:pStyle w:val="Choice"/>
       </w:pPr>
       <w:r>
+        <w:t>b)</w:t>
+        <w:tab/>
+        <w:t>Mucho menor que la densidad del agua</w:t>
+      </w:r>
+    </w:p>
+    <w:p>
+      <w:pPr>
+        <w:pStyle w:val="Choice"/>
+      </w:pPr>
+      <w:r>
         <w:t>c)</w:t>
         <w:tab/>
-        <w:t>Mucho menor que la densidad del agua</w:t>
+        <w:t>La madera no tiene densidad</w:t>
       </w:r>
     </w:p>
     <w:p>
@@ -73,7 +73,7 @@
       <w:r>
         <w:t>a)</w:t>
         <w:tab/>
-        <w:t>La madera siempre flota en el agua</w:t>
+        <w:t>La madera no se debe mojar con agua</w:t>
       </w:r>
     </w:p>
     <w:p>
@@ -83,7 +83,7 @@
       <w:r>
         <w:t>b)</w:t>
         <w:tab/>
-        <w:t>La madera siempre se hunde en el agua</w:t>
+        <w:t>La madera siempre flota en el agua</w:t>
       </w:r>
     </w:p>
     <w:p>
@@ -103,7 +103,7 @@
       <w:r>
         <w:t>d)</w:t>
         <w:tab/>
-        <w:t>La madera no de debe mojar con agua</w:t>
+        <w:t>La madera siempre se hunde en el agua</w:t>
       </w:r>
     </w:p>
     <w:p>
@@ -121,6 +121,26 @@
       <w:r>
         <w:t>a)</w:t>
         <w:tab/>
+        <w:t>Conduce bien la electricidad pero mal el calor</w:t>
+      </w:r>
+    </w:p>
+    <w:p>
+      <w:pPr>
+        <w:pStyle w:val="Choice"/>
+      </w:pPr>
+      <w:r>
+        <w:t>b)</w:t>
+        <w:tab/>
+        <w:t>Conduce bien el calor y la electricidad</w:t>
+      </w:r>
+    </w:p>
+    <w:p>
+      <w:pPr>
+        <w:pStyle w:val="Choice"/>
+      </w:pPr>
+      <w:r>
+        <w:t>c)</w:t>
+        <w:tab/>
         <w:t>Conduce bien el calor pero mal la electricidad</w:t>
       </w:r>
     </w:p>
@@ -129,33 +149,13 @@
         <w:pStyle w:val="Choice"/>
       </w:pPr>
       <w:r>
-        <w:t>b)</w:t>
+        <w:t>d)</w:t>
         <w:tab/>
         <w:t>Es buen aislante eléctrico y térmico</w:t>
       </w:r>
     </w:p>
     <w:p>
       <w:pPr>
-        <w:pStyle w:val="Choice"/>
-      </w:pPr>
-      <w:r>
-        <w:t>c)</w:t>
-        <w:tab/>
-        <w:t>Conduce bien la electricidad pero mal el calor</w:t>
-      </w:r>
-    </w:p>
-    <w:p>
-      <w:pPr>
-        <w:pStyle w:val="Choice"/>
-      </w:pPr>
-      <w:r>
-        <w:t>d)</w:t>
-        <w:tab/>
-        <w:t>Conduce bien el calor y la electricidad</w:t>
-      </w:r>
-    </w:p>
-    <w:p>
-      <w:pPr>
         <w:pStyle w:val="ListNumber"/>
       </w:pPr>
       <w:r>
@@ -169,7 +169,7 @@
       <w:r>
         <w:t>a)</w:t>
         <w:tab/>
-        <w:t>Porque es respetuosa con el medio ambiente</w:t>
+        <w:t>Porque es muy flexible</w:t>
       </w:r>
     </w:p>
     <w:p>
@@ -179,7 +179,7 @@
       <w:r>
         <w:t>b)</w:t>
         <w:tab/>
-        <w:t>Porque absorbe bien la humedad y el agua</w:t>
+        <w:t>Porque es respetuosa con el medio ambiente</w:t>
       </w:r>
     </w:p>
     <w:p>
@@ -199,7 +199,7 @@
       <w:r>
         <w:t>d)</w:t>
         <w:tab/>
-        <w:t>Porque es muy flexible</w:t>
+        <w:t>Porque absorbe bien la humedad y el agua</w:t>
       </w:r>
     </w:p>
     <w:p>
@@ -217,7 +217,7 @@
       <w:r>
         <w:t>a)</w:t>
         <w:tab/>
-        <w:t>Si, si se repueblan los bosques talados.</w:t>
+        <w:t>No es renovable</w:t>
       </w:r>
     </w:p>
     <w:p>
@@ -227,7 +227,7 @@
       <w:r>
         <w:t>b)</w:t>
         <w:tab/>
-        <w:t>Si porque se puede reciclar con facilidad</w:t>
+        <w:t>Si, si se repueblan los bosques talados</w:t>
       </w:r>
     </w:p>
     <w:p>
@@ -237,7 +237,7 @@
       <w:r>
         <w:t>c)</w:t>
         <w:tab/>
-        <w:t>No es renovable</w:t>
+        <w:t>Si porque se puede reciclar con facilidad</w:t>
       </w:r>
     </w:p>
     <w:p>
@@ -265,7 +265,7 @@
       <w:r>
         <w:t>a)</w:t>
         <w:tab/>
-        <w:t>Si, porque soporta bien los golpes sin romperse</w:t>
+        <w:t>No, es blanda</w:t>
       </w:r>
     </w:p>
     <w:p>
@@ -275,7 +275,7 @@
       <w:r>
         <w:t>b)</w:t>
         <w:tab/>
-        <w:t>No, es blanda</w:t>
+        <w:t>Si, porque tiene buena resistencia mecánica</w:t>
       </w:r>
     </w:p>
     <w:p>
@@ -295,7 +295,7 @@
       <w:r>
         <w:t>d)</w:t>
         <w:tab/>
-        <w:t>Si, porque tiene buena resistencia mecánica</w:t>
+        <w:t>Si, porque soporta bien los golpes sin romperse</w:t>
       </w:r>
     </w:p>
     <w:p>
@@ -313,7 +313,7 @@
       <w:r>
         <w:t>a)</w:t>
         <w:tab/>
-        <w:t>Es todo el interior del tronco excepto la corteza</w:t>
+        <w:t>Es la parte exterior del tronco</w:t>
       </w:r>
     </w:p>
     <w:p>
@@ -323,7 +323,7 @@
       <w:r>
         <w:t>b)</w:t>
         <w:tab/>
-        <w:t>Es la parte exterior del tronco</w:t>
+        <w:t>Es todo el interior del tronco excepto la corteza</w:t>
       </w:r>
     </w:p>
     <w:p>
@@ -361,16 +361,6 @@
       <w:r>
         <w:t>a)</w:t>
         <w:tab/>
-        <w:t>Es la parte interior del tronco, más antigua y de color más oscuro</w:t>
-      </w:r>
-    </w:p>
-    <w:p>
-      <w:pPr>
-        <w:pStyle w:val="Choice"/>
-      </w:pPr>
-      <w:r>
-        <w:t>b)</w:t>
-        <w:tab/>
         <w:t>Es la parte exterior del tronco, más joven y de color más claro</w:t>
       </w:r>
     </w:p>
@@ -379,7 +369,7 @@
         <w:pStyle w:val="Choice"/>
       </w:pPr>
       <w:r>
-        <w:t>c)</w:t>
+        <w:t>b)</w:t>
         <w:tab/>
         <w:t>Es todo el interior del tronco excepto la corteza</w:t>
       </w:r>
@@ -389,13 +379,23 @@
         <w:pStyle w:val="Choice"/>
       </w:pPr>
       <w:r>
-        <w:t>d)</w:t>
+        <w:t>c)</w:t>
         <w:tab/>
         <w:t>Es la parte exterior del tronco</w:t>
       </w:r>
     </w:p>
     <w:p>
       <w:pPr>
+        <w:pStyle w:val="Choice"/>
+      </w:pPr>
+      <w:r>
+        <w:t>d)</w:t>
+        <w:tab/>
+        <w:t>Es la parte interior del tronco, más antigua y de color más oscuro</w:t>
+      </w:r>
+    </w:p>
+    <w:p>
+      <w:pPr>
         <w:pStyle w:val="ListNumber"/>
       </w:pPr>
       <w:r>
@@ -409,7 +409,7 @@
       <w:r>
         <w:t>a)</w:t>
         <w:tab/>
-        <w:t>El duramen del tronco se aprovecha para hacer serrin</w:t>
+        <w:t>La albura se puede aprovechar en ciertas maderas</w:t>
       </w:r>
     </w:p>
     <w:p>
@@ -419,7 +419,7 @@
       <w:r>
         <w:t>b)</w:t>
         <w:tab/>
-        <w:t>No, la corteza siempre hay que desecharla</w:t>
+        <w:t>El duramen del tronco se aprovecha para hacer serrin</w:t>
       </w:r>
     </w:p>
     <w:p>
@@ -439,7 +439,7 @@
       <w:r>
         <w:t>d)</w:t>
         <w:tab/>
-        <w:t>La albura se puede aprovechar en ciertas maderas</w:t>
+        <w:t>No, la corteza siempre hay que desecharla</w:t>
       </w:r>
     </w:p>
     <w:p>
@@ -457,7 +457,7 @@
       <w:r>
         <w:t>a)</w:t>
         <w:tab/>
-        <w:t>Tala del árbol</w:t>
+        <w:t>Aserrado del tronco</w:t>
       </w:r>
     </w:p>
     <w:p>
@@ -467,7 +467,7 @@
       <w:r>
         <w:t>b)</w:t>
         <w:tab/>
-        <w:t>Aserrado del tronco</w:t>
+        <w:t>Tala del árbol</w:t>
       </w:r>
     </w:p>
     <w:p>
@@ -505,7 +505,612 @@
       <w:r>
         <w:t>a)</w:t>
         <w:tab/>
+        <w:t>Aserrado</w:t>
+      </w:r>
+    </w:p>
+    <w:p>
+      <w:pPr>
+        <w:pStyle w:val="Choice"/>
+      </w:pPr>
+      <w:r>
+        <w:t>b)</w:t>
+        <w:tab/>
+        <w:t>Tala</w:t>
+      </w:r>
+    </w:p>
+    <w:p>
+      <w:pPr>
+        <w:pStyle w:val="Choice"/>
+      </w:pPr>
+      <w:r>
+        <w:t>c)</w:t>
+        <w:tab/>
+        <w:t>Asierrado</w:t>
+      </w:r>
+    </w:p>
+    <w:p>
+      <w:pPr>
+        <w:pStyle w:val="Choice"/>
+      </w:pPr>
+      <w:r>
+        <w:t>d)</w:t>
+        <w:tab/>
         <w:t>Recortado</w:t>
+      </w:r>
+    </w:p>
+    <w:p>
+      <w:pPr>
+        <w:pStyle w:val="ListNumber"/>
+      </w:pPr>
+      <w:r>
+        <w:t>¿Cómo se llama una tira fina de madera de sección rectangular o redonda?</w:t>
+      </w:r>
+    </w:p>
+    <w:p>
+      <w:pPr>
+        <w:pStyle w:val="Choice"/>
+      </w:pPr>
+      <w:r>
+        <w:t>a)</w:t>
+        <w:tab/>
+        <w:t>Tabla</w:t>
+      </w:r>
+    </w:p>
+    <w:p>
+      <w:pPr>
+        <w:pStyle w:val="Choice"/>
+      </w:pPr>
+      <w:r>
+        <w:t>b)</w:t>
+        <w:tab/>
+        <w:t>Viga</w:t>
+      </w:r>
+    </w:p>
+    <w:p>
+      <w:pPr>
+        <w:pStyle w:val="Choice"/>
+      </w:pPr>
+      <w:r>
+        <w:t>c)</w:t>
+        <w:tab/>
+        <w:t>Tablón</w:t>
+      </w:r>
+    </w:p>
+    <w:p>
+      <w:pPr>
+        <w:pStyle w:val="Choice"/>
+      </w:pPr>
+      <w:r>
+        <w:t>d)</w:t>
+        <w:tab/>
+        <w:t>Listones</w:t>
+      </w:r>
+    </w:p>
+    <w:p>
+      <w:pPr>
+        <w:pStyle w:val="ListNumber"/>
+      </w:pPr>
+      <w:r>
+        <w:t>¿Cómo se llama una madera de grandes dimensiones de forma rectangular?</w:t>
+      </w:r>
+    </w:p>
+    <w:p>
+      <w:pPr>
+        <w:pStyle w:val="Choice"/>
+      </w:pPr>
+      <w:r>
+        <w:t>a)</w:t>
+        <w:tab/>
+        <w:t>Tabla</w:t>
+      </w:r>
+    </w:p>
+    <w:p>
+      <w:pPr>
+        <w:pStyle w:val="Choice"/>
+      </w:pPr>
+      <w:r>
+        <w:t>b)</w:t>
+        <w:tab/>
+        <w:t>Viga</w:t>
+      </w:r>
+    </w:p>
+    <w:p>
+      <w:pPr>
+        <w:pStyle w:val="Choice"/>
+      </w:pPr>
+      <w:r>
+        <w:t>c)</w:t>
+        <w:tab/>
+        <w:t>Listones</w:t>
+      </w:r>
+    </w:p>
+    <w:p>
+      <w:pPr>
+        <w:pStyle w:val="Choice"/>
+      </w:pPr>
+      <w:r>
+        <w:t>d)</w:t>
+        <w:tab/>
+        <w:t>Tablero</w:t>
+      </w:r>
+    </w:p>
+    <w:p>
+      <w:pPr>
+        <w:pStyle w:val="ListNumber"/>
+      </w:pPr>
+      <w:r>
+        <w:t>¿Cómo se llama una madera plana de gran superficie y poco gruesa?</w:t>
+      </w:r>
+    </w:p>
+    <w:p>
+      <w:pPr>
+        <w:pStyle w:val="Choice"/>
+      </w:pPr>
+      <w:r>
+        <w:t>a)</w:t>
+        <w:tab/>
+        <w:t>Tablón</w:t>
+      </w:r>
+    </w:p>
+    <w:p>
+      <w:pPr>
+        <w:pStyle w:val="Choice"/>
+      </w:pPr>
+      <w:r>
+        <w:t>b)</w:t>
+        <w:tab/>
+        <w:t>Viga</w:t>
+      </w:r>
+    </w:p>
+    <w:p>
+      <w:pPr>
+        <w:pStyle w:val="Choice"/>
+      </w:pPr>
+      <w:r>
+        <w:t>c)</w:t>
+        <w:tab/>
+        <w:t>Chapa o tablero</w:t>
+      </w:r>
+    </w:p>
+    <w:p>
+      <w:pPr>
+        <w:pStyle w:val="Choice"/>
+      </w:pPr>
+      <w:r>
+        <w:t>d)</w:t>
+        <w:tab/>
+        <w:t>Moldura</w:t>
+      </w:r>
+    </w:p>
+    <w:p>
+      <w:pPr>
+        <w:pStyle w:val="ListNumber"/>
+      </w:pPr>
+      <w:r>
+        <w:t>¿Cuál de estas maderas es blanda?</w:t>
+      </w:r>
+    </w:p>
+    <w:p>
+      <w:pPr>
+        <w:pStyle w:val="Choice"/>
+      </w:pPr>
+      <w:r>
+        <w:t>a)</w:t>
+        <w:tab/>
+        <w:t>Roble</w:t>
+      </w:r>
+    </w:p>
+    <w:p>
+      <w:pPr>
+        <w:pStyle w:val="Choice"/>
+      </w:pPr>
+      <w:r>
+        <w:t>b)</w:t>
+        <w:tab/>
+        <w:t>Pino</w:t>
+      </w:r>
+    </w:p>
+    <w:p>
+      <w:pPr>
+        <w:pStyle w:val="Choice"/>
+      </w:pPr>
+      <w:r>
+        <w:t>c)</w:t>
+        <w:tab/>
+        <w:t>Nogal</w:t>
+      </w:r>
+    </w:p>
+    <w:p>
+      <w:pPr>
+        <w:pStyle w:val="Choice"/>
+      </w:pPr>
+      <w:r>
+        <w:t>d)</w:t>
+        <w:tab/>
+        <w:t>Haya</w:t>
+      </w:r>
+    </w:p>
+    <w:p>
+      <w:pPr>
+        <w:pStyle w:val="ListNumber"/>
+      </w:pPr>
+      <w:r>
+        <w:t>¿Cuál de estas maderas es blanda?</w:t>
+      </w:r>
+    </w:p>
+    <w:p>
+      <w:pPr>
+        <w:pStyle w:val="Choice"/>
+      </w:pPr>
+      <w:r>
+        <w:t>a)</w:t>
+        <w:tab/>
+        <w:t>Roble</w:t>
+      </w:r>
+    </w:p>
+    <w:p>
+      <w:pPr>
+        <w:pStyle w:val="Choice"/>
+      </w:pPr>
+      <w:r>
+        <w:t>b)</w:t>
+        <w:tab/>
+        <w:t>Haya</w:t>
+      </w:r>
+    </w:p>
+    <w:p>
+      <w:pPr>
+        <w:pStyle w:val="Choice"/>
+      </w:pPr>
+      <w:r>
+        <w:t>c)</w:t>
+        <w:tab/>
+        <w:t>Castaño</w:t>
+      </w:r>
+    </w:p>
+    <w:p>
+      <w:pPr>
+        <w:pStyle w:val="Choice"/>
+      </w:pPr>
+      <w:r>
+        <w:t>d)</w:t>
+        <w:tab/>
+        <w:t>Chopo</w:t>
+      </w:r>
+    </w:p>
+    <w:p>
+      <w:pPr>
+        <w:pStyle w:val="ListNumber"/>
+      </w:pPr>
+      <w:r>
+        <w:t>Los distintos tipos de maderas tienen una dureza</w:t>
+      </w:r>
+    </w:p>
+    <w:p>
+      <w:pPr>
+        <w:pStyle w:val="Choice"/>
+      </w:pPr>
+      <w:r>
+        <w:t>a)</w:t>
+        <w:tab/>
+        <w:t>Similar</w:t>
+      </w:r>
+    </w:p>
+    <w:p>
+      <w:pPr>
+        <w:pStyle w:val="Choice"/>
+      </w:pPr>
+      <w:r>
+        <w:t>b)</w:t>
+        <w:tab/>
+        <w:t>Verdadero</w:t>
+      </w:r>
+    </w:p>
+    <w:p>
+      <w:pPr>
+        <w:pStyle w:val="ListNumber"/>
+      </w:pPr>
+      <w:r>
+        <w:t>El veteado de la madera es</w:t>
+      </w:r>
+    </w:p>
+    <w:p>
+      <w:pPr>
+        <w:pStyle w:val="Choice"/>
+      </w:pPr>
+      <w:r>
+        <w:t>a)</w:t>
+        <w:tab/>
+        <w:t>Algo que debe esconderse</w:t>
+      </w:r>
+    </w:p>
+    <w:p>
+      <w:pPr>
+        <w:pStyle w:val="Choice"/>
+      </w:pPr>
+      <w:r>
+        <w:t>b)</w:t>
+        <w:tab/>
+        <w:t>Muy apreciado</w:t>
+      </w:r>
+    </w:p>
+    <w:p>
+      <w:pPr>
+        <w:pStyle w:val="Choice"/>
+      </w:pPr>
+      <w:r>
+        <w:t>c)</w:t>
+        <w:tab/>
+        <w:t>La madera no tiene veteado</w:t>
+      </w:r>
+    </w:p>
+    <w:p>
+      <w:pPr>
+        <w:pStyle w:val="Choice"/>
+      </w:pPr>
+      <w:r>
+        <w:t>d)</w:t>
+        <w:tab/>
+        <w:t>Poco apreciado</w:t>
+      </w:r>
+    </w:p>
+    <w:p>
+      <w:pPr>
+        <w:pStyle w:val="ListNumber"/>
+      </w:pPr>
+      <w:r>
+        <w:t>El tablero de contrachapado es</w:t>
+      </w:r>
+    </w:p>
+    <w:p>
+      <w:pPr>
+        <w:pStyle w:val="Choice"/>
+      </w:pPr>
+      <w:r>
+        <w:t>a)</w:t>
+        <w:tab/>
+        <w:t>Un tablero artificial formado por virutas y cola comprimidas</w:t>
+      </w:r>
+    </w:p>
+    <w:p>
+      <w:pPr>
+        <w:pStyle w:val="Choice"/>
+      </w:pPr>
+      <w:r>
+        <w:t>b)</w:t>
+        <w:tab/>
+        <w:t>Un tablero de madera maziza</w:t>
+      </w:r>
+    </w:p>
+    <w:p>
+      <w:pPr>
+        <w:pStyle w:val="Choice"/>
+      </w:pPr>
+      <w:r>
+        <w:t>c)</w:t>
+        <w:tab/>
+        <w:t>Un tablero artificial formado por láminas de madera encoladas</w:t>
+      </w:r>
+    </w:p>
+    <w:p>
+      <w:pPr>
+        <w:pStyle w:val="Choice"/>
+      </w:pPr>
+      <w:r>
+        <w:t>d)</w:t>
+        <w:tab/>
+        <w:t>Un tablero artificial formado por fibras de madera y resina sintética</w:t>
+      </w:r>
+    </w:p>
+    <w:p>
+      <w:pPr>
+        <w:pStyle w:val="ListNumber"/>
+      </w:pPr>
+      <w:r>
+        <w:t>El tablero de aglomerado es</w:t>
+      </w:r>
+    </w:p>
+    <w:p>
+      <w:pPr>
+        <w:pStyle w:val="Choice"/>
+      </w:pPr>
+      <w:r>
+        <w:t>a)</w:t>
+        <w:tab/>
+        <w:t>Un tablero de madera maziza</w:t>
+      </w:r>
+    </w:p>
+    <w:p>
+      <w:pPr>
+        <w:pStyle w:val="Choice"/>
+      </w:pPr>
+      <w:r>
+        <w:t>b)</w:t>
+        <w:tab/>
+        <w:t>Un tablero artificial formado por virutas y cola comprimidas</w:t>
+      </w:r>
+    </w:p>
+    <w:p>
+      <w:pPr>
+        <w:pStyle w:val="Choice"/>
+      </w:pPr>
+      <w:r>
+        <w:t>c)</w:t>
+        <w:tab/>
+        <w:t>Un tablero artificial formado por fibras de madera y resina sintética</w:t>
+      </w:r>
+    </w:p>
+    <w:p>
+      <w:pPr>
+        <w:pStyle w:val="Choice"/>
+      </w:pPr>
+      <w:r>
+        <w:t>d)</w:t>
+        <w:tab/>
+        <w:t>Un tablero artificial formado por láminas de madera encoladas</w:t>
+      </w:r>
+    </w:p>
+    <w:p>
+      <w:pPr>
+        <w:pStyle w:val="ListNumber"/>
+      </w:pPr>
+      <w:r>
+        <w:t>El DM o tablero de fibras es</w:t>
+      </w:r>
+    </w:p>
+    <w:p>
+      <w:pPr>
+        <w:pStyle w:val="Choice"/>
+      </w:pPr>
+      <w:r>
+        <w:t>a)</w:t>
+        <w:tab/>
+        <w:t>Un tablero de madera maziza</w:t>
+      </w:r>
+    </w:p>
+    <w:p>
+      <w:pPr>
+        <w:pStyle w:val="Choice"/>
+      </w:pPr>
+      <w:r>
+        <w:t>b)</w:t>
+        <w:tab/>
+        <w:t>Un tablero artificial formado por virutas y cola comprimidas</w:t>
+      </w:r>
+    </w:p>
+    <w:p>
+      <w:pPr>
+        <w:pStyle w:val="Choice"/>
+      </w:pPr>
+      <w:r>
+        <w:t>c)</w:t>
+        <w:tab/>
+        <w:t>Un tablero artificial formado por láminas de madera encoladas</w:t>
+      </w:r>
+    </w:p>
+    <w:p>
+      <w:pPr>
+        <w:pStyle w:val="Choice"/>
+      </w:pPr>
+      <w:r>
+        <w:t>d)</w:t>
+        <w:tab/>
+        <w:t>Un tablero artificial formado por fibras de madera y resina sintética</w:t>
+      </w:r>
+    </w:p>
+    <w:p>
+      <w:pPr>
+        <w:pStyle w:val="ListNumber"/>
+      </w:pPr>
+      <w:r>
+        <w:t>A los tableros artificiales se les suele pegar en el exterior una  chapa de madera natural o de material plástico</w:t>
+        <w:br/>
+      </w:r>
+    </w:p>
+    <w:p>
+      <w:pPr>
+        <w:pStyle w:val="Choice"/>
+      </w:pPr>
+      <w:r>
+        <w:t>a)</w:t>
+        <w:tab/>
+        <w:t>No, los tableros artificiales solo se pintan</w:t>
+      </w:r>
+    </w:p>
+    <w:p>
+      <w:pPr>
+        <w:pStyle w:val="Choice"/>
+      </w:pPr>
+      <w:r>
+        <w:t>b)</w:t>
+        <w:tab/>
+        <w:t>No, los tableros artificiales no se pueden tapar</w:t>
+      </w:r>
+    </w:p>
+    <w:p>
+      <w:pPr>
+        <w:pStyle w:val="Choice"/>
+      </w:pPr>
+      <w:r>
+        <w:t>c)</w:t>
+        <w:tab/>
+        <w:t>Si, mejora la resistencia y aspecto del tablero artificial</w:t>
+      </w:r>
+    </w:p>
+    <w:p>
+      <w:pPr>
+        <w:pStyle w:val="Choice"/>
+      </w:pPr>
+      <w:r>
+        <w:t>d)</w:t>
+        <w:tab/>
+        <w:t>Si, aunque eso disminuye la resistencia del tablero</w:t>
+      </w:r>
+    </w:p>
+    <w:p>
+      <w:pPr>
+        <w:pStyle w:val="ListNumber"/>
+      </w:pPr>
+      <w:r>
+        <w:t>La operación de aserrado de la madera sigue los siguientes pasos</w:t>
+      </w:r>
+    </w:p>
+    <w:p>
+      <w:pPr>
+        <w:pStyle w:val="Choice"/>
+      </w:pPr>
+      <w:r>
+        <w:t>a)</w:t>
+        <w:tab/>
+        <w:t>Medir. Marcar. Serrar. Sujetar</w:t>
+      </w:r>
+    </w:p>
+    <w:p>
+      <w:pPr>
+        <w:pStyle w:val="Choice"/>
+      </w:pPr>
+      <w:r>
+        <w:t>b)</w:t>
+        <w:tab/>
+        <w:t>Medir. Marcar. Sujetar. Serrar</w:t>
+      </w:r>
+    </w:p>
+    <w:p>
+      <w:pPr>
+        <w:pStyle w:val="Choice"/>
+      </w:pPr>
+      <w:r>
+        <w:t>c)</w:t>
+        <w:tab/>
+        <w:t>Marcar. Medir. Sujetar. Serrar</w:t>
+      </w:r>
+    </w:p>
+    <w:p>
+      <w:pPr>
+        <w:pStyle w:val="Choice"/>
+      </w:pPr>
+      <w:r>
+        <w:t>d)</w:t>
+        <w:tab/>
+        <w:t>Serrar. Pulir. Pintar</w:t>
+      </w:r>
+    </w:p>
+    <w:p>
+      <w:pPr>
+        <w:pStyle w:val="ListNumber"/>
+      </w:pPr>
+      <w:r>
+        <w:t>La operación que consiste en la separación de las piezas de madera se llama</w:t>
+      </w:r>
+    </w:p>
+    <w:p>
+      <w:pPr>
+        <w:pStyle w:val="Choice"/>
+      </w:pPr>
+      <w:r>
+        <w:t>a)</w:t>
+        <w:tab/>
+        <w:t>Corte</w:t>
       </w:r>
     </w:p>
     <w:p>
@@ -525,7 +1130,7 @@
       <w:r>
         <w:t>c)</w:t>
         <w:tab/>
-        <w:t>Asierrado</w:t>
+        <w:t>Talado</w:t>
       </w:r>
     </w:p>
     <w:p>
@@ -534,593 +1139,16 @@
       </w:pPr>
       <w:r>
         <w:t>d)</w:t>
-        <w:tab/>
-        <w:t>Tala</w:t>
-      </w:r>
-    </w:p>
-    <w:p>
-      <w:pPr>
-        <w:pStyle w:val="ListNumber"/>
-      </w:pPr>
-      <w:r>
-        <w:t>¿Cómo se llama una tira fina de madera de sección rectangular o redonda?</w:t>
-      </w:r>
-    </w:p>
-    <w:p>
-      <w:pPr>
-        <w:pStyle w:val="Choice"/>
-      </w:pPr>
-      <w:r>
-        <w:t>a)</w:t>
-        <w:tab/>
-        <w:t>Viga</w:t>
-      </w:r>
-    </w:p>
-    <w:p>
-      <w:pPr>
-        <w:pStyle w:val="Choice"/>
-      </w:pPr>
-      <w:r>
-        <w:t>b)</w:t>
-        <w:tab/>
-        <w:t>Listones</w:t>
-      </w:r>
-    </w:p>
-    <w:p>
-      <w:pPr>
-        <w:pStyle w:val="Choice"/>
-      </w:pPr>
-      <w:r>
-        <w:t>c)</w:t>
-        <w:tab/>
-        <w:t>Tabla</w:t>
-      </w:r>
-    </w:p>
-    <w:p>
-      <w:pPr>
-        <w:pStyle w:val="Choice"/>
-      </w:pPr>
-      <w:r>
-        <w:t>d)</w:t>
-        <w:tab/>
-        <w:t>Tablón</w:t>
-      </w:r>
-    </w:p>
-    <w:p>
-      <w:pPr>
-        <w:pStyle w:val="ListNumber"/>
-      </w:pPr>
-      <w:r>
-        <w:t>¿Cómo se llama una madera de grandes dimensiones de forma rectangular?</w:t>
-      </w:r>
-    </w:p>
-    <w:p>
-      <w:pPr>
-        <w:pStyle w:val="Choice"/>
-      </w:pPr>
-      <w:r>
-        <w:t>a)</w:t>
-        <w:tab/>
-        <w:t>Tabla</w:t>
-      </w:r>
-    </w:p>
-    <w:p>
-      <w:pPr>
-        <w:pStyle w:val="Choice"/>
-      </w:pPr>
-      <w:r>
-        <w:t>b)</w:t>
-        <w:tab/>
-        <w:t>Viga</w:t>
-      </w:r>
-    </w:p>
-    <w:p>
-      <w:pPr>
-        <w:pStyle w:val="Choice"/>
-      </w:pPr>
-      <w:r>
-        <w:t>c)</w:t>
-        <w:tab/>
-        <w:t>Tablero</w:t>
-      </w:r>
-    </w:p>
-    <w:p>
-      <w:pPr>
-        <w:pStyle w:val="Choice"/>
-      </w:pPr>
-      <w:r>
-        <w:t>d)</w:t>
-        <w:tab/>
-        <w:t>Listones</w:t>
-      </w:r>
-    </w:p>
-    <w:p>
-      <w:pPr>
-        <w:pStyle w:val="ListNumber"/>
-      </w:pPr>
-      <w:r>
-        <w:t>¿Cómo se llama una madera plana de gran superficie y poco gruesa?</w:t>
-      </w:r>
-    </w:p>
-    <w:p>
-      <w:pPr>
-        <w:pStyle w:val="Choice"/>
-      </w:pPr>
-      <w:r>
-        <w:t>a)</w:t>
-        <w:tab/>
-        <w:t>Tablón</w:t>
-      </w:r>
-    </w:p>
-    <w:p>
-      <w:pPr>
-        <w:pStyle w:val="Choice"/>
-      </w:pPr>
-      <w:r>
-        <w:t>b)</w:t>
-        <w:tab/>
-        <w:t>Moldura</w:t>
-      </w:r>
-    </w:p>
-    <w:p>
-      <w:pPr>
-        <w:pStyle w:val="Choice"/>
-      </w:pPr>
-      <w:r>
-        <w:t>c)</w:t>
-        <w:tab/>
-        <w:t>Chapa o tablero</w:t>
-      </w:r>
-    </w:p>
-    <w:p>
-      <w:pPr>
-        <w:pStyle w:val="Choice"/>
-      </w:pPr>
-      <w:r>
-        <w:t>d)</w:t>
-        <w:tab/>
-        <w:t>Viga</w:t>
-      </w:r>
-    </w:p>
-    <w:p>
-      <w:pPr>
-        <w:pStyle w:val="ListNumber"/>
-      </w:pPr>
-      <w:r>
-        <w:t>¿Cuál de estas maderas es blanda?</w:t>
-      </w:r>
-    </w:p>
-    <w:p>
-      <w:pPr>
-        <w:pStyle w:val="Choice"/>
-      </w:pPr>
-      <w:r>
-        <w:t>a)</w:t>
-        <w:tab/>
-        <w:t>Roble</w:t>
-      </w:r>
-    </w:p>
-    <w:p>
-      <w:pPr>
-        <w:pStyle w:val="Choice"/>
-      </w:pPr>
-      <w:r>
-        <w:t>b)</w:t>
-        <w:tab/>
-        <w:t>Pino</w:t>
-      </w:r>
-    </w:p>
-    <w:p>
-      <w:pPr>
-        <w:pStyle w:val="Choice"/>
-      </w:pPr>
-      <w:r>
-        <w:t>c)</w:t>
-        <w:tab/>
-        <w:t>Haya</w:t>
-      </w:r>
-    </w:p>
-    <w:p>
-      <w:pPr>
-        <w:pStyle w:val="Choice"/>
-      </w:pPr>
-      <w:r>
-        <w:t>d)</w:t>
-        <w:tab/>
-        <w:t>Nogal</w:t>
-      </w:r>
-    </w:p>
-    <w:p>
-      <w:pPr>
-        <w:pStyle w:val="ListNumber"/>
-      </w:pPr>
-      <w:r>
-        <w:t>¿Cuál de estas maderas es blanda?</w:t>
-      </w:r>
-    </w:p>
-    <w:p>
-      <w:pPr>
-        <w:pStyle w:val="Choice"/>
-      </w:pPr>
-      <w:r>
-        <w:t>a)</w:t>
-        <w:tab/>
-        <w:t>Roble</w:t>
-      </w:r>
-    </w:p>
-    <w:p>
-      <w:pPr>
-        <w:pStyle w:val="Choice"/>
-      </w:pPr>
-      <w:r>
-        <w:t>b)</w:t>
-        <w:tab/>
-        <w:t>Haya</w:t>
-      </w:r>
-    </w:p>
-    <w:p>
-      <w:pPr>
-        <w:pStyle w:val="Choice"/>
-      </w:pPr>
-      <w:r>
-        <w:t>c)</w:t>
-        <w:tab/>
-        <w:t>Chopo</w:t>
-      </w:r>
-    </w:p>
-    <w:p>
-      <w:pPr>
-        <w:pStyle w:val="Choice"/>
-      </w:pPr>
-      <w:r>
-        <w:t>d)</w:t>
-        <w:tab/>
-        <w:t>Castaño</w:t>
-      </w:r>
-    </w:p>
-    <w:p>
-      <w:pPr>
-        <w:pStyle w:val="ListNumber"/>
-      </w:pPr>
-      <w:r>
-        <w:t>Los distintos tipos de maderas tienen una dureza</w:t>
-      </w:r>
-    </w:p>
-    <w:p>
-      <w:pPr>
-        <w:pStyle w:val="Choice"/>
-      </w:pPr>
-      <w:r>
-        <w:t>a)</w:t>
-        <w:tab/>
-        <w:t>Similar</w:t>
-      </w:r>
-    </w:p>
-    <w:p>
-      <w:pPr>
-        <w:pStyle w:val="Choice"/>
-      </w:pPr>
-      <w:r>
-        <w:t>b)</w:t>
-        <w:tab/>
-        <w:t>Verdadero</w:t>
-      </w:r>
-    </w:p>
-    <w:p>
-      <w:pPr>
-        <w:pStyle w:val="ListNumber"/>
-      </w:pPr>
-      <w:r>
-        <w:t>El veteado de la madera es</w:t>
-      </w:r>
-    </w:p>
-    <w:p>
-      <w:pPr>
-        <w:pStyle w:val="Choice"/>
-      </w:pPr>
-      <w:r>
-        <w:t>a)</w:t>
-        <w:tab/>
-        <w:t>Algo que debe esconderse</w:t>
-      </w:r>
-    </w:p>
-    <w:p>
-      <w:pPr>
-        <w:pStyle w:val="Choice"/>
-      </w:pPr>
-      <w:r>
-        <w:t>b)</w:t>
-        <w:tab/>
-        <w:t>La madera no tiene veteado</w:t>
-      </w:r>
-    </w:p>
-    <w:p>
-      <w:pPr>
-        <w:pStyle w:val="Choice"/>
-      </w:pPr>
-      <w:r>
-        <w:t>c)</w:t>
-        <w:tab/>
-        <w:t>Poco apreciado</w:t>
-      </w:r>
-    </w:p>
-    <w:p>
-      <w:pPr>
-        <w:pStyle w:val="Choice"/>
-      </w:pPr>
-      <w:r>
-        <w:t>d)</w:t>
-        <w:tab/>
-        <w:t>Muy apreciado</w:t>
-      </w:r>
-    </w:p>
-    <w:p>
-      <w:pPr>
-        <w:pStyle w:val="ListNumber"/>
-      </w:pPr>
-      <w:r>
-        <w:t>El tablero de contrachapado es</w:t>
-      </w:r>
-    </w:p>
-    <w:p>
-      <w:pPr>
-        <w:pStyle w:val="Choice"/>
-      </w:pPr>
-      <w:r>
-        <w:t>a)</w:t>
-        <w:tab/>
-        <w:t>Un tablero artificial formado por fibras de madera y resina sintética</w:t>
-      </w:r>
-    </w:p>
-    <w:p>
-      <w:pPr>
-        <w:pStyle w:val="Choice"/>
-      </w:pPr>
-      <w:r>
-        <w:t>b)</w:t>
-        <w:tab/>
-        <w:t>Un tablero de madera maziza</w:t>
-      </w:r>
-    </w:p>
-    <w:p>
-      <w:pPr>
-        <w:pStyle w:val="Choice"/>
-      </w:pPr>
-      <w:r>
-        <w:t>c)</w:t>
-        <w:tab/>
-        <w:t>Un tablero artificial formado por virutas y cola comprimidas</w:t>
-      </w:r>
-    </w:p>
-    <w:p>
-      <w:pPr>
-        <w:pStyle w:val="Choice"/>
-      </w:pPr>
-      <w:r>
-        <w:t>d)</w:t>
-        <w:tab/>
-        <w:t>Un tablero artificial formado por láminas de madera encoladas</w:t>
-      </w:r>
-    </w:p>
-    <w:p>
-      <w:pPr>
-        <w:pStyle w:val="ListNumber"/>
-      </w:pPr>
-      <w:r>
-        <w:t>El tablero de aglomerado es</w:t>
-      </w:r>
-    </w:p>
-    <w:p>
-      <w:pPr>
-        <w:pStyle w:val="Choice"/>
-      </w:pPr>
-      <w:r>
-        <w:t>a)</w:t>
-        <w:tab/>
-        <w:t>Un tablero artificial formado por virutas y cola comprimidas</w:t>
-      </w:r>
-    </w:p>
-    <w:p>
-      <w:pPr>
-        <w:pStyle w:val="Choice"/>
-      </w:pPr>
-      <w:r>
-        <w:t>b)</w:t>
-        <w:tab/>
-        <w:t>Un tablero artificial formado por fibras de madera y resina sintética</w:t>
-      </w:r>
-    </w:p>
-    <w:p>
-      <w:pPr>
-        <w:pStyle w:val="Choice"/>
-      </w:pPr>
-      <w:r>
-        <w:t>c)</w:t>
-        <w:tab/>
-        <w:t>Un tablero artificial formado por láminas de madera encoladas</w:t>
-      </w:r>
-    </w:p>
-    <w:p>
-      <w:pPr>
-        <w:pStyle w:val="Choice"/>
-      </w:pPr>
-      <w:r>
-        <w:t>d)</w:t>
-        <w:tab/>
-        <w:t>Un tablero de madera maziza</w:t>
-      </w:r>
-    </w:p>
-    <w:p>
-      <w:pPr>
-        <w:pStyle w:val="ListNumber"/>
-      </w:pPr>
-      <w:r>
-        <w:t>El DM o tablero de fibras es</w:t>
-      </w:r>
-    </w:p>
-    <w:p>
-      <w:pPr>
-        <w:pStyle w:val="Choice"/>
-      </w:pPr>
-      <w:r>
-        <w:t>a)</w:t>
-        <w:tab/>
-        <w:t>Un tablero artificial formado por láminas de madera encoladas</w:t>
-      </w:r>
-    </w:p>
-    <w:p>
-      <w:pPr>
-        <w:pStyle w:val="Choice"/>
-      </w:pPr>
-      <w:r>
-        <w:t>b)</w:t>
-        <w:tab/>
-        <w:t>Un tablero artificial formado por fibras de madera y resina sintética</w:t>
-      </w:r>
-    </w:p>
-    <w:p>
-      <w:pPr>
-        <w:pStyle w:val="Choice"/>
-      </w:pPr>
-      <w:r>
-        <w:t>c)</w:t>
-        <w:tab/>
-        <w:t>Un tablero artificial formado por virutas y cola comprimidas</w:t>
-      </w:r>
-    </w:p>
-    <w:p>
-      <w:pPr>
-        <w:pStyle w:val="Choice"/>
-      </w:pPr>
-      <w:r>
-        <w:t>d)</w:t>
-        <w:tab/>
-        <w:t>Un tablero de madera maziza</w:t>
-      </w:r>
-    </w:p>
-    <w:p>
-      <w:pPr>
-        <w:pStyle w:val="ListNumber"/>
-      </w:pPr>
-      <w:r>
-        <w:t>A los tableros artificiales se les suele pegar en el exterior una  chapa de madera natural o de material plástico.</w:t>
-        <w:br/>
-      </w:r>
-    </w:p>
-    <w:p>
-      <w:pPr>
-        <w:pStyle w:val="Choice"/>
-      </w:pPr>
-      <w:r>
-        <w:t>a)</w:t>
-        <w:tab/>
-        <w:t>Si, mejora la resistencia y aspecto del tablero artificial.</w:t>
-      </w:r>
-    </w:p>
-    <w:p>
-      <w:pPr>
-        <w:pStyle w:val="Choice"/>
-      </w:pPr>
-      <w:r>
-        <w:t>b)</w:t>
-        <w:tab/>
-        <w:t>No, los tableros artificiales no se pueden tapar</w:t>
-      </w:r>
-    </w:p>
-    <w:p>
-      <w:pPr>
-        <w:pStyle w:val="Choice"/>
-      </w:pPr>
-      <w:r>
-        <w:t>c)</w:t>
-        <w:tab/>
-        <w:t>No, los tableros artificiales solo se pintan</w:t>
-      </w:r>
-    </w:p>
-    <w:p>
-      <w:pPr>
-        <w:pStyle w:val="Choice"/>
-      </w:pPr>
-      <w:r>
-        <w:t>d)</w:t>
-        <w:tab/>
-        <w:t>Si, aunque eso disminuye la resistencia del tablero</w:t>
-      </w:r>
-    </w:p>
-    <w:p>
-      <w:pPr>
-        <w:pStyle w:val="ListNumber"/>
-      </w:pPr>
-      <w:r>
-        <w:t>La operación de aserrado de la madera sigue los siguientes pasos</w:t>
-      </w:r>
-    </w:p>
-    <w:p>
-      <w:pPr>
-        <w:pStyle w:val="Choice"/>
-      </w:pPr>
-      <w:r>
-        <w:t>a)</w:t>
-        <w:tab/>
-        <w:t>Marcar. Medir. Sujetar. Serrar</w:t>
-      </w:r>
-    </w:p>
-    <w:p>
-      <w:pPr>
-        <w:pStyle w:val="Choice"/>
-      </w:pPr>
-      <w:r>
-        <w:t>b)</w:t>
-        <w:tab/>
-        <w:t>Serrar. Pulir. Pintar</w:t>
-      </w:r>
-    </w:p>
-    <w:p>
-      <w:pPr>
-        <w:pStyle w:val="Choice"/>
-      </w:pPr>
-      <w:r>
-        <w:t>c)</w:t>
-        <w:tab/>
-        <w:t>Medir. Marcar. Sujetar. Serrar</w:t>
-      </w:r>
-    </w:p>
-    <w:p>
-      <w:pPr>
-        <w:pStyle w:val="Choice"/>
-      </w:pPr>
-      <w:r>
-        <w:t>d)</w:t>
-        <w:tab/>
-        <w:t>Medir. Marcar. Serrar. Sujetar</w:t>
-      </w:r>
-    </w:p>
-    <w:p>
-      <w:pPr>
-        <w:pStyle w:val="ListNumber"/>
-      </w:pPr>
-      <w:r>
-        <w:t>La operación que consiste en la separación de las piezas de madera se llama</w:t>
-      </w:r>
-    </w:p>
-    <w:p>
-      <w:pPr>
-        <w:pStyle w:val="Choice"/>
-      </w:pPr>
-      <w:r>
-        <w:t>a)</w:t>
         <w:tab/>
         <w:t>Separado</w:t>
       </w:r>
     </w:p>
     <w:p>
       <w:pPr>
-        <w:pStyle w:val="Choice"/>
+        <w:pStyle w:val="ListNumber"/>
       </w:pPr>
       <w:r>
-        <w:t>b)</w:t>
-        <w:tab/>
-        <w:t>Talado</w:t>
+        <w:t>La operación de eliminar material de una pieza de madera para afinar su forma o quitar las asperezas se denomina</w:t>
       </w:r>
     </w:p>
     <w:p>
@@ -1128,37 +1156,9 @@
         <w:pStyle w:val="Choice"/>
       </w:pPr>
       <w:r>
-        <w:t>c)</w:t>
-        <w:tab/>
-        <w:t>Corte</w:t>
-      </w:r>
-    </w:p>
-    <w:p>
-      <w:pPr>
-        <w:pStyle w:val="Choice"/>
-      </w:pPr>
-      <w:r>
-        <w:t>d)</w:t>
-        <w:tab/>
-        <w:t>Aserrado</w:t>
-      </w:r>
-    </w:p>
-    <w:p>
-      <w:pPr>
-        <w:pStyle w:val="ListNumber"/>
-      </w:pPr>
-      <w:r>
-        <w:t>La operación de eliminar material de una pieza de madera para afinar su forma o quitar las asperezas se denomina.</w:t>
-      </w:r>
-    </w:p>
-    <w:p>
-      <w:pPr>
-        <w:pStyle w:val="Choice"/>
-      </w:pPr>
-      <w:r>
         <w:t>a)</w:t>
         <w:tab/>
-        <w:t>Amolar</w:t>
+        <w:t>Limar o desbastar</w:t>
       </w:r>
     </w:p>
     <w:p>
@@ -1188,7 +1188,7 @@
       <w:r>
         <w:t>d)</w:t>
         <w:tab/>
-        <w:t>Limar o desbastar</w:t>
+        <w:t>Amolar</w:t>
       </w:r>
     </w:p>
     <w:p>
@@ -1206,6 +1206,26 @@
       <w:r>
         <w:t>a)</w:t>
         <w:tab/>
+        <w:t>Lijar o pulir</w:t>
+      </w:r>
+    </w:p>
+    <w:p>
+      <w:pPr>
+        <w:pStyle w:val="Choice"/>
+      </w:pPr>
+      <w:r>
+        <w:t>b)</w:t>
+        <w:tab/>
+        <w:t>Aserrar</w:t>
+      </w:r>
+    </w:p>
+    <w:p>
+      <w:pPr>
+        <w:pStyle w:val="Choice"/>
+      </w:pPr>
+      <w:r>
+        <w:t>c)</w:t>
+        <w:tab/>
         <w:t>Desbastar</w:t>
       </w:r>
     </w:p>
@@ -1214,33 +1234,13 @@
         <w:pStyle w:val="Choice"/>
       </w:pPr>
       <w:r>
-        <w:t>b)</w:t>
+        <w:t>d)</w:t>
         <w:tab/>
         <w:t>Amolar</w:t>
       </w:r>
     </w:p>
     <w:p>
       <w:pPr>
-        <w:pStyle w:val="Choice"/>
-      </w:pPr>
-      <w:r>
-        <w:t>c)</w:t>
-        <w:tab/>
-        <w:t>Aserrar</w:t>
-      </w:r>
-    </w:p>
-    <w:p>
-      <w:pPr>
-        <w:pStyle w:val="Choice"/>
-      </w:pPr>
-      <w:r>
-        <w:t>d)</w:t>
-        <w:tab/>
-        <w:t>Lijar o pulir</w:t>
-      </w:r>
-    </w:p>
-    <w:p>
-      <w:pPr>
         <w:pStyle w:val="ListNumber"/>
       </w:pPr>
       <w:r>
@@ -1254,7 +1254,7 @@
       <w:r>
         <w:t>a)</w:t>
         <w:tab/>
-        <w:t>Primero de numeración alta y luego de numeración baja</w:t>
+        <w:t>Directamente de numeración alta</w:t>
       </w:r>
     </w:p>
     <w:p>
@@ -1263,6 +1263,16 @@
       </w:pPr>
       <w:r>
         <w:t>b)</w:t>
+        <w:tab/>
+        <w:t>De numeración baja</w:t>
+      </w:r>
+    </w:p>
+    <w:p>
+      <w:pPr>
+        <w:pStyle w:val="Choice"/>
+      </w:pPr>
+      <w:r>
+        <w:t>c)</w:t>
         <w:tab/>
         <w:t>Primero de numeración baja y luego de numeración alta</w:t>
       </w:r>
@@ -1272,19 +1282,9 @@
         <w:pStyle w:val="Choice"/>
       </w:pPr>
       <w:r>
-        <w:t>c)</w:t>
-        <w:tab/>
-        <w:t>De numeración baja</w:t>
-      </w:r>
-    </w:p>
-    <w:p>
-      <w:pPr>
-        <w:pStyle w:val="Choice"/>
-      </w:pPr>
-      <w:r>
         <w:t>d)</w:t>
         <w:tab/>
-        <w:t>Directamente de numeración alta</w:t>
+        <w:t>Primero de numeración alta y luego de numeración baja</w:t>
       </w:r>
     </w:p>
     <w:p>
@@ -1312,16 +1312,6 @@
       <w:r>
         <w:t>b)</w:t>
         <w:tab/>
-        <w:t>Agujerear la madera</w:t>
-      </w:r>
-    </w:p>
-    <w:p>
-      <w:pPr>
-        <w:pStyle w:val="Choice"/>
-      </w:pPr>
-      <w:r>
-        <w:t>c)</w:t>
-        <w:tab/>
         <w:t>Clavar la madera</w:t>
       </w:r>
     </w:p>
@@ -1330,17 +1320,75 @@
         <w:pStyle w:val="Choice"/>
       </w:pPr>
       <w:r>
-        <w:t>d)</w:t>
+        <w:t>c)</w:t>
         <w:tab/>
         <w:t>Troquelar la madera</w:t>
       </w:r>
     </w:p>
     <w:p>
       <w:pPr>
+        <w:pStyle w:val="Choice"/>
+      </w:pPr>
+      <w:r>
+        <w:t>d)</w:t>
+        <w:tab/>
+        <w:t>Agujerear la madera</w:t>
+      </w:r>
+    </w:p>
+    <w:p>
+      <w:pPr>
         <w:pStyle w:val="ListNumber"/>
       </w:pPr>
       <w:r>
         <w:t>Para unir dos maderas de forma permanente podemos usar</w:t>
+      </w:r>
+    </w:p>
+    <w:p>
+      <w:pPr>
+        <w:pStyle w:val="Choice"/>
+      </w:pPr>
+      <w:r>
+        <w:t>a)</w:t>
+        <w:tab/>
+        <w:t>Ensambles</w:t>
+      </w:r>
+    </w:p>
+    <w:p>
+      <w:pPr>
+        <w:pStyle w:val="Choice"/>
+      </w:pPr>
+      <w:r>
+        <w:t>b)</w:t>
+        <w:tab/>
+        <w:t>Clavos</w:t>
+      </w:r>
+    </w:p>
+    <w:p>
+      <w:pPr>
+        <w:pStyle w:val="Choice"/>
+      </w:pPr>
+      <w:r>
+        <w:t>c)</w:t>
+        <w:tab/>
+        <w:t>Cola blanca</w:t>
+      </w:r>
+    </w:p>
+    <w:p>
+      <w:pPr>
+        <w:pStyle w:val="Choice"/>
+      </w:pPr>
+      <w:r>
+        <w:t>d)</w:t>
+        <w:tab/>
+        <w:t>Tornillos</w:t>
+      </w:r>
+    </w:p>
+    <w:p>
+      <w:pPr>
+        <w:pStyle w:val="ListNumber"/>
+      </w:pPr>
+      <w:r>
+        <w:t>Para unir la madera de forma no permanente podemos usar</w:t>
       </w:r>
     </w:p>
     <w:p>
@@ -1360,64 +1408,6 @@
       <w:r>
         <w:t>b)</w:t>
         <w:tab/>
-        <w:t>Ensambles</w:t>
-      </w:r>
-    </w:p>
-    <w:p>
-      <w:pPr>
-        <w:pStyle w:val="Choice"/>
-      </w:pPr>
-      <w:r>
-        <w:t>c)</w:t>
-        <w:tab/>
-        <w:t>Cola blanca</w:t>
-      </w:r>
-    </w:p>
-    <w:p>
-      <w:pPr>
-        <w:pStyle w:val="Choice"/>
-      </w:pPr>
-      <w:r>
-        <w:t>d)</w:t>
-        <w:tab/>
-        <w:t>Clavos</w:t>
-      </w:r>
-    </w:p>
-    <w:p>
-      <w:pPr>
-        <w:pStyle w:val="ListNumber"/>
-      </w:pPr>
-      <w:r>
-        <w:t>Para unir la madera de forma no permanente podemos usar</w:t>
-      </w:r>
-    </w:p>
-    <w:p>
-      <w:pPr>
-        <w:pStyle w:val="Choice"/>
-      </w:pPr>
-      <w:r>
-        <w:t>a)</w:t>
-        <w:tab/>
-        <w:t>Tornillos</w:t>
-      </w:r>
-    </w:p>
-    <w:p>
-      <w:pPr>
-        <w:pStyle w:val="Choice"/>
-      </w:pPr>
-      <w:r>
-        <w:t>b)</w:t>
-        <w:tab/>
-        <w:t>Cola blanda</w:t>
-      </w:r>
-    </w:p>
-    <w:p>
-      <w:pPr>
-        <w:pStyle w:val="Choice"/>
-      </w:pPr>
-      <w:r>
-        <w:t>c)</w:t>
-        <w:tab/>
         <w:t>Cola termofusible</w:t>
       </w:r>
     </w:p>
@@ -1426,9 +1416,19 @@
         <w:pStyle w:val="Choice"/>
       </w:pPr>
       <w:r>
+        <w:t>c)</w:t>
+        <w:tab/>
+        <w:t>Pegamento de contacto</w:t>
+      </w:r>
+    </w:p>
+    <w:p>
+      <w:pPr>
+        <w:pStyle w:val="Choice"/>
+      </w:pPr>
+      <w:r>
         <w:t>d)</w:t>
         <w:tab/>
-        <w:t>Pegamento de contacto</w:t>
+        <w:t>Cola blanda</w:t>
       </w:r>
     </w:p>
     <w:p>
@@ -1485,16 +1485,6 @@
       <w:r>
         <w:t>a)</w:t>
         <w:tab/>
-        <w:t>Formón</w:t>
-      </w:r>
-    </w:p>
-    <w:p>
-      <w:pPr>
-        <w:pStyle w:val="Choice"/>
-      </w:pPr>
-      <w:r>
-        <w:t>b)</w:t>
-        <w:tab/>
         <w:t>Punzón</w:t>
       </w:r>
     </w:p>
@@ -1503,9 +1493,19 @@
         <w:pStyle w:val="Choice"/>
       </w:pPr>
       <w:r>
+        <w:t>b)</w:t>
+        <w:tab/>
+        <w:t>Destornillador</w:t>
+      </w:r>
+    </w:p>
+    <w:p>
+      <w:pPr>
+        <w:pStyle w:val="Choice"/>
+      </w:pPr>
+      <w:r>
         <w:t>c)</w:t>
         <w:tab/>
-        <w:t>Destornillador</w:t>
+        <w:t>Formón</w:t>
       </w:r>
     </w:p>
     <w:p>
@@ -1572,16 +1572,6 @@
       <w:r>
         <w:t>a)</w:t>
         <w:tab/>
-        <w:t>Martillador</w:t>
-      </w:r>
-    </w:p>
-    <w:p>
-      <w:pPr>
-        <w:pStyle w:val="Choice"/>
-      </w:pPr>
-      <w:r>
-        <w:t>b)</w:t>
-        <w:tab/>
         <w:t>Clavador</w:t>
       </w:r>
     </w:p>
@@ -1590,7 +1580,7 @@
         <w:pStyle w:val="Choice"/>
       </w:pPr>
       <w:r>
-        <w:t>c)</w:t>
+        <w:t>b)</w:t>
         <w:tab/>
         <w:t>Martillo</w:t>
       </w:r>
@@ -1600,9 +1590,19 @@
         <w:pStyle w:val="Choice"/>
       </w:pPr>
       <w:r>
+        <w:t>c)</w:t>
+        <w:tab/>
+        <w:t>Amartillador</w:t>
+      </w:r>
+    </w:p>
+    <w:p>
+      <w:pPr>
+        <w:pStyle w:val="Choice"/>
+      </w:pPr>
+      <w:r>
         <w:t>d)</w:t>
         <w:tab/>
-        <w:t>Amartillador</w:t>
+        <w:t>Martillador</w:t>
       </w:r>
     </w:p>
     <w:sectPr>

--- a/build/es_material_wood.docx
+++ b/build/es_material_wood.docx
@@ -35,6 +35,16 @@
       <w:r>
         <w:t>b)</w:t>
         <w:tab/>
+        <w:t>Parecida a la densidad del agua</w:t>
+      </w:r>
+    </w:p>
+    <w:p>
+      <w:pPr>
+        <w:pStyle w:val="Choice"/>
+      </w:pPr>
+      <w:r>
+        <w:t>c)</w:t>
+        <w:tab/>
         <w:t>Mucho menor que la densidad del agua</w:t>
       </w:r>
     </w:p>
@@ -43,23 +53,13 @@
         <w:pStyle w:val="Choice"/>
       </w:pPr>
       <w:r>
-        <w:t>c)</w:t>
+        <w:t>d)</w:t>
         <w:tab/>
         <w:t>La madera no tiene densidad</w:t>
       </w:r>
     </w:p>
     <w:p>
       <w:pPr>
-        <w:pStyle w:val="Choice"/>
-      </w:pPr>
-      <w:r>
-        <w:t>d)</w:t>
-        <w:tab/>
-        <w:t>Parecida a la densidad del agua</w:t>
-      </w:r>
-    </w:p>
-    <w:p>
-      <w:pPr>
         <w:pStyle w:val="ListNumber"/>
       </w:pPr>
       <w:r>
@@ -73,7 +73,7 @@
       <w:r>
         <w:t>a)</w:t>
         <w:tab/>
-        <w:t>La madera no se debe mojar con agua</w:t>
+        <w:t>La madera siempre se hunde en el agua</w:t>
       </w:r>
     </w:p>
     <w:p>
@@ -82,6 +82,16 @@
       </w:pPr>
       <w:r>
         <w:t>b)</w:t>
+        <w:tab/>
+        <w:t>Algunas maderas flotan y otras se hunden</w:t>
+      </w:r>
+    </w:p>
+    <w:p>
+      <w:pPr>
+        <w:pStyle w:val="Choice"/>
+      </w:pPr>
+      <w:r>
+        <w:t>c)</w:t>
         <w:tab/>
         <w:t>La madera siempre flota en el agua</w:t>
       </w:r>
@@ -91,19 +101,9 @@
         <w:pStyle w:val="Choice"/>
       </w:pPr>
       <w:r>
-        <w:t>c)</w:t>
-        <w:tab/>
-        <w:t>Algunas maderas flotan y otras se hunden</w:t>
-      </w:r>
-    </w:p>
-    <w:p>
-      <w:pPr>
-        <w:pStyle w:val="Choice"/>
-      </w:pPr>
-      <w:r>
         <w:t>d)</w:t>
         <w:tab/>
-        <w:t>La madera siempre se hunde en el agua</w:t>
+        <w:t>La madera no se debe mojar con agua</w:t>
       </w:r>
     </w:p>
     <w:p>
@@ -121,6 +121,16 @@
       <w:r>
         <w:t>a)</w:t>
         <w:tab/>
+        <w:t>Conduce bien el calor pero mal la electricidad</w:t>
+      </w:r>
+    </w:p>
+    <w:p>
+      <w:pPr>
+        <w:pStyle w:val="Choice"/>
+      </w:pPr>
+      <w:r>
+        <w:t>b)</w:t>
+        <w:tab/>
         <w:t>Conduce bien la electricidad pero mal el calor</w:t>
       </w:r>
     </w:p>
@@ -129,33 +139,23 @@
         <w:pStyle w:val="Choice"/>
       </w:pPr>
       <w:r>
-        <w:t>b)</w:t>
+        <w:t>c)</w:t>
+        <w:tab/>
+        <w:t>Es buen aislante eléctrico y térmico</w:t>
+      </w:r>
+    </w:p>
+    <w:p>
+      <w:pPr>
+        <w:pStyle w:val="Choice"/>
+      </w:pPr>
+      <w:r>
+        <w:t>d)</w:t>
         <w:tab/>
         <w:t>Conduce bien el calor y la electricidad</w:t>
       </w:r>
     </w:p>
     <w:p>
       <w:pPr>
-        <w:pStyle w:val="Choice"/>
-      </w:pPr>
-      <w:r>
-        <w:t>c)</w:t>
-        <w:tab/>
-        <w:t>Conduce bien el calor pero mal la electricidad</w:t>
-      </w:r>
-    </w:p>
-    <w:p>
-      <w:pPr>
-        <w:pStyle w:val="Choice"/>
-      </w:pPr>
-      <w:r>
-        <w:t>d)</w:t>
-        <w:tab/>
-        <w:t>Es buen aislante eléctrico y térmico</w:t>
-      </w:r>
-    </w:p>
-    <w:p>
-      <w:pPr>
         <w:pStyle w:val="ListNumber"/>
       </w:pPr>
       <w:r>
@@ -169,7 +169,7 @@
       <w:r>
         <w:t>a)</w:t>
         <w:tab/>
-        <w:t>Porque es muy flexible</w:t>
+        <w:t>Porque el agua puede pudrirla</w:t>
       </w:r>
     </w:p>
     <w:p>
@@ -189,7 +189,7 @@
       <w:r>
         <w:t>c)</w:t>
         <w:tab/>
-        <w:t>Porque el agua puede pudrirla</w:t>
+        <w:t>Porque absorbe bien la humedad y el agua</w:t>
       </w:r>
     </w:p>
     <w:p>
@@ -199,7 +199,7 @@
       <w:r>
         <w:t>d)</w:t>
         <w:tab/>
-        <w:t>Porque absorbe bien la humedad y el agua</w:t>
+        <w:t>Porque es muy flexible</w:t>
       </w:r>
     </w:p>
     <w:p>
@@ -217,7 +217,7 @@
       <w:r>
         <w:t>a)</w:t>
         <w:tab/>
-        <w:t>No es renovable</w:t>
+        <w:t>Si, si se repueblan los bosques talados</w:t>
       </w:r>
     </w:p>
     <w:p>
@@ -227,7 +227,7 @@
       <w:r>
         <w:t>b)</w:t>
         <w:tab/>
-        <w:t>Si, si se repueblan los bosques talados</w:t>
+        <w:t>No es renovable</w:t>
       </w:r>
     </w:p>
     <w:p>
@@ -265,6 +265,16 @@
       <w:r>
         <w:t>a)</w:t>
         <w:tab/>
+        <w:t>Si, porque soporta bien los golpes sin romperse</w:t>
+      </w:r>
+    </w:p>
+    <w:p>
+      <w:pPr>
+        <w:pStyle w:val="Choice"/>
+      </w:pPr>
+      <w:r>
+        <w:t>b)</w:t>
+        <w:tab/>
         <w:t>No, es blanda</w:t>
       </w:r>
     </w:p>
@@ -273,7 +283,7 @@
         <w:pStyle w:val="Choice"/>
       </w:pPr>
       <w:r>
-        <w:t>b)</w:t>
+        <w:t>c)</w:t>
         <w:tab/>
         <w:t>Si, porque tiene buena resistencia mecánica</w:t>
       </w:r>
@@ -283,23 +293,13 @@
         <w:pStyle w:val="Choice"/>
       </w:pPr>
       <w:r>
-        <w:t>c)</w:t>
+        <w:t>d)</w:t>
         <w:tab/>
         <w:t>Si, porque soporta bien que la intenten rayar</w:t>
       </w:r>
     </w:p>
     <w:p>
       <w:pPr>
-        <w:pStyle w:val="Choice"/>
-      </w:pPr>
-      <w:r>
-        <w:t>d)</w:t>
-        <w:tab/>
-        <w:t>Si, porque soporta bien los golpes sin romperse</w:t>
-      </w:r>
-    </w:p>
-    <w:p>
-      <w:pPr>
         <w:pStyle w:val="ListNumber"/>
       </w:pPr>
       <w:r>
@@ -313,7 +313,7 @@
       <w:r>
         <w:t>a)</w:t>
         <w:tab/>
-        <w:t>Es la parte exterior del tronco</w:t>
+        <w:t>Es la parte exterior del tronco o corteza</w:t>
       </w:r>
     </w:p>
     <w:p>
@@ -323,7 +323,7 @@
       <w:r>
         <w:t>b)</w:t>
         <w:tab/>
-        <w:t>Es todo el interior del tronco excepto la corteza</w:t>
+        <w:t>Es la parte exterior del tronco, más joven y de color más claro</w:t>
       </w:r>
     </w:p>
     <w:p>
@@ -333,7 +333,7 @@
       <w:r>
         <w:t>c)</w:t>
         <w:tab/>
-        <w:t>Es la parte exterior del tronco, más joven y de color más claro</w:t>
+        <w:t>Es todo el interior del tronco excepto la corteza</w:t>
       </w:r>
     </w:p>
     <w:p>
@@ -361,7 +361,7 @@
       <w:r>
         <w:t>a)</w:t>
         <w:tab/>
-        <w:t>Es la parte exterior del tronco, más joven y de color más claro</w:t>
+        <w:t>Es todo el interior del tronco excepto la corteza</w:t>
       </w:r>
     </w:p>
     <w:p>
@@ -371,7 +371,7 @@
       <w:r>
         <w:t>b)</w:t>
         <w:tab/>
-        <w:t>Es todo el interior del tronco excepto la corteza</w:t>
+        <w:t>Es la parte exterior del tronco, más joven y de color más claro</w:t>
       </w:r>
     </w:p>
     <w:p>
@@ -409,6 +409,16 @@
       <w:r>
         <w:t>a)</w:t>
         <w:tab/>
+        <w:t>La corteza del alcornoque es corcho, que tiene muchas aplicaciones</w:t>
+      </w:r>
+    </w:p>
+    <w:p>
+      <w:pPr>
+        <w:pStyle w:val="Choice"/>
+      </w:pPr>
+      <w:r>
+        <w:t>b)</w:t>
+        <w:tab/>
         <w:t>La albura se puede aprovechar en ciertas maderas</w:t>
       </w:r>
     </w:p>
@@ -417,19 +427,9 @@
         <w:pStyle w:val="Choice"/>
       </w:pPr>
       <w:r>
-        <w:t>b)</w:t>
+        <w:t>c)</w:t>
         <w:tab/>
         <w:t>El duramen del tronco se aprovecha para hacer serrin</w:t>
-      </w:r>
-    </w:p>
-    <w:p>
-      <w:pPr>
-        <w:pStyle w:val="Choice"/>
-      </w:pPr>
-      <w:r>
-        <w:t>c)</w:t>
-        <w:tab/>
-        <w:t>La corteza del alcornoque es corcho, que tiene muchas aplicaciones</w:t>
       </w:r>
     </w:p>
     <w:p>
@@ -467,7 +467,7 @@
       <w:r>
         <w:t>b)</w:t>
         <w:tab/>
-        <w:t>Tala del árbol</w:t>
+        <w:t>Ninguna es correcta</w:t>
       </w:r>
     </w:p>
     <w:p>
@@ -477,7 +477,7 @@
       <w:r>
         <w:t>c)</w:t>
         <w:tab/>
-        <w:t>Ninguna es correcta</w:t>
+        <w:t>Tala del árbol</w:t>
       </w:r>
     </w:p>
     <w:p>
@@ -505,6 +505,16 @@
       <w:r>
         <w:t>a)</w:t>
         <w:tab/>
+        <w:t>Asierrado</w:t>
+      </w:r>
+    </w:p>
+    <w:p>
+      <w:pPr>
+        <w:pStyle w:val="Choice"/>
+      </w:pPr>
+      <w:r>
+        <w:t>b)</w:t>
+        <w:tab/>
         <w:t>Aserrado</w:t>
       </w:r>
     </w:p>
@@ -513,19 +523,57 @@
         <w:pStyle w:val="Choice"/>
       </w:pPr>
       <w:r>
-        <w:t>b)</w:t>
+        <w:t>c)</w:t>
+        <w:tab/>
+        <w:t>Recortado</w:t>
+      </w:r>
+    </w:p>
+    <w:p>
+      <w:pPr>
+        <w:pStyle w:val="Choice"/>
+      </w:pPr>
+      <w:r>
+        <w:t>d)</w:t>
         <w:tab/>
         <w:t>Tala</w:t>
       </w:r>
     </w:p>
     <w:p>
       <w:pPr>
+        <w:pStyle w:val="ListNumber"/>
+      </w:pPr>
+      <w:r>
+        <w:t>¿Cómo se llama una tira fina de madera de sección rectangular o redonda?</w:t>
+      </w:r>
+    </w:p>
+    <w:p>
+      <w:pPr>
+        <w:pStyle w:val="Choice"/>
+      </w:pPr>
+      <w:r>
+        <w:t>a)</w:t>
+        <w:tab/>
+        <w:t>Tablón</w:t>
+      </w:r>
+    </w:p>
+    <w:p>
+      <w:pPr>
+        <w:pStyle w:val="Choice"/>
+      </w:pPr>
+      <w:r>
+        <w:t>b)</w:t>
+        <w:tab/>
+        <w:t>Viga</w:t>
+      </w:r>
+    </w:p>
+    <w:p>
+      <w:pPr>
         <w:pStyle w:val="Choice"/>
       </w:pPr>
       <w:r>
         <w:t>c)</w:t>
         <w:tab/>
-        <w:t>Asierrado</w:t>
+        <w:t>Tabla</w:t>
       </w:r>
     </w:p>
     <w:p>
@@ -535,7 +583,7 @@
       <w:r>
         <w:t>d)</w:t>
         <w:tab/>
-        <w:t>Recortado</w:t>
+        <w:t>Listones</w:t>
       </w:r>
     </w:p>
     <w:p>
@@ -543,7 +591,7 @@
         <w:pStyle w:val="ListNumber"/>
       </w:pPr>
       <w:r>
-        <w:t>¿Cómo se llama una tira fina de madera de sección rectangular o redonda?</w:t>
+        <w:t>¿Cómo se llama una madera de grandes dimensiones de forma rectangular?</w:t>
       </w:r>
     </w:p>
     <w:p>
@@ -563,7 +611,7 @@
       <w:r>
         <w:t>b)</w:t>
         <w:tab/>
-        <w:t>Viga</w:t>
+        <w:t>Tablero</w:t>
       </w:r>
     </w:p>
     <w:p>
@@ -573,7 +621,7 @@
       <w:r>
         <w:t>c)</w:t>
         <w:tab/>
-        <w:t>Tablón</w:t>
+        <w:t>Viga</w:t>
       </w:r>
     </w:p>
     <w:p>
@@ -591,7 +639,7 @@
         <w:pStyle w:val="ListNumber"/>
       </w:pPr>
       <w:r>
-        <w:t>¿Cómo se llama una madera de grandes dimensiones de forma rectangular?</w:t>
+        <w:t>¿Cómo se llama una madera plana de gran superficie y poco gruesa?</w:t>
       </w:r>
     </w:p>
     <w:p>
@@ -601,7 +649,7 @@
       <w:r>
         <w:t>a)</w:t>
         <w:tab/>
-        <w:t>Tabla</w:t>
+        <w:t>Moldura</w:t>
       </w:r>
     </w:p>
     <w:p>
@@ -621,54 +669,6 @@
       <w:r>
         <w:t>c)</w:t>
         <w:tab/>
-        <w:t>Listones</w:t>
-      </w:r>
-    </w:p>
-    <w:p>
-      <w:pPr>
-        <w:pStyle w:val="Choice"/>
-      </w:pPr>
-      <w:r>
-        <w:t>d)</w:t>
-        <w:tab/>
-        <w:t>Tablero</w:t>
-      </w:r>
-    </w:p>
-    <w:p>
-      <w:pPr>
-        <w:pStyle w:val="ListNumber"/>
-      </w:pPr>
-      <w:r>
-        <w:t>¿Cómo se llama una madera plana de gran superficie y poco gruesa?</w:t>
-      </w:r>
-    </w:p>
-    <w:p>
-      <w:pPr>
-        <w:pStyle w:val="Choice"/>
-      </w:pPr>
-      <w:r>
-        <w:t>a)</w:t>
-        <w:tab/>
-        <w:t>Tablón</w:t>
-      </w:r>
-    </w:p>
-    <w:p>
-      <w:pPr>
-        <w:pStyle w:val="Choice"/>
-      </w:pPr>
-      <w:r>
-        <w:t>b)</w:t>
-        <w:tab/>
-        <w:t>Viga</w:t>
-      </w:r>
-    </w:p>
-    <w:p>
-      <w:pPr>
-        <w:pStyle w:val="Choice"/>
-      </w:pPr>
-      <w:r>
-        <w:t>c)</w:t>
-        <w:tab/>
         <w:t>Chapa o tablero</w:t>
       </w:r>
     </w:p>
@@ -679,7 +679,7 @@
       <w:r>
         <w:t>d)</w:t>
         <w:tab/>
-        <w:t>Moldura</w:t>
+        <w:t>Tablón</w:t>
       </w:r>
     </w:p>
     <w:p>
@@ -745,6 +745,16 @@
       <w:r>
         <w:t>a)</w:t>
         <w:tab/>
+        <w:t>Chopo</w:t>
+      </w:r>
+    </w:p>
+    <w:p>
+      <w:pPr>
+        <w:pStyle w:val="Choice"/>
+      </w:pPr>
+      <w:r>
+        <w:t>b)</w:t>
+        <w:tab/>
         <w:t>Roble</w:t>
       </w:r>
     </w:p>
@@ -753,7 +763,7 @@
         <w:pStyle w:val="Choice"/>
       </w:pPr>
       <w:r>
-        <w:t>b)</w:t>
+        <w:t>c)</w:t>
         <w:tab/>
         <w:t>Haya</w:t>
       </w:r>
@@ -763,19 +773,9 @@
         <w:pStyle w:val="Choice"/>
       </w:pPr>
       <w:r>
-        <w:t>c)</w:t>
+        <w:t>d)</w:t>
         <w:tab/>
         <w:t>Castaño</w:t>
-      </w:r>
-    </w:p>
-    <w:p>
-      <w:pPr>
-        <w:pStyle w:val="Choice"/>
-      </w:pPr>
-      <w:r>
-        <w:t>d)</w:t>
-        <w:tab/>
-        <w:t>Chopo</w:t>
       </w:r>
     </w:p>
     <w:p>
@@ -831,7 +831,7 @@
       <w:r>
         <w:t>b)</w:t>
         <w:tab/>
-        <w:t>Muy apreciado</w:t>
+        <w:t>La madera no tiene veteado</w:t>
       </w:r>
     </w:p>
     <w:p>
@@ -841,7 +841,7 @@
       <w:r>
         <w:t>c)</w:t>
         <w:tab/>
-        <w:t>La madera no tiene veteado</w:t>
+        <w:t>Muy apreciado</w:t>
       </w:r>
     </w:p>
     <w:p>
@@ -869,7 +869,7 @@
       <w:r>
         <w:t>a)</w:t>
         <w:tab/>
-        <w:t>Un tablero artificial formado por virutas y cola comprimidas</w:t>
+        <w:t>Un tablero artificial formado por fibras de madera y resina sintética</w:t>
       </w:r>
     </w:p>
     <w:p>
@@ -879,7 +879,7 @@
       <w:r>
         <w:t>b)</w:t>
         <w:tab/>
-        <w:t>Un tablero de madera maziza</w:t>
+        <w:t>Un tablero artificial formado por virutas y cola comprimidas</w:t>
       </w:r>
     </w:p>
     <w:p>
@@ -899,7 +899,7 @@
       <w:r>
         <w:t>d)</w:t>
         <w:tab/>
-        <w:t>Un tablero artificial formado por fibras de madera y resina sintética</w:t>
+        <w:t>Un tablero de madera maziza</w:t>
       </w:r>
     </w:p>
     <w:p>
@@ -917,7 +917,55 @@
       <w:r>
         <w:t>a)</w:t>
         <w:tab/>
+        <w:t>Un tablero artificial formado por virutas y cola comprimidas</w:t>
+      </w:r>
+    </w:p>
+    <w:p>
+      <w:pPr>
+        <w:pStyle w:val="Choice"/>
+      </w:pPr>
+      <w:r>
+        <w:t>b)</w:t>
+        <w:tab/>
+        <w:t>Un tablero artificial formado por fibras de madera y resina sintética</w:t>
+      </w:r>
+    </w:p>
+    <w:p>
+      <w:pPr>
+        <w:pStyle w:val="Choice"/>
+      </w:pPr>
+      <w:r>
+        <w:t>c)</w:t>
+        <w:tab/>
+        <w:t>Un tablero artificial formado por láminas de madera encoladas</w:t>
+      </w:r>
+    </w:p>
+    <w:p>
+      <w:pPr>
+        <w:pStyle w:val="Choice"/>
+      </w:pPr>
+      <w:r>
+        <w:t>d)</w:t>
+        <w:tab/>
         <w:t>Un tablero de madera maziza</w:t>
+      </w:r>
+    </w:p>
+    <w:p>
+      <w:pPr>
+        <w:pStyle w:val="ListNumber"/>
+      </w:pPr>
+      <w:r>
+        <w:t>El DM o tablero de fibras es</w:t>
+      </w:r>
+    </w:p>
+    <w:p>
+      <w:pPr>
+        <w:pStyle w:val="Choice"/>
+      </w:pPr>
+      <w:r>
+        <w:t>a)</w:t>
+        <w:tab/>
+        <w:t>Un tablero artificial formado por fibras de madera y resina sintética</w:t>
       </w:r>
     </w:p>
     <w:p>
@@ -937,65 +985,17 @@
       <w:r>
         <w:t>c)</w:t>
         <w:tab/>
-        <w:t>Un tablero artificial formado por fibras de madera y resina sintética</w:t>
-      </w:r>
-    </w:p>
-    <w:p>
-      <w:pPr>
-        <w:pStyle w:val="Choice"/>
-      </w:pPr>
-      <w:r>
-        <w:t>d)</w:t>
-        <w:tab/>
         <w:t>Un tablero artificial formado por láminas de madera encoladas</w:t>
       </w:r>
     </w:p>
     <w:p>
       <w:pPr>
-        <w:pStyle w:val="ListNumber"/>
-      </w:pPr>
-      <w:r>
-        <w:t>El DM o tablero de fibras es</w:t>
-      </w:r>
-    </w:p>
-    <w:p>
-      <w:pPr>
-        <w:pStyle w:val="Choice"/>
-      </w:pPr>
-      <w:r>
-        <w:t>a)</w:t>
-        <w:tab/>
-        <w:t>Un tablero de madera maziza</w:t>
-      </w:r>
-    </w:p>
-    <w:p>
-      <w:pPr>
-        <w:pStyle w:val="Choice"/>
-      </w:pPr>
-      <w:r>
-        <w:t>b)</w:t>
-        <w:tab/>
-        <w:t>Un tablero artificial formado por virutas y cola comprimidas</w:t>
-      </w:r>
-    </w:p>
-    <w:p>
-      <w:pPr>
-        <w:pStyle w:val="Choice"/>
-      </w:pPr>
-      <w:r>
-        <w:t>c)</w:t>
-        <w:tab/>
-        <w:t>Un tablero artificial formado por láminas de madera encoladas</w:t>
-      </w:r>
-    </w:p>
-    <w:p>
-      <w:pPr>
         <w:pStyle w:val="Choice"/>
       </w:pPr>
       <w:r>
         <w:t>d)</w:t>
         <w:tab/>
-        <w:t>Un tablero artificial formado por fibras de madera y resina sintética</w:t>
+        <w:t>Un tablero de madera maziza</w:t>
       </w:r>
     </w:p>
     <w:p>
@@ -1014,16 +1014,6 @@
       <w:r>
         <w:t>a)</w:t>
         <w:tab/>
-        <w:t>No, los tableros artificiales solo se pintan</w:t>
-      </w:r>
-    </w:p>
-    <w:p>
-      <w:pPr>
-        <w:pStyle w:val="Choice"/>
-      </w:pPr>
-      <w:r>
-        <w:t>b)</w:t>
-        <w:tab/>
         <w:t>No, los tableros artificiales no se pueden tapar</w:t>
       </w:r>
     </w:p>
@@ -1032,9 +1022,19 @@
         <w:pStyle w:val="Choice"/>
       </w:pPr>
       <w:r>
+        <w:t>b)</w:t>
+        <w:tab/>
+        <w:t>Si, mejora la resistencia y aspecto del tablero artificial</w:t>
+      </w:r>
+    </w:p>
+    <w:p>
+      <w:pPr>
+        <w:pStyle w:val="Choice"/>
+      </w:pPr>
+      <w:r>
         <w:t>c)</w:t>
         <w:tab/>
-        <w:t>Si, mejora la resistencia y aspecto del tablero artificial</w:t>
+        <w:t>No, los tableros artificiales solo se pintan</w:t>
       </w:r>
     </w:p>
     <w:p>
@@ -1072,16 +1072,6 @@
       <w:r>
         <w:t>b)</w:t>
         <w:tab/>
-        <w:t>Medir. Marcar. Sujetar. Serrar</w:t>
-      </w:r>
-    </w:p>
-    <w:p>
-      <w:pPr>
-        <w:pStyle w:val="Choice"/>
-      </w:pPr>
-      <w:r>
-        <w:t>c)</w:t>
-        <w:tab/>
         <w:t>Marcar. Medir. Sujetar. Serrar</w:t>
       </w:r>
     </w:p>
@@ -1090,9 +1080,19 @@
         <w:pStyle w:val="Choice"/>
       </w:pPr>
       <w:r>
+        <w:t>c)</w:t>
+        <w:tab/>
+        <w:t>Serrar. Pulir. Pintar</w:t>
+      </w:r>
+    </w:p>
+    <w:p>
+      <w:pPr>
+        <w:pStyle w:val="Choice"/>
+      </w:pPr>
+      <w:r>
         <w:t>d)</w:t>
         <w:tab/>
-        <w:t>Serrar. Pulir. Pintar</w:t>
+        <w:t>Medir. Marcar. Sujetar. Serrar</w:t>
       </w:r>
     </w:p>
     <w:p>
@@ -1120,7 +1120,7 @@
       <w:r>
         <w:t>b)</w:t>
         <w:tab/>
-        <w:t>Aserrado</w:t>
+        <w:t>Separado</w:t>
       </w:r>
     </w:p>
     <w:p>
@@ -1140,7 +1140,7 @@
       <w:r>
         <w:t>d)</w:t>
         <w:tab/>
-        <w:t>Separado</w:t>
+        <w:t>Aserrado</w:t>
       </w:r>
     </w:p>
     <w:p>
@@ -1158,7 +1158,7 @@
       <w:r>
         <w:t>a)</w:t>
         <w:tab/>
-        <w:t>Limar o desbastar</w:t>
+        <w:t>Amolar</w:t>
       </w:r>
     </w:p>
     <w:p>
@@ -1188,7 +1188,7 @@
       <w:r>
         <w:t>d)</w:t>
         <w:tab/>
-        <w:t>Amolar</w:t>
+        <w:t>Limar o desbastar</w:t>
       </w:r>
     </w:p>
     <w:p>
@@ -1206,7 +1206,7 @@
       <w:r>
         <w:t>a)</w:t>
         <w:tab/>
-        <w:t>Lijar o pulir</w:t>
+        <w:t>Amolar</w:t>
       </w:r>
     </w:p>
     <w:p>
@@ -1226,7 +1226,7 @@
       <w:r>
         <w:t>c)</w:t>
         <w:tab/>
-        <w:t>Desbastar</w:t>
+        <w:t>Lijar o pulir</w:t>
       </w:r>
     </w:p>
     <w:p>
@@ -1236,7 +1236,7 @@
       <w:r>
         <w:t>d)</w:t>
         <w:tab/>
-        <w:t>Amolar</w:t>
+        <w:t>Desbastar</w:t>
       </w:r>
     </w:p>
     <w:p>
@@ -1254,6 +1254,16 @@
       <w:r>
         <w:t>a)</w:t>
         <w:tab/>
+        <w:t>Primero de numeración baja y luego de numeración alta</w:t>
+      </w:r>
+    </w:p>
+    <w:p>
+      <w:pPr>
+        <w:pStyle w:val="Choice"/>
+      </w:pPr>
+      <w:r>
+        <w:t>b)</w:t>
+        <w:tab/>
         <w:t>Directamente de numeración alta</w:t>
       </w:r>
     </w:p>
@@ -1262,33 +1272,23 @@
         <w:pStyle w:val="Choice"/>
       </w:pPr>
       <w:r>
-        <w:t>b)</w:t>
+        <w:t>c)</w:t>
+        <w:tab/>
+        <w:t>Primero de numeración alta y luego de numeración baja</w:t>
+      </w:r>
+    </w:p>
+    <w:p>
+      <w:pPr>
+        <w:pStyle w:val="Choice"/>
+      </w:pPr>
+      <w:r>
+        <w:t>d)</w:t>
         <w:tab/>
         <w:t>De numeración baja</w:t>
       </w:r>
     </w:p>
     <w:p>
       <w:pPr>
-        <w:pStyle w:val="Choice"/>
-      </w:pPr>
-      <w:r>
-        <w:t>c)</w:t>
-        <w:tab/>
-        <w:t>Primero de numeración baja y luego de numeración alta</w:t>
-      </w:r>
-    </w:p>
-    <w:p>
-      <w:pPr>
-        <w:pStyle w:val="Choice"/>
-      </w:pPr>
-      <w:r>
-        <w:t>d)</w:t>
-        <w:tab/>
-        <w:t>Primero de numeración alta y luego de numeración baja</w:t>
-      </w:r>
-    </w:p>
-    <w:p>
-      <w:pPr>
         <w:pStyle w:val="ListNumber"/>
       </w:pPr>
       <w:r>
@@ -1302,6 +1302,16 @@
       <w:r>
         <w:t>a)</w:t>
         <w:tab/>
+        <w:t>Clavar la madera</w:t>
+      </w:r>
+    </w:p>
+    <w:p>
+      <w:pPr>
+        <w:pStyle w:val="Choice"/>
+      </w:pPr>
+      <w:r>
+        <w:t>b)</w:t>
+        <w:tab/>
         <w:t>Taladrar la madera</w:t>
       </w:r>
     </w:p>
@@ -1310,9 +1320,9 @@
         <w:pStyle w:val="Choice"/>
       </w:pPr>
       <w:r>
-        <w:t>b)</w:t>
+        <w:t>c)</w:t>
         <w:tab/>
-        <w:t>Clavar la madera</w:t>
+        <w:t>Agujerear la madera</w:t>
       </w:r>
     </w:p>
     <w:p>
@@ -1320,23 +1330,13 @@
         <w:pStyle w:val="Choice"/>
       </w:pPr>
       <w:r>
-        <w:t>c)</w:t>
+        <w:t>d)</w:t>
         <w:tab/>
         <w:t>Troquelar la madera</w:t>
       </w:r>
     </w:p>
     <w:p>
       <w:pPr>
-        <w:pStyle w:val="Choice"/>
-      </w:pPr>
-      <w:r>
-        <w:t>d)</w:t>
-        <w:tab/>
-        <w:t>Agujerear la madera</w:t>
-      </w:r>
-    </w:p>
-    <w:p>
-      <w:pPr>
         <w:pStyle w:val="ListNumber"/>
       </w:pPr>
       <w:r>
@@ -1350,7 +1350,7 @@
       <w:r>
         <w:t>a)</w:t>
         <w:tab/>
-        <w:t>Ensambles</w:t>
+        <w:t>Clavos</w:t>
       </w:r>
     </w:p>
     <w:p>
@@ -1360,7 +1360,7 @@
       <w:r>
         <w:t>b)</w:t>
         <w:tab/>
-        <w:t>Clavos</w:t>
+        <w:t>Tornillos</w:t>
       </w:r>
     </w:p>
     <w:p>
@@ -1380,7 +1380,7 @@
       <w:r>
         <w:t>d)</w:t>
         <w:tab/>
-        <w:t>Tornillos</w:t>
+        <w:t>Ensambles</w:t>
       </w:r>
     </w:p>
     <w:p>
@@ -1505,7 +1505,7 @@
       <w:r>
         <w:t>c)</w:t>
         <w:tab/>
-        <w:t>Formón</w:t>
+        <w:t>Gubia</w:t>
       </w:r>
     </w:p>
     <w:p>
@@ -1515,7 +1515,7 @@
       <w:r>
         <w:t>d)</w:t>
         <w:tab/>
-        <w:t>Gubia</w:t>
+        <w:t>Formón</w:t>
       </w:r>
     </w:p>
     <w:p>
@@ -1572,6 +1572,16 @@
       <w:r>
         <w:t>a)</w:t>
         <w:tab/>
+        <w:t>Martillador</w:t>
+      </w:r>
+    </w:p>
+    <w:p>
+      <w:pPr>
+        <w:pStyle w:val="Choice"/>
+      </w:pPr>
+      <w:r>
+        <w:t>b)</w:t>
+        <w:tab/>
         <w:t>Clavador</w:t>
       </w:r>
     </w:p>
@@ -1580,7 +1590,7 @@
         <w:pStyle w:val="Choice"/>
       </w:pPr>
       <w:r>
-        <w:t>b)</w:t>
+        <w:t>c)</w:t>
         <w:tab/>
         <w:t>Martillo</w:t>
       </w:r>
@@ -1590,19 +1600,9 @@
         <w:pStyle w:val="Choice"/>
       </w:pPr>
       <w:r>
-        <w:t>c)</w:t>
+        <w:t>d)</w:t>
         <w:tab/>
         <w:t>Amartillador</w:t>
-      </w:r>
-    </w:p>
-    <w:p>
-      <w:pPr>
-        <w:pStyle w:val="Choice"/>
-      </w:pPr>
-      <w:r>
-        <w:t>d)</w:t>
-        <w:tab/>
-        <w:t>Martillador</w:t>
       </w:r>
     </w:p>
     <w:sectPr>

--- a/build/es_material_wood.docx
+++ b/build/es_material_wood.docx
@@ -793,7 +793,7 @@
       <w:r>
         <w:t>a)</w:t>
         <w:tab/>
-        <w:t>Similar</w:t>
+        <w:t>Muy parecida</w:t>
       </w:r>
     </w:p>
     <w:p>
@@ -803,7 +803,27 @@
       <w:r>
         <w:t>b)</w:t>
         <w:tab/>
-        <w:t>Verdadero</w:t>
+        <w:t>Distinta</w:t>
+      </w:r>
+    </w:p>
+    <w:p>
+      <w:pPr>
+        <w:pStyle w:val="Choice"/>
+      </w:pPr>
+      <w:r>
+        <w:t>c)</w:t>
+        <w:tab/>
+        <w:t>No tienen dureza</w:t>
+      </w:r>
+    </w:p>
+    <w:p>
+      <w:pPr>
+        <w:pStyle w:val="Choice"/>
+      </w:pPr>
+      <w:r>
+        <w:t>d)</w:t>
+        <w:tab/>
+        <w:t>La mayoría son blandas</w:t>
       </w:r>
     </w:p>
     <w:p>
@@ -821,6 +841,16 @@
       <w:r>
         <w:t>a)</w:t>
         <w:tab/>
+        <w:t>Muy apreciado</w:t>
+      </w:r>
+    </w:p>
+    <w:p>
+      <w:pPr>
+        <w:pStyle w:val="Choice"/>
+      </w:pPr>
+      <w:r>
+        <w:t>b)</w:t>
+        <w:tab/>
         <w:t>Algo que debe esconderse</w:t>
       </w:r>
     </w:p>
@@ -829,19 +859,9 @@
         <w:pStyle w:val="Choice"/>
       </w:pPr>
       <w:r>
-        <w:t>b)</w:t>
+        <w:t>c)</w:t>
         <w:tab/>
         <w:t>La madera no tiene veteado</w:t>
-      </w:r>
-    </w:p>
-    <w:p>
-      <w:pPr>
-        <w:pStyle w:val="Choice"/>
-      </w:pPr>
-      <w:r>
-        <w:t>c)</w:t>
-        <w:tab/>
-        <w:t>Muy apreciado</w:t>
       </w:r>
     </w:p>
     <w:p>
@@ -869,6 +889,16 @@
       <w:r>
         <w:t>a)</w:t>
         <w:tab/>
+        <w:t>Un tablero de madera maziza</w:t>
+      </w:r>
+    </w:p>
+    <w:p>
+      <w:pPr>
+        <w:pStyle w:val="Choice"/>
+      </w:pPr>
+      <w:r>
+        <w:t>b)</w:t>
+        <w:tab/>
         <w:t>Un tablero artificial formado por fibras de madera y resina sintética</w:t>
       </w:r>
     </w:p>
@@ -877,9 +907,47 @@
         <w:pStyle w:val="Choice"/>
       </w:pPr>
       <w:r>
+        <w:t>c)</w:t>
+        <w:tab/>
+        <w:t>Un tablero artificial formado por virutas y cola comprimidas</w:t>
+      </w:r>
+    </w:p>
+    <w:p>
+      <w:pPr>
+        <w:pStyle w:val="Choice"/>
+      </w:pPr>
+      <w:r>
+        <w:t>d)</w:t>
+        <w:tab/>
+        <w:t>Un tablero artificial formado por láminas de madera encoladas</w:t>
+      </w:r>
+    </w:p>
+    <w:p>
+      <w:pPr>
+        <w:pStyle w:val="ListNumber"/>
+      </w:pPr>
+      <w:r>
+        <w:t>El tablero de aglomerado es</w:t>
+      </w:r>
+    </w:p>
+    <w:p>
+      <w:pPr>
+        <w:pStyle w:val="Choice"/>
+      </w:pPr>
+      <w:r>
+        <w:t>a)</w:t>
+        <w:tab/>
+        <w:t>Un tablero artificial formado por virutas y cola comprimidas</w:t>
+      </w:r>
+    </w:p>
+    <w:p>
+      <w:pPr>
+        <w:pStyle w:val="Choice"/>
+      </w:pPr>
+      <w:r>
         <w:t>b)</w:t>
         <w:tab/>
-        <w:t>Un tablero artificial formado por virutas y cola comprimidas</w:t>
+        <w:t>Un tablero artificial formado por fibras de madera y resina sintética</w:t>
       </w:r>
     </w:p>
     <w:p>
@@ -907,54 +975,6 @@
         <w:pStyle w:val="ListNumber"/>
       </w:pPr>
       <w:r>
-        <w:t>El tablero de aglomerado es</w:t>
-      </w:r>
-    </w:p>
-    <w:p>
-      <w:pPr>
-        <w:pStyle w:val="Choice"/>
-      </w:pPr>
-      <w:r>
-        <w:t>a)</w:t>
-        <w:tab/>
-        <w:t>Un tablero artificial formado por virutas y cola comprimidas</w:t>
-      </w:r>
-    </w:p>
-    <w:p>
-      <w:pPr>
-        <w:pStyle w:val="Choice"/>
-      </w:pPr>
-      <w:r>
-        <w:t>b)</w:t>
-        <w:tab/>
-        <w:t>Un tablero artificial formado por fibras de madera y resina sintética</w:t>
-      </w:r>
-    </w:p>
-    <w:p>
-      <w:pPr>
-        <w:pStyle w:val="Choice"/>
-      </w:pPr>
-      <w:r>
-        <w:t>c)</w:t>
-        <w:tab/>
-        <w:t>Un tablero artificial formado por láminas de madera encoladas</w:t>
-      </w:r>
-    </w:p>
-    <w:p>
-      <w:pPr>
-        <w:pStyle w:val="Choice"/>
-      </w:pPr>
-      <w:r>
-        <w:t>d)</w:t>
-        <w:tab/>
-        <w:t>Un tablero de madera maziza</w:t>
-      </w:r>
-    </w:p>
-    <w:p>
-      <w:pPr>
-        <w:pStyle w:val="ListNumber"/>
-      </w:pPr>
-      <w:r>
         <w:t>El DM o tablero de fibras es</w:t>
       </w:r>
     </w:p>
@@ -975,6 +995,16 @@
       <w:r>
         <w:t>b)</w:t>
         <w:tab/>
+        <w:t>Un tablero de madera maziza</w:t>
+      </w:r>
+    </w:p>
+    <w:p>
+      <w:pPr>
+        <w:pStyle w:val="Choice"/>
+      </w:pPr>
+      <w:r>
+        <w:t>c)</w:t>
+        <w:tab/>
         <w:t>Un tablero artificial formado por virutas y cola comprimidas</w:t>
       </w:r>
     </w:p>
@@ -983,19 +1013,9 @@
         <w:pStyle w:val="Choice"/>
       </w:pPr>
       <w:r>
-        <w:t>c)</w:t>
+        <w:t>d)</w:t>
         <w:tab/>
         <w:t>Un tablero artificial formado por láminas de madera encoladas</w:t>
-      </w:r>
-    </w:p>
-    <w:p>
-      <w:pPr>
-        <w:pStyle w:val="Choice"/>
-      </w:pPr>
-      <w:r>
-        <w:t>d)</w:t>
-        <w:tab/>
-        <w:t>Un tablero de madera maziza</w:t>
       </w:r>
     </w:p>
     <w:p>
@@ -1014,6 +1034,16 @@
       <w:r>
         <w:t>a)</w:t>
         <w:tab/>
+        <w:t>No, los tableros artificiales solo se pintan</w:t>
+      </w:r>
+    </w:p>
+    <w:p>
+      <w:pPr>
+        <w:pStyle w:val="Choice"/>
+      </w:pPr>
+      <w:r>
+        <w:t>b)</w:t>
+        <w:tab/>
         <w:t>No, los tableros artificiales no se pueden tapar</w:t>
       </w:r>
     </w:p>
@@ -1022,33 +1052,23 @@
         <w:pStyle w:val="Choice"/>
       </w:pPr>
       <w:r>
-        <w:t>b)</w:t>
+        <w:t>c)</w:t>
+        <w:tab/>
+        <w:t>Si, aunque eso disminuye la resistencia del tablero</w:t>
+      </w:r>
+    </w:p>
+    <w:p>
+      <w:pPr>
+        <w:pStyle w:val="Choice"/>
+      </w:pPr>
+      <w:r>
+        <w:t>d)</w:t>
         <w:tab/>
         <w:t>Si, mejora la resistencia y aspecto del tablero artificial</w:t>
       </w:r>
     </w:p>
     <w:p>
       <w:pPr>
-        <w:pStyle w:val="Choice"/>
-      </w:pPr>
-      <w:r>
-        <w:t>c)</w:t>
-        <w:tab/>
-        <w:t>No, los tableros artificiales solo se pintan</w:t>
-      </w:r>
-    </w:p>
-    <w:p>
-      <w:pPr>
-        <w:pStyle w:val="Choice"/>
-      </w:pPr>
-      <w:r>
-        <w:t>d)</w:t>
-        <w:tab/>
-        <w:t>Si, aunque eso disminuye la resistencia del tablero</w:t>
-      </w:r>
-    </w:p>
-    <w:p>
-      <w:pPr>
         <w:pStyle w:val="ListNumber"/>
       </w:pPr>
       <w:r>
@@ -1062,6 +1082,26 @@
       <w:r>
         <w:t>a)</w:t>
         <w:tab/>
+        <w:t>Marcar. Medir. Sujetar. Serrar</w:t>
+      </w:r>
+    </w:p>
+    <w:p>
+      <w:pPr>
+        <w:pStyle w:val="Choice"/>
+      </w:pPr>
+      <w:r>
+        <w:t>b)</w:t>
+        <w:tab/>
+        <w:t>Medir. Marcar. Sujetar. Serrar</w:t>
+      </w:r>
+    </w:p>
+    <w:p>
+      <w:pPr>
+        <w:pStyle w:val="Choice"/>
+      </w:pPr>
+      <w:r>
+        <w:t>c)</w:t>
+        <w:tab/>
         <w:t>Medir. Marcar. Serrar. Sujetar</w:t>
       </w:r>
     </w:p>
@@ -1070,29 +1110,9 @@
         <w:pStyle w:val="Choice"/>
       </w:pPr>
       <w:r>
-        <w:t>b)</w:t>
-        <w:tab/>
-        <w:t>Marcar. Medir. Sujetar. Serrar</w:t>
-      </w:r>
-    </w:p>
-    <w:p>
-      <w:pPr>
-        <w:pStyle w:val="Choice"/>
-      </w:pPr>
-      <w:r>
-        <w:t>c)</w:t>
+        <w:t>d)</w:t>
         <w:tab/>
         <w:t>Serrar. Pulir. Pintar</w:t>
-      </w:r>
-    </w:p>
-    <w:p>
-      <w:pPr>
-        <w:pStyle w:val="Choice"/>
-      </w:pPr>
-      <w:r>
-        <w:t>d)</w:t>
-        <w:tab/>
-        <w:t>Medir. Marcar. Sujetar. Serrar</w:t>
       </w:r>
     </w:p>
     <w:p>
@@ -1120,7 +1140,7 @@
       <w:r>
         <w:t>b)</w:t>
         <w:tab/>
-        <w:t>Separado</w:t>
+        <w:t>Aserrado</w:t>
       </w:r>
     </w:p>
     <w:p>
@@ -1140,7 +1160,7 @@
       <w:r>
         <w:t>d)</w:t>
         <w:tab/>
-        <w:t>Aserrado</w:t>
+        <w:t>Separado</w:t>
       </w:r>
     </w:p>
     <w:p>
@@ -1158,7 +1178,7 @@
       <w:r>
         <w:t>a)</w:t>
         <w:tab/>
-        <w:t>Amolar</w:t>
+        <w:t>Pulir</w:t>
       </w:r>
     </w:p>
     <w:p>
@@ -1178,7 +1198,7 @@
       <w:r>
         <w:t>c)</w:t>
         <w:tab/>
-        <w:t>Pulir</w:t>
+        <w:t>Limar o desbastar</w:t>
       </w:r>
     </w:p>
     <w:p>
@@ -1188,7 +1208,7 @@
       <w:r>
         <w:t>d)</w:t>
         <w:tab/>
-        <w:t>Limar o desbastar</w:t>
+        <w:t>Amolar</w:t>
       </w:r>
     </w:p>
     <w:p>
@@ -1206,7 +1226,7 @@
       <w:r>
         <w:t>a)</w:t>
         <w:tab/>
-        <w:t>Amolar</w:t>
+        <w:t>Lijar o pulir</w:t>
       </w:r>
     </w:p>
     <w:p>
@@ -1226,7 +1246,7 @@
       <w:r>
         <w:t>c)</w:t>
         <w:tab/>
-        <w:t>Lijar o pulir</w:t>
+        <w:t>Amolar</w:t>
       </w:r>
     </w:p>
     <w:p>
@@ -1428,7 +1448,7 @@
       <w:r>
         <w:t>d)</w:t>
         <w:tab/>
-        <w:t>Cola blanda</w:t>
+        <w:t>Cola blanca</w:t>
       </w:r>
     </w:p>
     <w:p>

--- a/build/es_material_wood.docx
+++ b/build/es_material_wood.docx
@@ -25,6 +25,26 @@
       <w:r>
         <w:t>a)</w:t>
         <w:tab/>
+        <w:t>Mucho menor que la densidad del agua</w:t>
+      </w:r>
+    </w:p>
+    <w:p>
+      <w:pPr>
+        <w:pStyle w:val="Choice"/>
+      </w:pPr>
+      <w:r>
+        <w:t>b)</w:t>
+        <w:tab/>
+        <w:t>La madera no tiene densidad</w:t>
+      </w:r>
+    </w:p>
+    <w:p>
+      <w:pPr>
+        <w:pStyle w:val="Choice"/>
+      </w:pPr>
+      <w:r>
+        <w:t>c)</w:t>
+        <w:tab/>
         <w:t>Mucho mayor que la densidad del agua</w:t>
       </w:r>
     </w:p>
@@ -33,33 +53,13 @@
         <w:pStyle w:val="Choice"/>
       </w:pPr>
       <w:r>
-        <w:t>b)</w:t>
+        <w:t>d)</w:t>
         <w:tab/>
         <w:t>Parecida a la densidad del agua</w:t>
       </w:r>
     </w:p>
     <w:p>
       <w:pPr>
-        <w:pStyle w:val="Choice"/>
-      </w:pPr>
-      <w:r>
-        <w:t>c)</w:t>
-        <w:tab/>
-        <w:t>Mucho menor que la densidad del agua</w:t>
-      </w:r>
-    </w:p>
-    <w:p>
-      <w:pPr>
-        <w:pStyle w:val="Choice"/>
-      </w:pPr>
-      <w:r>
-        <w:t>d)</w:t>
-        <w:tab/>
-        <w:t>La madera no tiene densidad</w:t>
-      </w:r>
-    </w:p>
-    <w:p>
-      <w:pPr>
         <w:pStyle w:val="ListNumber"/>
       </w:pPr>
       <w:r>
@@ -73,7 +73,7 @@
       <w:r>
         <w:t>a)</w:t>
         <w:tab/>
-        <w:t>La madera siempre se hunde en el agua</w:t>
+        <w:t>La madera siempre flota en el agua</w:t>
       </w:r>
     </w:p>
     <w:p>
@@ -82,6 +82,16 @@
       </w:pPr>
       <w:r>
         <w:t>b)</w:t>
+        <w:tab/>
+        <w:t>La madera no se debe mojar con agua</w:t>
+      </w:r>
+    </w:p>
+    <w:p>
+      <w:pPr>
+        <w:pStyle w:val="Choice"/>
+      </w:pPr>
+      <w:r>
+        <w:t>c)</w:t>
         <w:tab/>
         <w:t>Algunas maderas flotan y otras se hunden</w:t>
       </w:r>
@@ -91,19 +101,9 @@
         <w:pStyle w:val="Choice"/>
       </w:pPr>
       <w:r>
-        <w:t>c)</w:t>
-        <w:tab/>
-        <w:t>La madera siempre flota en el agua</w:t>
-      </w:r>
-    </w:p>
-    <w:p>
-      <w:pPr>
-        <w:pStyle w:val="Choice"/>
-      </w:pPr>
-      <w:r>
         <w:t>d)</w:t>
         <w:tab/>
-        <w:t>La madera no se debe mojar con agua</w:t>
+        <w:t>La madera siempre se hunde en el agua</w:t>
       </w:r>
     </w:p>
     <w:p>
@@ -121,7 +121,7 @@
       <w:r>
         <w:t>a)</w:t>
         <w:tab/>
-        <w:t>Conduce bien el calor pero mal la electricidad</w:t>
+        <w:t>Conduce bien el calor y la electricidad</w:t>
       </w:r>
     </w:p>
     <w:p>
@@ -151,7 +151,7 @@
       <w:r>
         <w:t>d)</w:t>
         <w:tab/>
-        <w:t>Conduce bien el calor y la electricidad</w:t>
+        <w:t>Conduce bien el calor pero mal la electricidad</w:t>
       </w:r>
     </w:p>
     <w:p>
@@ -169,7 +169,7 @@
       <w:r>
         <w:t>a)</w:t>
         <w:tab/>
-        <w:t>Porque el agua puede pudrirla</w:t>
+        <w:t>Porque es muy flexible</w:t>
       </w:r>
     </w:p>
     <w:p>
@@ -178,16 +178,6 @@
       </w:pPr>
       <w:r>
         <w:t>b)</w:t>
-        <w:tab/>
-        <w:t>Porque es respetuosa con el medio ambiente</w:t>
-      </w:r>
-    </w:p>
-    <w:p>
-      <w:pPr>
-        <w:pStyle w:val="Choice"/>
-      </w:pPr>
-      <w:r>
-        <w:t>c)</w:t>
         <w:tab/>
         <w:t>Porque absorbe bien la humedad y el agua</w:t>
       </w:r>
@@ -197,9 +187,19 @@
         <w:pStyle w:val="Choice"/>
       </w:pPr>
       <w:r>
+        <w:t>c)</w:t>
+        <w:tab/>
+        <w:t>Porque el agua puede pudrirla</w:t>
+      </w:r>
+    </w:p>
+    <w:p>
+      <w:pPr>
+        <w:pStyle w:val="Choice"/>
+      </w:pPr>
+      <w:r>
         <w:t>d)</w:t>
         <w:tab/>
-        <w:t>Porque es muy flexible</w:t>
+        <w:t>Porque es respetuosa con el medio ambiente</w:t>
       </w:r>
     </w:p>
     <w:p>
@@ -227,7 +227,7 @@
       <w:r>
         <w:t>b)</w:t>
         <w:tab/>
-        <w:t>No es renovable</w:t>
+        <w:t>Siempre es renovable</w:t>
       </w:r>
     </w:p>
     <w:p>
@@ -247,7 +247,7 @@
       <w:r>
         <w:t>d)</w:t>
         <w:tab/>
-        <w:t>Siempre es renovable</w:t>
+        <w:t>No es renovable</w:t>
       </w:r>
     </w:p>
     <w:p>
@@ -265,6 +265,16 @@
       <w:r>
         <w:t>a)</w:t>
         <w:tab/>
+        <w:t>Si, porque soporta bien que la intenten rayar</w:t>
+      </w:r>
+    </w:p>
+    <w:p>
+      <w:pPr>
+        <w:pStyle w:val="Choice"/>
+      </w:pPr>
+      <w:r>
+        <w:t>b)</w:t>
+        <w:tab/>
         <w:t>Si, porque soporta bien los golpes sin romperse</w:t>
       </w:r>
     </w:p>
@@ -273,7 +283,7 @@
         <w:pStyle w:val="Choice"/>
       </w:pPr>
       <w:r>
-        <w:t>b)</w:t>
+        <w:t>c)</w:t>
         <w:tab/>
         <w:t>No, es blanda</w:t>
       </w:r>
@@ -283,23 +293,13 @@
         <w:pStyle w:val="Choice"/>
       </w:pPr>
       <w:r>
-        <w:t>c)</w:t>
+        <w:t>d)</w:t>
         <w:tab/>
         <w:t>Si, porque tiene buena resistencia mecánica</w:t>
       </w:r>
     </w:p>
     <w:p>
       <w:pPr>
-        <w:pStyle w:val="Choice"/>
-      </w:pPr>
-      <w:r>
-        <w:t>d)</w:t>
-        <w:tab/>
-        <w:t>Si, porque soporta bien que la intenten rayar</w:t>
-      </w:r>
-    </w:p>
-    <w:p>
-      <w:pPr>
         <w:pStyle w:val="ListNumber"/>
       </w:pPr>
       <w:r>
@@ -313,7 +313,7 @@
       <w:r>
         <w:t>a)</w:t>
         <w:tab/>
-        <w:t>Es la parte exterior del tronco o corteza</w:t>
+        <w:t>Es la parte exterior del tronco, más joven y de color más claro</w:t>
       </w:r>
     </w:p>
     <w:p>
@@ -323,7 +323,7 @@
       <w:r>
         <w:t>b)</w:t>
         <w:tab/>
-        <w:t>Es la parte exterior del tronco, más joven y de color más claro</w:t>
+        <w:t>Es la parte exterior del tronco o corteza</w:t>
       </w:r>
     </w:p>
     <w:p>
@@ -371,7 +371,7 @@
       <w:r>
         <w:t>b)</w:t>
         <w:tab/>
-        <w:t>Es la parte exterior del tronco, más joven y de color más claro</w:t>
+        <w:t>Es la parte exterior del tronco</w:t>
       </w:r>
     </w:p>
     <w:p>
@@ -381,7 +381,7 @@
       <w:r>
         <w:t>c)</w:t>
         <w:tab/>
-        <w:t>Es la parte exterior del tronco</w:t>
+        <w:t>Es la parte exterior del tronco, más joven y de color más claro</w:t>
       </w:r>
     </w:p>
     <w:p>
@@ -429,7 +429,7 @@
       <w:r>
         <w:t>c)</w:t>
         <w:tab/>
-        <w:t>El duramen del tronco se aprovecha para hacer serrin</w:t>
+        <w:t>No, la corteza siempre hay que desecharla</w:t>
       </w:r>
     </w:p>
     <w:p>
@@ -439,7 +439,7 @@
       <w:r>
         <w:t>d)</w:t>
         <w:tab/>
-        <w:t>No, la corteza siempre hay que desecharla</w:t>
+        <w:t>El duramen del tronco se aprovecha para hacer serrin</w:t>
       </w:r>
     </w:p>
     <w:p>
@@ -457,7 +457,7 @@
       <w:r>
         <w:t>a)</w:t>
         <w:tab/>
-        <w:t>Aserrado del tronco</w:t>
+        <w:t>Tala del árbol</w:t>
       </w:r>
     </w:p>
     <w:p>
@@ -477,7 +477,7 @@
       <w:r>
         <w:t>c)</w:t>
         <w:tab/>
-        <w:t>Tala del árbol</w:t>
+        <w:t>Corte de tablones</w:t>
       </w:r>
     </w:p>
     <w:p>
@@ -487,7 +487,7 @@
       <w:r>
         <w:t>d)</w:t>
         <w:tab/>
-        <w:t>Corte de tablones</w:t>
+        <w:t>Aserrado del tronco</w:t>
       </w:r>
     </w:p>
     <w:p>
@@ -505,6 +505,26 @@
       <w:r>
         <w:t>a)</w:t>
         <w:tab/>
+        <w:t>Tala</w:t>
+      </w:r>
+    </w:p>
+    <w:p>
+      <w:pPr>
+        <w:pStyle w:val="Choice"/>
+      </w:pPr>
+      <w:r>
+        <w:t>b)</w:t>
+        <w:tab/>
+        <w:t>Recortado</w:t>
+      </w:r>
+    </w:p>
+    <w:p>
+      <w:pPr>
+        <w:pStyle w:val="Choice"/>
+      </w:pPr>
+      <w:r>
+        <w:t>c)</w:t>
+        <w:tab/>
         <w:t>Asierrado</w:t>
       </w:r>
     </w:p>
@@ -513,33 +533,13 @@
         <w:pStyle w:val="Choice"/>
       </w:pPr>
       <w:r>
-        <w:t>b)</w:t>
+        <w:t>d)</w:t>
         <w:tab/>
         <w:t>Aserrado</w:t>
       </w:r>
     </w:p>
     <w:p>
       <w:pPr>
-        <w:pStyle w:val="Choice"/>
-      </w:pPr>
-      <w:r>
-        <w:t>c)</w:t>
-        <w:tab/>
-        <w:t>Recortado</w:t>
-      </w:r>
-    </w:p>
-    <w:p>
-      <w:pPr>
-        <w:pStyle w:val="Choice"/>
-      </w:pPr>
-      <w:r>
-        <w:t>d)</w:t>
-        <w:tab/>
-        <w:t>Tala</w:t>
-      </w:r>
-    </w:p>
-    <w:p>
-      <w:pPr>
         <w:pStyle w:val="ListNumber"/>
       </w:pPr>
       <w:r>
@@ -553,7 +553,55 @@
       <w:r>
         <w:t>a)</w:t>
         <w:tab/>
+        <w:t>Tabla</w:t>
+      </w:r>
+    </w:p>
+    <w:p>
+      <w:pPr>
+        <w:pStyle w:val="Choice"/>
+      </w:pPr>
+      <w:r>
+        <w:t>b)</w:t>
+        <w:tab/>
+        <w:t>Listones</w:t>
+      </w:r>
+    </w:p>
+    <w:p>
+      <w:pPr>
+        <w:pStyle w:val="Choice"/>
+      </w:pPr>
+      <w:r>
+        <w:t>c)</w:t>
+        <w:tab/>
         <w:t>Tablón</w:t>
+      </w:r>
+    </w:p>
+    <w:p>
+      <w:pPr>
+        <w:pStyle w:val="Choice"/>
+      </w:pPr>
+      <w:r>
+        <w:t>d)</w:t>
+        <w:tab/>
+        <w:t>Viga</w:t>
+      </w:r>
+    </w:p>
+    <w:p>
+      <w:pPr>
+        <w:pStyle w:val="ListNumber"/>
+      </w:pPr>
+      <w:r>
+        <w:t>¿Cómo se llama una madera de grandes dimensiones de forma rectangular?</w:t>
+      </w:r>
+    </w:p>
+    <w:p>
+      <w:pPr>
+        <w:pStyle w:val="Choice"/>
+      </w:pPr>
+      <w:r>
+        <w:t>a)</w:t>
+        <w:tab/>
+        <w:t>Listones</w:t>
       </w:r>
     </w:p>
     <w:p>
@@ -573,7 +621,7 @@
       <w:r>
         <w:t>c)</w:t>
         <w:tab/>
-        <w:t>Tabla</w:t>
+        <w:t>Tablero</w:t>
       </w:r>
     </w:p>
     <w:p>
@@ -582,36 +630,16 @@
       </w:pPr>
       <w:r>
         <w:t>d)</w:t>
-        <w:tab/>
-        <w:t>Listones</w:t>
-      </w:r>
-    </w:p>
-    <w:p>
-      <w:pPr>
-        <w:pStyle w:val="ListNumber"/>
-      </w:pPr>
-      <w:r>
-        <w:t>¿Cómo se llama una madera de grandes dimensiones de forma rectangular?</w:t>
-      </w:r>
-    </w:p>
-    <w:p>
-      <w:pPr>
-        <w:pStyle w:val="Choice"/>
-      </w:pPr>
-      <w:r>
-        <w:t>a)</w:t>
         <w:tab/>
         <w:t>Tabla</w:t>
       </w:r>
     </w:p>
     <w:p>
       <w:pPr>
-        <w:pStyle w:val="Choice"/>
+        <w:pStyle w:val="ListNumber"/>
       </w:pPr>
       <w:r>
-        <w:t>b)</w:t>
-        <w:tab/>
-        <w:t>Tablero</w:t>
+        <w:t>¿Cómo se llama una madera plana de gran superficie y poco gruesa?</w:t>
       </w:r>
     </w:p>
     <w:p>
@@ -619,7 +647,7 @@
         <w:pStyle w:val="Choice"/>
       </w:pPr>
       <w:r>
-        <w:t>c)</w:t>
+        <w:t>a)</w:t>
         <w:tab/>
         <w:t>Viga</w:t>
       </w:r>
@@ -629,37 +657,9 @@
         <w:pStyle w:val="Choice"/>
       </w:pPr>
       <w:r>
-        <w:t>d)</w:t>
-        <w:tab/>
-        <w:t>Listones</w:t>
-      </w:r>
-    </w:p>
-    <w:p>
-      <w:pPr>
-        <w:pStyle w:val="ListNumber"/>
-      </w:pPr>
-      <w:r>
-        <w:t>¿Cómo se llama una madera plana de gran superficie y poco gruesa?</w:t>
-      </w:r>
-    </w:p>
-    <w:p>
-      <w:pPr>
-        <w:pStyle w:val="Choice"/>
-      </w:pPr>
-      <w:r>
-        <w:t>a)</w:t>
+        <w:t>b)</w:t>
         <w:tab/>
         <w:t>Moldura</w:t>
-      </w:r>
-    </w:p>
-    <w:p>
-      <w:pPr>
-        <w:pStyle w:val="Choice"/>
-      </w:pPr>
-      <w:r>
-        <w:t>b)</w:t>
-        <w:tab/>
-        <w:t>Viga</w:t>
       </w:r>
     </w:p>
     <w:p>
@@ -697,16 +697,6 @@
       <w:r>
         <w:t>a)</w:t>
         <w:tab/>
-        <w:t>Roble</w:t>
-      </w:r>
-    </w:p>
-    <w:p>
-      <w:pPr>
-        <w:pStyle w:val="Choice"/>
-      </w:pPr>
-      <w:r>
-        <w:t>b)</w:t>
-        <w:tab/>
         <w:t>Pino</w:t>
       </w:r>
     </w:p>
@@ -715,7 +705,7 @@
         <w:pStyle w:val="Choice"/>
       </w:pPr>
       <w:r>
-        <w:t>c)</w:t>
+        <w:t>b)</w:t>
         <w:tab/>
         <w:t>Nogal</w:t>
       </w:r>
@@ -725,9 +715,19 @@
         <w:pStyle w:val="Choice"/>
       </w:pPr>
       <w:r>
+        <w:t>c)</w:t>
+        <w:tab/>
+        <w:t>Haya</w:t>
+      </w:r>
+    </w:p>
+    <w:p>
+      <w:pPr>
+        <w:pStyle w:val="Choice"/>
+      </w:pPr>
+      <w:r>
         <w:t>d)</w:t>
         <w:tab/>
-        <w:t>Haya</w:t>
+        <w:t>Roble</w:t>
       </w:r>
     </w:p>
     <w:p>
@@ -755,16 +755,6 @@
       <w:r>
         <w:t>b)</w:t>
         <w:tab/>
-        <w:t>Roble</w:t>
-      </w:r>
-    </w:p>
-    <w:p>
-      <w:pPr>
-        <w:pStyle w:val="Choice"/>
-      </w:pPr>
-      <w:r>
-        <w:t>c)</w:t>
-        <w:tab/>
         <w:t>Haya</w:t>
       </w:r>
     </w:p>
@@ -773,9 +763,19 @@
         <w:pStyle w:val="Choice"/>
       </w:pPr>
       <w:r>
+        <w:t>c)</w:t>
+        <w:tab/>
+        <w:t>Castaño</w:t>
+      </w:r>
+    </w:p>
+    <w:p>
+      <w:pPr>
+        <w:pStyle w:val="Choice"/>
+      </w:pPr>
+      <w:r>
         <w:t>d)</w:t>
         <w:tab/>
-        <w:t>Castaño</w:t>
+        <w:t>Roble</w:t>
       </w:r>
     </w:p>
     <w:p>
@@ -813,7 +813,7 @@
       <w:r>
         <w:t>c)</w:t>
         <w:tab/>
-        <w:t>No tienen dureza</w:t>
+        <w:t>La mayoría son blandas</w:t>
       </w:r>
     </w:p>
     <w:p>
@@ -823,7 +823,7 @@
       <w:r>
         <w:t>d)</w:t>
         <w:tab/>
-        <w:t>La mayoría son blandas</w:t>
+        <w:t>No tienen dureza</w:t>
       </w:r>
     </w:p>
     <w:p>
@@ -841,7 +841,7 @@
       <w:r>
         <w:t>a)</w:t>
         <w:tab/>
-        <w:t>Muy apreciado</w:t>
+        <w:t>Poco apreciado</w:t>
       </w:r>
     </w:p>
     <w:p>
@@ -861,7 +861,7 @@
       <w:r>
         <w:t>c)</w:t>
         <w:tab/>
-        <w:t>La madera no tiene veteado</w:t>
+        <w:t>Muy apreciado</w:t>
       </w:r>
     </w:p>
     <w:p>
@@ -871,7 +871,7 @@
       <w:r>
         <w:t>d)</w:t>
         <w:tab/>
-        <w:t>Poco apreciado</w:t>
+        <w:t>La madera no tiene veteado</w:t>
       </w:r>
     </w:p>
     <w:p>
@@ -889,7 +889,7 @@
       <w:r>
         <w:t>a)</w:t>
         <w:tab/>
-        <w:t>Un tablero de madera maziza</w:t>
+        <w:t>Un tablero artificial formado por láminas de madera encoladas</w:t>
       </w:r>
     </w:p>
     <w:p>
@@ -909,7 +909,7 @@
       <w:r>
         <w:t>c)</w:t>
         <w:tab/>
-        <w:t>Un tablero artificial formado por virutas y cola comprimidas</w:t>
+        <w:t>Un tablero de madera maciza</w:t>
       </w:r>
     </w:p>
     <w:p>
@@ -919,7 +919,7 @@
       <w:r>
         <w:t>d)</w:t>
         <w:tab/>
-        <w:t>Un tablero artificial formado por láminas de madera encoladas</w:t>
+        <w:t>Un tablero artificial formado por virutas y cola comprimidas</w:t>
       </w:r>
     </w:p>
     <w:p>
@@ -937,7 +937,7 @@
       <w:r>
         <w:t>a)</w:t>
         <w:tab/>
-        <w:t>Un tablero artificial formado por virutas y cola comprimidas</w:t>
+        <w:t>Un tablero artificial formado por fibras de madera y resina sintética</w:t>
       </w:r>
     </w:p>
     <w:p>
@@ -947,7 +947,7 @@
       <w:r>
         <w:t>b)</w:t>
         <w:tab/>
-        <w:t>Un tablero artificial formado por fibras de madera y resina sintética</w:t>
+        <w:t>Un tablero artificial formado por virutas y cola comprimidas</w:t>
       </w:r>
     </w:p>
     <w:p>
@@ -967,7 +967,7 @@
       <w:r>
         <w:t>d)</w:t>
         <w:tab/>
-        <w:t>Un tablero de madera maziza</w:t>
+        <w:t>Un tablero de madera maciza</w:t>
       </w:r>
     </w:p>
     <w:p>
@@ -985,6 +985,26 @@
       <w:r>
         <w:t>a)</w:t>
         <w:tab/>
+        <w:t>Un tablero artificial formado por láminas de madera encoladas</w:t>
+      </w:r>
+    </w:p>
+    <w:p>
+      <w:pPr>
+        <w:pStyle w:val="Choice"/>
+      </w:pPr>
+      <w:r>
+        <w:t>b)</w:t>
+        <w:tab/>
+        <w:t>Un tablero de madera maciza</w:t>
+      </w:r>
+    </w:p>
+    <w:p>
+      <w:pPr>
+        <w:pStyle w:val="Choice"/>
+      </w:pPr>
+      <w:r>
+        <w:t>c)</w:t>
+        <w:tab/>
         <w:t>Un tablero artificial formado por fibras de madera y resina sintética</w:t>
       </w:r>
     </w:p>
@@ -993,29 +1013,9 @@
         <w:pStyle w:val="Choice"/>
       </w:pPr>
       <w:r>
-        <w:t>b)</w:t>
-        <w:tab/>
-        <w:t>Un tablero de madera maziza</w:t>
-      </w:r>
-    </w:p>
-    <w:p>
-      <w:pPr>
-        <w:pStyle w:val="Choice"/>
-      </w:pPr>
-      <w:r>
-        <w:t>c)</w:t>
+        <w:t>d)</w:t>
         <w:tab/>
         <w:t>Un tablero artificial formado por virutas y cola comprimidas</w:t>
-      </w:r>
-    </w:p>
-    <w:p>
-      <w:pPr>
-        <w:pStyle w:val="Choice"/>
-      </w:pPr>
-      <w:r>
-        <w:t>d)</w:t>
-        <w:tab/>
-        <w:t>Un tablero artificial formado por láminas de madera encoladas</w:t>
       </w:r>
     </w:p>
     <w:p>
@@ -1034,6 +1034,16 @@
       <w:r>
         <w:t>a)</w:t>
         <w:tab/>
+        <w:t>Si, mejora la resistencia y aspecto del tablero artificial</w:t>
+      </w:r>
+    </w:p>
+    <w:p>
+      <w:pPr>
+        <w:pStyle w:val="Choice"/>
+      </w:pPr>
+      <w:r>
+        <w:t>b)</w:t>
+        <w:tab/>
         <w:t>No, los tableros artificiales solo se pintan</w:t>
       </w:r>
     </w:p>
@@ -1042,7 +1052,7 @@
         <w:pStyle w:val="Choice"/>
       </w:pPr>
       <w:r>
-        <w:t>b)</w:t>
+        <w:t>c)</w:t>
         <w:tab/>
         <w:t>No, los tableros artificiales no se pueden tapar</w:t>
       </w:r>
@@ -1052,23 +1062,13 @@
         <w:pStyle w:val="Choice"/>
       </w:pPr>
       <w:r>
-        <w:t>c)</w:t>
+        <w:t>d)</w:t>
         <w:tab/>
         <w:t>Si, aunque eso disminuye la resistencia del tablero</w:t>
       </w:r>
     </w:p>
     <w:p>
       <w:pPr>
-        <w:pStyle w:val="Choice"/>
-      </w:pPr>
-      <w:r>
-        <w:t>d)</w:t>
-        <w:tab/>
-        <w:t>Si, mejora la resistencia y aspecto del tablero artificial</w:t>
-      </w:r>
-    </w:p>
-    <w:p>
-      <w:pPr>
         <w:pStyle w:val="ListNumber"/>
       </w:pPr>
       <w:r>
@@ -1082,7 +1082,7 @@
       <w:r>
         <w:t>a)</w:t>
         <w:tab/>
-        <w:t>Marcar. Medir. Sujetar. Serrar</w:t>
+        <w:t>Medir. Marcar. Serrar. Sujetar</w:t>
       </w:r>
     </w:p>
     <w:p>
@@ -1102,7 +1102,7 @@
       <w:r>
         <w:t>c)</w:t>
         <w:tab/>
-        <w:t>Medir. Marcar. Serrar. Sujetar</w:t>
+        <w:t>Marcar. Medir. Sujetar. Serrar</w:t>
       </w:r>
     </w:p>
     <w:p>
@@ -1130,7 +1130,7 @@
       <w:r>
         <w:t>a)</w:t>
         <w:tab/>
-        <w:t>Corte</w:t>
+        <w:t>Separado</w:t>
       </w:r>
     </w:p>
     <w:p>
@@ -1139,6 +1139,16 @@
       </w:pPr>
       <w:r>
         <w:t>b)</w:t>
+        <w:tab/>
+        <w:t>Talado</w:t>
+      </w:r>
+    </w:p>
+    <w:p>
+      <w:pPr>
+        <w:pStyle w:val="Choice"/>
+      </w:pPr>
+      <w:r>
+        <w:t>c)</w:t>
         <w:tab/>
         <w:t>Aserrado</w:t>
       </w:r>
@@ -1148,19 +1158,9 @@
         <w:pStyle w:val="Choice"/>
       </w:pPr>
       <w:r>
-        <w:t>c)</w:t>
-        <w:tab/>
-        <w:t>Talado</w:t>
-      </w:r>
-    </w:p>
-    <w:p>
-      <w:pPr>
-        <w:pStyle w:val="Choice"/>
-      </w:pPr>
-      <w:r>
         <w:t>d)</w:t>
         <w:tab/>
-        <w:t>Separado</w:t>
+        <w:t>Corte</w:t>
       </w:r>
     </w:p>
     <w:p>
@@ -1178,7 +1178,7 @@
       <w:r>
         <w:t>a)</w:t>
         <w:tab/>
-        <w:t>Pulir</w:t>
+        <w:t>Alisar</w:t>
       </w:r>
     </w:p>
     <w:p>
@@ -1188,7 +1188,7 @@
       <w:r>
         <w:t>b)</w:t>
         <w:tab/>
-        <w:t>Alisar</w:t>
+        <w:t>Amolar</w:t>
       </w:r>
     </w:p>
     <w:p>
@@ -1208,7 +1208,7 @@
       <w:r>
         <w:t>d)</w:t>
         <w:tab/>
-        <w:t>Amolar</w:t>
+        <w:t>Pulir</w:t>
       </w:r>
     </w:p>
     <w:p>
@@ -1226,7 +1226,7 @@
       <w:r>
         <w:t>a)</w:t>
         <w:tab/>
-        <w:t>Lijar o pulir</w:t>
+        <w:t>Desbastar</w:t>
       </w:r>
     </w:p>
     <w:p>
@@ -1246,7 +1246,7 @@
       <w:r>
         <w:t>c)</w:t>
         <w:tab/>
-        <w:t>Amolar</w:t>
+        <w:t>Lijar o pulir</w:t>
       </w:r>
     </w:p>
     <w:p>
@@ -1256,7 +1256,7 @@
       <w:r>
         <w:t>d)</w:t>
         <w:tab/>
-        <w:t>Desbastar</w:t>
+        <w:t>Amolar</w:t>
       </w:r>
     </w:p>
     <w:p>
@@ -1274,7 +1274,7 @@
       <w:r>
         <w:t>a)</w:t>
         <w:tab/>
-        <w:t>Primero de numeración baja y luego de numeración alta</w:t>
+        <w:t>Primero de numeración alta y luego de numeración baja</w:t>
       </w:r>
     </w:p>
     <w:p>
@@ -1283,6 +1283,16 @@
       </w:pPr>
       <w:r>
         <w:t>b)</w:t>
+        <w:tab/>
+        <w:t>De numeración baja</w:t>
+      </w:r>
+    </w:p>
+    <w:p>
+      <w:pPr>
+        <w:pStyle w:val="Choice"/>
+      </w:pPr>
+      <w:r>
+        <w:t>c)</w:t>
         <w:tab/>
         <w:t>Directamente de numeración alta</w:t>
       </w:r>
@@ -1292,19 +1302,9 @@
         <w:pStyle w:val="Choice"/>
       </w:pPr>
       <w:r>
-        <w:t>c)</w:t>
-        <w:tab/>
-        <w:t>Primero de numeración alta y luego de numeración baja</w:t>
-      </w:r>
-    </w:p>
-    <w:p>
-      <w:pPr>
-        <w:pStyle w:val="Choice"/>
-      </w:pPr>
-      <w:r>
         <w:t>d)</w:t>
         <w:tab/>
-        <w:t>De numeración baja</w:t>
+        <w:t>Primero de numeración baja y luego de numeración alta</w:t>
       </w:r>
     </w:p>
     <w:p>
@@ -1322,6 +1322,16 @@
       <w:r>
         <w:t>a)</w:t>
         <w:tab/>
+        <w:t>Troquelar la madera</w:t>
+      </w:r>
+    </w:p>
+    <w:p>
+      <w:pPr>
+        <w:pStyle w:val="Choice"/>
+      </w:pPr>
+      <w:r>
+        <w:t>b)</w:t>
+        <w:tab/>
         <w:t>Clavar la madera</w:t>
       </w:r>
     </w:p>
@@ -1330,7 +1340,7 @@
         <w:pStyle w:val="Choice"/>
       </w:pPr>
       <w:r>
-        <w:t>b)</w:t>
+        <w:t>c)</w:t>
         <w:tab/>
         <w:t>Taladrar la madera</w:t>
       </w:r>
@@ -1340,19 +1350,9 @@
         <w:pStyle w:val="Choice"/>
       </w:pPr>
       <w:r>
-        <w:t>c)</w:t>
+        <w:t>d)</w:t>
         <w:tab/>
         <w:t>Agujerear la madera</w:t>
-      </w:r>
-    </w:p>
-    <w:p>
-      <w:pPr>
-        <w:pStyle w:val="Choice"/>
-      </w:pPr>
-      <w:r>
-        <w:t>d)</w:t>
-        <w:tab/>
-        <w:t>Troquelar la madera</w:t>
       </w:r>
     </w:p>
     <w:p>
@@ -1380,6 +1380,16 @@
       <w:r>
         <w:t>b)</w:t>
         <w:tab/>
+        <w:t>Ensambles</w:t>
+      </w:r>
+    </w:p>
+    <w:p>
+      <w:pPr>
+        <w:pStyle w:val="Choice"/>
+      </w:pPr>
+      <w:r>
+        <w:t>c)</w:t>
+        <w:tab/>
         <w:t>Tornillos</w:t>
       </w:r>
     </w:p>
@@ -1388,23 +1398,13 @@
         <w:pStyle w:val="Choice"/>
       </w:pPr>
       <w:r>
-        <w:t>c)</w:t>
+        <w:t>d)</w:t>
         <w:tab/>
         <w:t>Cola blanca</w:t>
       </w:r>
     </w:p>
     <w:p>
       <w:pPr>
-        <w:pStyle w:val="Choice"/>
-      </w:pPr>
-      <w:r>
-        <w:t>d)</w:t>
-        <w:tab/>
-        <w:t>Ensambles</w:t>
-      </w:r>
-    </w:p>
-    <w:p>
-      <w:pPr>
         <w:pStyle w:val="ListNumber"/>
       </w:pPr>
       <w:r>
@@ -1418,7 +1418,7 @@
       <w:r>
         <w:t>a)</w:t>
         <w:tab/>
-        <w:t>Tornillos</w:t>
+        <w:t>Cola blanca</w:t>
       </w:r>
     </w:p>
     <w:p>
@@ -1448,7 +1448,7 @@
       <w:r>
         <w:t>d)</w:t>
         <w:tab/>
-        <w:t>Cola blanca</w:t>
+        <w:t>Tornillos</w:t>
       </w:r>
     </w:p>
     <w:p>
@@ -1505,7 +1505,7 @@
       <w:r>
         <w:t>a)</w:t>
         <w:tab/>
-        <w:t>Punzón</w:t>
+        <w:t>Gubia</w:t>
       </w:r>
     </w:p>
     <w:p>
@@ -1525,7 +1525,7 @@
       <w:r>
         <w:t>c)</w:t>
         <w:tab/>
-        <w:t>Gubia</w:t>
+        <w:t>Formón</w:t>
       </w:r>
     </w:p>
     <w:p>
@@ -1535,7 +1535,7 @@
       <w:r>
         <w:t>d)</w:t>
         <w:tab/>
-        <w:t>Formón</w:t>
+        <w:t>Punzón</w:t>
       </w:r>
     </w:p>
     <w:p>
@@ -1592,6 +1592,16 @@
       <w:r>
         <w:t>a)</w:t>
         <w:tab/>
+        <w:t>Clavador</w:t>
+      </w:r>
+    </w:p>
+    <w:p>
+      <w:pPr>
+        <w:pStyle w:val="Choice"/>
+      </w:pPr>
+      <w:r>
+        <w:t>b)</w:t>
+        <w:tab/>
         <w:t>Martillador</w:t>
       </w:r>
     </w:p>
@@ -1600,9 +1610,9 @@
         <w:pStyle w:val="Choice"/>
       </w:pPr>
       <w:r>
-        <w:t>b)</w:t>
+        <w:t>c)</w:t>
         <w:tab/>
-        <w:t>Clavador</w:t>
+        <w:t>Amartillador</w:t>
       </w:r>
     </w:p>
     <w:p>
@@ -1610,19 +1620,9 @@
         <w:pStyle w:val="Choice"/>
       </w:pPr>
       <w:r>
-        <w:t>c)</w:t>
+        <w:t>d)</w:t>
         <w:tab/>
         <w:t>Martillo</w:t>
-      </w:r>
-    </w:p>
-    <w:p>
-      <w:pPr>
-        <w:pStyle w:val="Choice"/>
-      </w:pPr>
-      <w:r>
-        <w:t>d)</w:t>
-        <w:tab/>
-        <w:t>Amartillador</w:t>
       </w:r>
     </w:p>
     <w:sectPr>
